--- a/26年中集环科工作区/精益工作区/2026年精益方针.docx
+++ b/26年中集环科工作区/精益工作区/2026年精益方针.docx
@@ -9,14 +9,11 @@
       </w:pPr>
       <w:r>
         <w:rPr>
-          <w:rFonts w:ascii="微软雅黑" w:hAnsi="微软雅黑" w:eastAsia="微软雅黑"/>
           <w:b/>
           <w:color w:val="1F4E79"/>
           <w:sz w:val="56"/>
         </w:rPr>
-        <w:t>中集环科</w:t>
-        <w:br/>
-        <w:t>2026年精益方针</w:t>
+        <w:t>中集环科 2026年精益方针</w:t>
       </w:r>
     </w:p>
     <w:p/>
@@ -26,11 +23,10 @@
       </w:pPr>
       <w:r>
         <w:rPr>
-          <w:rFonts w:ascii="微软雅黑" w:hAnsi="微软雅黑" w:eastAsia="微软雅黑"/>
           <w:color w:val="C0392B"/>
-          <w:sz w:val="32"/>
+          <w:sz w:val="28"/>
         </w:rPr>
-        <w:t>建基线 - 打瓶颈 - 建机制 - 抓窗口</w:t>
+        <w:t>降本以生存，蓄能以等待 —— 从一个人开始破局</w:t>
       </w:r>
     </w:p>
     <w:p/>
@@ -40,10 +36,9 @@
       </w:pPr>
       <w:r>
         <w:rPr>
-          <w:rFonts w:ascii="微软雅黑" w:hAnsi="微软雅黑" w:eastAsia="微软雅黑"/>
           <w:sz w:val="18"/>
         </w:rPr>
-        <w:t>方针#17（精益创新）年度实施纲领 | 企管部 王瑞俊 | V1.0 | 2026-05-27</w:t>
+        <w:t>方针#17（精益创新）年度实施纲领 | 企管部 王瑞俊 | V5.0 | 2026-05-28</w:t>
       </w:r>
     </w:p>
     <w:p>
@@ -56,20 +51,112 @@
         <w:pStyle w:val="Heading1"/>
       </w:pPr>
       <w:r>
-        <w:rPr>
-          <w:rFonts w:ascii="微软雅黑" w:hAnsi="微软雅黑" w:eastAsia="微软雅黑"/>
-        </w:rPr>
-        <w:t>一、2026年精益方针总纲</w:t>
+        <w:t>一、方针总纲</w:t>
       </w:r>
     </w:p>
     <w:p>
       <w:r>
         <w:rPr>
-          <w:rFonts w:ascii="微软雅黑" w:hAnsi="微软雅黑" w:eastAsia="微软雅黑"/>
           <w:b w:val="0"/>
           <w:sz w:val="20"/>
         </w:rPr>
-        <w:t>基于PSP问题分析得出的核心判断——运营能力跟不上业务复杂性、市场竞争变化性——2026年精益工作聚焦四个关键突破：</w:t>
+        <w:t>本方针基于第一性原理推导：从不可改变的结构性事实出发，识别精益可以改变的能力变量，收敛为四项方针。</w:t>
+      </w:r>
+    </w:p>
+    <w:p>
+      <w:r>
+        <w:rPr>
+          <w:b w:val="0"/>
+          <w:sz w:val="20"/>
+        </w:rPr>
+      </w:r>
+    </w:p>
+    <w:p>
+      <w:r>
+        <w:rPr>
+          <w:b/>
+          <w:sz w:val="20"/>
+        </w:rPr>
+        <w:t>核心前提——五个结构性事实+一个人力资源约束：</w:t>
+      </w:r>
+    </w:p>
+    <w:p>
+      <w:r>
+        <w:rPr>
+          <w:b w:val="0"/>
+          <w:sz w:val="20"/>
+        </w:rPr>
+        <w:t>1. 行业产能严重过剩（12万产能vs2.85万产量，利用率24%），需求中枢结构性下移至~3万台/年</w:t>
+      </w:r>
+    </w:p>
+    <w:p>
+      <w:r>
+        <w:rPr>
+          <w:b w:val="0"/>
+          <w:sz w:val="20"/>
+        </w:rPr>
+        <w:t>2. 标罐是同质化价格战（Q1订单+204%但单价-27%，亏损1,581万），成本是唯一护城河</w:t>
+      </w:r>
+    </w:p>
+    <w:p>
+      <w:r>
+        <w:rPr>
+          <w:b w:val="0"/>
+          <w:sz w:val="20"/>
+        </w:rPr>
+        <w:t>3. 供应链议价权结构性弱势（太钢/南钢集中报价，阀件双寡头），采购空间在时机不在砍价</w:t>
+      </w:r>
+    </w:p>
+    <w:p>
+      <w:r>
+        <w:rPr>
+          <w:b w:val="0"/>
+          <w:sz w:val="20"/>
+        </w:rPr>
+        <w:t>4. 客户集中度下降，定制化加速，响应周期变短</w:t>
+      </w:r>
+    </w:p>
+    <w:p>
+      <w:r>
+        <w:rPr>
+          <w:b w:val="0"/>
+          <w:sz w:val="20"/>
+        </w:rPr>
+        <w:t>5. ETO环境下工艺无法对每个订单微观指挥——系统能力问题，不是人的问题</w:t>
+      </w:r>
+    </w:p>
+    <w:p>
+      <w:r>
+        <w:rPr>
+          <w:b w:val="0"/>
+          <w:sz w:val="20"/>
+        </w:rPr>
+        <w:t>6. 人力资源偏紧——大家被日常经营订单占满，不能靠增加任务来推动改善</w:t>
+      </w:r>
+    </w:p>
+    <w:p>
+      <w:r>
+        <w:rPr>
+          <w:b w:val="0"/>
+          <w:sz w:val="20"/>
+        </w:rPr>
+      </w:r>
+    </w:p>
+    <w:p>
+      <w:r>
+        <w:rPr>
+          <w:b/>
+          <w:sz w:val="20"/>
+        </w:rPr>
+        <w:t>2026-2027定位：能力建设期。真正的需求拐点在2028-2030年。精益目标不是让今年利润表好看，而是让公司在拐点来时已准备好。</w:t>
+      </w:r>
+    </w:p>
+    <w:p>
+      <w:pPr>
+        <w:pStyle w:val="Heading2"/>
+      </w:pPr>
+      <w:r>
+        <w:t>1.1 四项方针</w:t>
       </w:r>
     </w:p>
     <w:tbl>
@@ -91,14 +178,7 @@
             <w:tcW w:type="dxa" w:w="3309"/>
           </w:tcPr>
           <w:p>
-            <w:pPr>
-              <w:jc w:val="center"/>
-            </w:pPr>
-            <w:r>
-              <w:rPr>
-                <w:b/>
-                <w:sz w:val="18"/>
-              </w:rPr>
+            <w:r>
               <w:t>方针</w:t>
             </w:r>
           </w:p>
@@ -108,15 +188,8 @@
             <w:tcW w:type="dxa" w:w="3309"/>
           </w:tcPr>
           <w:p>
-            <w:pPr>
-              <w:jc w:val="center"/>
-            </w:pPr>
-            <w:r>
-              <w:rPr>
-                <w:b/>
-                <w:sz w:val="18"/>
-              </w:rPr>
-              <w:t>核心回答的问题</w:t>
+            <w:r>
+              <w:t>回答的问题</w:t>
             </w:r>
           </w:p>
         </w:tc>
@@ -125,32 +198,18 @@
             <w:tcW w:type="dxa" w:w="3309"/>
           </w:tcPr>
           <w:p>
-            <w:pPr>
-              <w:jc w:val="center"/>
-            </w:pPr>
-            <w:r>
-              <w:rPr>
-                <w:b/>
-                <w:sz w:val="18"/>
-              </w:rPr>
+            <w:r>
+              <w:t>为什么是现在</w:t>
+            </w:r>
+          </w:p>
+        </w:tc>
+        <w:tc>
+          <w:tcPr>
+            <w:tcW w:type="dxa" w:w="3309"/>
+          </w:tcPr>
+          <w:p>
+            <w:r>
               <w:t>2026年成功标志</w:t>
-            </w:r>
-          </w:p>
-        </w:tc>
-        <w:tc>
-          <w:tcPr>
-            <w:tcW w:type="dxa" w:w="3309"/>
-          </w:tcPr>
-          <w:p>
-            <w:pPr>
-              <w:jc w:val="center"/>
-            </w:pPr>
-            <w:r>
-              <w:rPr>
-                <w:b/>
-                <w:sz w:val="18"/>
-              </w:rPr>
-              <w:t>对应偏差</w:t>
             </w:r>
           </w:p>
         </w:tc>
@@ -162,12 +221,7 @@
           </w:tcPr>
           <w:p>
             <w:r>
-              <w:rPr>
-                <w:sz w:val="18"/>
-              </w:rPr>
-              <w:t>方针一：建基线</w:t>
-              <w:br/>
-              <w:t>无基线，不改善</w:t>
+              <w:t>建基线</w:t>
             </w:r>
           </w:p>
         </w:tc>
@@ -177,12 +231,7 @@
           </w:tcPr>
           <w:p>
             <w:r>
-              <w:rPr>
-                <w:sz w:val="18"/>
-              </w:rPr>
-              <w:t>我们现在的水平到底是多少？</w:t>
-              <w:br/>
-              <w:t>OEE？标准工时？OTD周期？人效基线？</w:t>
+              <w:t>我们现在到底什么水平？</w:t>
             </w:r>
           </w:p>
         </w:tc>
@@ -192,16 +241,7 @@
           </w:tcPr>
           <w:p>
             <w:r>
-              <w:rPr>
-                <w:sz w:val="18"/>
-              </w:rPr>
-              <w:t>(1) 核心设备OEE实时监控覆盖&gt;=80%</w:t>
-              <w:br/>
-              <w:t>(2) 瓶颈工序标准作业覆盖率&gt;=50%</w:t>
-              <w:br/>
-              <w:t>(3) OTD端到端周期首次可度量</w:t>
-              <w:br/>
-              <w:t>(4) 文干人效基线首次建立</w:t>
+              <w:t>没有OEE基线不知道效率损失在哪；没有OTD度量不知道交付卡在哪；没有原单位不知道浪费在哪</w:t>
             </w:r>
           </w:p>
         </w:tc>
@@ -211,12 +251,7 @@
           </w:tcPr>
           <w:p>
             <w:r>
-              <w:rPr>
-                <w:sz w:val="18"/>
-              </w:rPr>
-              <w:t>M3/N2/N6</w:t>
-              <w:br/>
-              <w:t>从0到1</w:t>
+              <w:t>核心设备OEE基线+瓶颈工序SW&gt;=50%+OTD首次可度量+材料/辅材/质量成本基线</w:t>
             </w:r>
           </w:p>
         </w:tc>
@@ -228,12 +263,7 @@
           </w:tcPr>
           <w:p>
             <w:r>
-              <w:rPr>
-                <w:sz w:val="18"/>
-              </w:rPr>
-              <w:t>方针二：打瓶颈</w:t>
-              <w:br/>
-              <w:t>聚焦关键少数</w:t>
+              <w:t>攻成本</w:t>
             </w:r>
           </w:p>
         </w:tc>
@@ -243,12 +273,7 @@
           </w:tcPr>
           <w:p>
             <w:r>
-              <w:rPr>
-                <w:sz w:val="18"/>
-              </w:rPr>
-              <w:t>卡住产能的东西到底是什么？</w:t>
-              <w:br/>
-              <w:t>标罐为什么亏损？OTD断在哪？</w:t>
+              <w:t>在价格战中靠什么比对手更便宜？</w:t>
             </w:r>
           </w:p>
         </w:tc>
@@ -258,16 +283,7 @@
           </w:tcPr>
           <w:p>
             <w:r>
-              <w:rPr>
-                <w:sz w:val="18"/>
-              </w:rPr>
-              <w:t>(1) 标罐VSM当前状态图+未来状态设计</w:t>
-              <w:br/>
-              <w:t>(2) TOP3瓶颈工序经Kaizen验证改善</w:t>
-              <w:br/>
-              <w:t>(3) 特罐流动改善（防波板/CVC）</w:t>
-              <w:br/>
-              <w:t>(4) 报价流程周期-30%</w:t>
+              <w:t>行业产能过剩-&gt;价格战是常态；标罐定价权在买方-&gt;只能拼成本；2028年前需求不会真回升-&gt;降本是生存前提</w:t>
             </w:r>
           </w:p>
         </w:tc>
@@ -277,12 +293,7 @@
           </w:tcPr>
           <w:p>
             <w:r>
-              <w:rPr>
-                <w:sz w:val="18"/>
-              </w:rPr>
-              <w:t>M1/M2/N2/N4</w:t>
-              <w:br/>
-              <w:t>瓶颈突破</w:t>
+              <w:t>材料利用率提升+标罐工时-5~10%+辅材/能耗原单位全覆盖+错漏装-20%，外观&gt;=90分</w:t>
             </w:r>
           </w:p>
         </w:tc>
@@ -294,12 +305,7 @@
           </w:tcPr>
           <w:p>
             <w:r>
-              <w:rPr>
-                <w:sz w:val="18"/>
-              </w:rPr>
-              <w:t>方针三：建机制</w:t>
-              <w:br/>
-              <w:t>让改善成为日常</w:t>
+              <w:t>提柔性</w:t>
             </w:r>
           </w:p>
         </w:tc>
@@ -309,12 +315,7 @@
           </w:tcPr>
           <w:p>
             <w:r>
-              <w:rPr>
-                <w:sz w:val="18"/>
-              </w:rPr>
-              <w:t>谁来推？怎么考核？怎么激励？</w:t>
-              <w:br/>
-              <w:t>怎么让一线主动改善？</w:t>
+              <w:t>客户越来越分散怎么应对？</w:t>
             </w:r>
           </w:p>
         </w:tc>
@@ -324,16 +325,7 @@
           </w:tcPr>
           <w:p>
             <w:r>
-              <w:rPr>
-                <w:sz w:val="18"/>
-              </w:rPr>
-              <w:t>(1) DBSO 7月挂牌运作</w:t>
-              <w:br/>
-              <w:t>(2) MOR月度运营回顾正式运行</w:t>
-              <w:br/>
-              <w:t>(3) 精益带级激励机制发布</w:t>
-              <w:br/>
-              <w:t>(4) 第一次Kaizen发表会</w:t>
+              <w:t>客户集中度下降+定制化增加；现场经验半封闭-&gt;应对能力受限；工艺无法微观指挥-&gt;需一线自主能力</w:t>
             </w:r>
           </w:p>
         </w:tc>
@@ -343,12 +335,7 @@
           </w:tcPr>
           <w:p>
             <w:r>
-              <w:rPr>
-                <w:sz w:val="18"/>
-              </w:rPr>
-              <w:t>M6/N3/N5/N7</w:t>
-              <w:br/>
-              <w:t>系统建设</w:t>
+              <w:t>换型时间基线-&gt;SMED(-30%)+碳罐/小件单元化试点+多能工&gt;=40%+报价周期-30%</w:t>
             </w:r>
           </w:p>
         </w:tc>
@@ -360,12 +347,7 @@
           </w:tcPr>
           <w:p>
             <w:r>
-              <w:rPr>
-                <w:sz w:val="18"/>
-              </w:rPr>
-              <w:t>方针四：抓窗口</w:t>
-              <w:br/>
-              <w:t>不错过ROI最高的行动</w:t>
+              <w:t>建机制</w:t>
             </w:r>
           </w:p>
         </w:tc>
@@ -375,12 +357,7 @@
           </w:tcPr>
           <w:p>
             <w:r>
-              <w:rPr>
-                <w:sz w:val="18"/>
-              </w:rPr>
-              <w:t>特罐搬迁施工图定稿前精益设计做了吗？</w:t>
-              <w:br/>
-              <w:t>阀件并购交割后精益整合做了吗？</w:t>
+              <w:t>怎么让改善不是一阵风？</w:t>
             </w:r>
           </w:p>
         </w:tc>
@@ -390,14 +367,7 @@
           </w:tcPr>
           <w:p>
             <w:r>
-              <w:rPr>
-                <w:sz w:val="18"/>
-              </w:rPr>
-              <w:t>(1) 特罐搬迁VSM未来图+3P分析完成</w:t>
-              <w:br/>
-              <w:t>(2) 阀件厂DBS成熟度评估完成</w:t>
-              <w:br/>
-              <w:t>(3) 并购后TOP3改善课题启动</w:t>
+              <w:t>无推进机构-&gt;各自为政；KPI有分解无月度对标；激励靠摊派-&gt;非自驱；缺TWI-&gt;知识无法传承</w:t>
             </w:r>
           </w:p>
         </w:tc>
@@ -407,12 +377,7 @@
           </w:tcPr>
           <w:p>
             <w:r>
-              <w:rPr>
-                <w:sz w:val="18"/>
-              </w:rPr>
-              <w:t>M4/MFG-06</w:t>
-              <w:br/>
-              <w:t>战略窗口</w:t>
+              <w:t>DBSO挂牌+MOR每月运行+激励机制发布+知识管理（视频SOP+TWI-JI）启动</w:t>
             </w:r>
           </w:p>
         </w:tc>
@@ -420,21 +385,109 @@
     </w:tbl>
     <w:p>
       <w:r>
-        <w:rPr>
-          <w:rFonts w:ascii="微软雅黑" w:hAnsi="微软雅黑" w:eastAsia="微软雅黑"/>
-          <w:b w:val="0"/>
-          <w:sz w:val="20"/>
-        </w:rPr>
+        <w:br w:type="page"/>
+      </w:r>
+    </w:p>
+    <w:p>
+      <w:pPr>
+        <w:pStyle w:val="Heading1"/>
+      </w:pPr>
+      <w:r>
+        <w:t>二、下个时代的竞争力重点</w:t>
       </w:r>
     </w:p>
     <w:p>
       <w:r>
         <w:rPr>
-          <w:rFonts w:ascii="微软雅黑" w:hAnsi="微软雅黑" w:eastAsia="微软雅黑"/>
-          <w:b/>
+          <w:b w:val="0"/>
           <w:sz w:val="20"/>
         </w:rPr>
-        <w:t>方针设计原则：聚焦关键少数——四项方针覆盖8个高优先级偏差，不面面俱到。每项方针有明确的2026年成功标志，年末可打分。</w:t>
+        <w:t>综合Obsidian行业研究17份文件、ITCO全球罐箱报告、2026年公开市场数据，提炼五个元趋势。</w:t>
+      </w:r>
+    </w:p>
+    <w:p>
+      <w:pPr>
+        <w:pStyle w:val="Heading2"/>
+      </w:pPr>
+      <w:r>
+        <w:t>2.1 从制造产能到智能资产</w:t>
+      </w:r>
+    </w:p>
+    <w:p>
+      <w:r>
+        <w:rPr>
+          <w:b w:val="0"/>
+          <w:sz w:val="20"/>
+        </w:rPr>
+        <w:t>全球罐箱保有量增速跌至1.93%（历史最低），但智能罐箱市场CAGR&gt;20%。客户不再只买铁箱子——他们买自带健康监测、可追溯、可预测维修的物流资产。中集应做Cummins模式（卖设备+OBD2开放接口），不做Geotab模式（车队管理SaaS）。制造端积累的质量数据=明天的数据资产。</w:t>
+      </w:r>
+    </w:p>
+    <w:p>
+      <w:pPr>
+        <w:pStyle w:val="Heading2"/>
+      </w:pPr>
+      <w:r>
+        <w:t>2.2 从标罐走量到特种罐走利润</w:t>
+      </w:r>
+    </w:p>
+    <w:p>
+      <w:r>
+        <w:rPr>
+          <w:b w:val="0"/>
+          <w:sz w:val="20"/>
+        </w:rPr>
+        <w:t>标罐价格战不可逆。电解液罐箱（锂电池产能+46%）、半导体PTFE内衬罐（国产替代37%-&gt;50%+）、食品级罐箱（GB 44917强制专用容器）是三个确定的结构性增量。提柔性方针不是锦上添花——柔性不够=不敢接特种罐订单=毛利永远锁死在5%。</w:t>
+      </w:r>
+    </w:p>
+    <w:p>
+      <w:pPr>
+        <w:pStyle w:val="Heading2"/>
+      </w:pPr>
+      <w:r>
+        <w:t>2.3 从一次性卖箱到全生命周期服务</w:t>
+      </w:r>
+    </w:p>
+    <w:p>
+      <w:r>
+        <w:rPr>
+          <w:b w:val="0"/>
+          <w:sz w:val="20"/>
+        </w:rPr>
+        <w:t>中集已成立中集赛维罐箱服务公司（2025.12）。后市场毛利率30-40%（vs标罐制造5-16%）。OTD可视化-&gt;交期可承诺。质量追溯-&gt;维修可预测。报价标准化-&gt;服务可定价。精益就是把这个体验工程化。</w:t>
+      </w:r>
+    </w:p>
+    <w:p>
+      <w:pPr>
+        <w:pStyle w:val="Heading2"/>
+      </w:pPr>
+      <w:r>
+        <w:t>2.4 从人工经验到AI增强制造</w:t>
+      </w:r>
+    </w:p>
+    <w:p>
+      <w:r>
+        <w:rPr>
+          <w:b w:val="0"/>
+          <w:sz w:val="20"/>
+        </w:rPr>
+        <w:t>焊接占制造工时40%、质量缺陷60%、返工成本50%。自适应焊接（视觉引导+AI参数推荐）2026-2028年成熟。老师傅的诀窍+AI=隐性知识规模化。今天做的每一个标准作业视频，都是明天的AI训练样本。</w:t>
+      </w:r>
+    </w:p>
+    <w:p>
+      <w:pPr>
+        <w:pStyle w:val="Heading2"/>
+      </w:pPr>
+      <w:r>
+        <w:t>2.5 法规驱动的新壁垒和新需求</w:t>
+      </w:r>
+    </w:p>
+    <w:p>
+      <w:r>
+        <w:rPr>
+          <w:b w:val="0"/>
+          <w:sz w:val="20"/>
+        </w:rPr>
+        <w:t>IMDG Code 42-24（2026.1强制）提升制造门槛。EU CBAM推高欧洲竞品成本。ESG/碳足迹是未来的出口准入条件。精益的能耗原单位管理+碳核算能力=合规竞争力。</w:t>
       </w:r>
     </w:p>
     <w:p>
@@ -447,542 +500,16 @@
         <w:pStyle w:val="Heading1"/>
       </w:pPr>
       <w:r>
-        <w:rPr>
-          <w:rFonts w:ascii="微软雅黑" w:hAnsi="微软雅黑" w:eastAsia="微软雅黑"/>
-        </w:rPr>
-        <w:t>二、与公司19方针的映射关系</w:t>
+        <w:t>三、价值链横向对标：逐链精益落地方向</w:t>
       </w:r>
     </w:p>
     <w:p>
       <w:r>
         <w:rPr>
-          <w:rFonts w:ascii="微软雅黑" w:hAnsi="微软雅黑" w:eastAsia="微软雅黑"/>
           <w:b w:val="0"/>
           <w:sz w:val="20"/>
         </w:rPr>
-        <w:t>本精益方针是方针#17（精益创新）的年度实施纲领，同时为多项方针注入精益方法论。</w:t>
-      </w:r>
-    </w:p>
-    <w:tbl>
-      <w:tblPr>
-        <w:tblStyle w:val="LightGrid-Accent1"/>
-        <w:tblW w:type="auto" w:w="0"/>
-        <w:jc w:val="center"/>
-        <w:tblLook w:firstColumn="1" w:firstRow="1" w:lastColumn="0" w:lastRow="0" w:noHBand="0" w:noVBand="1" w:val="04A0"/>
-      </w:tblPr>
-      <w:tblGrid>
-        <w:gridCol w:w="4413"/>
-        <w:gridCol w:w="4413"/>
-        <w:gridCol w:w="4413"/>
-      </w:tblGrid>
-      <w:tr>
-        <w:tc>
-          <w:tcPr>
-            <w:tcW w:type="dxa" w:w="4413"/>
-          </w:tcPr>
-          <w:p>
-            <w:pPr>
-              <w:jc w:val="center"/>
-            </w:pPr>
-            <w:r>
-              <w:rPr>
-                <w:b/>
-                <w:sz w:val="18"/>
-              </w:rPr>
-              <w:t>公司方针</w:t>
-            </w:r>
-          </w:p>
-        </w:tc>
-        <w:tc>
-          <w:tcPr>
-            <w:tcW w:type="dxa" w:w="4413"/>
-          </w:tcPr>
-          <w:p>
-            <w:pPr>
-              <w:jc w:val="center"/>
-            </w:pPr>
-            <w:r>
-              <w:rPr>
-                <w:b/>
-                <w:sz w:val="18"/>
-              </w:rPr>
-              <w:t>精益贡献</w:t>
-            </w:r>
-          </w:p>
-        </w:tc>
-        <w:tc>
-          <w:tcPr>
-            <w:tcW w:type="dxa" w:w="4413"/>
-          </w:tcPr>
-          <w:p>
-            <w:pPr>
-              <w:jc w:val="center"/>
-            </w:pPr>
-            <w:r>
-              <w:rPr>
-                <w:b/>
-                <w:sz w:val="18"/>
-              </w:rPr>
-              <w:t>对齐的课题</w:t>
-            </w:r>
-          </w:p>
-        </w:tc>
-      </w:tr>
-      <w:tr>
-        <w:tc>
-          <w:tcPr>
-            <w:tcW w:type="dxa" w:w="4413"/>
-          </w:tcPr>
-          <w:p>
-            <w:r>
-              <w:rPr>
-                <w:sz w:val="18"/>
-              </w:rPr>
-              <w:t>#1 罐箱核心客户</w:t>
-            </w:r>
-          </w:p>
-        </w:tc>
-        <w:tc>
-          <w:tcPr>
-            <w:tcW w:type="dxa" w:w="4413"/>
-          </w:tcPr>
-          <w:p>
-            <w:r>
-              <w:rPr>
-                <w:sz w:val="18"/>
-              </w:rPr>
-              <w:t>缩短交期-&gt;提升客户份额</w:t>
-              <w:br/>
-              <w:t>OTD可靠性-&gt;差异化竞争力</w:t>
-            </w:r>
-          </w:p>
-        </w:tc>
-        <w:tc>
-          <w:tcPr>
-            <w:tcW w:type="dxa" w:w="4413"/>
-          </w:tcPr>
-          <w:p>
-            <w:r>
-              <w:rPr>
-                <w:sz w:val="18"/>
-              </w:rPr>
-              <w:t>MFG-01 VSM全流分析</w:t>
-              <w:br/>
-              <w:t>STD-01 标罐效率</w:t>
-              <w:br/>
-              <w:t>TPI-01 OTD可视化</w:t>
-            </w:r>
-          </w:p>
-        </w:tc>
-      </w:tr>
-      <w:tr>
-        <w:tc>
-          <w:tcPr>
-            <w:tcW w:type="dxa" w:w="4413"/>
-          </w:tcPr>
-          <w:p>
-            <w:r>
-              <w:rPr>
-                <w:sz w:val="18"/>
-              </w:rPr>
-              <w:t>#9 降本增效</w:t>
-            </w:r>
-          </w:p>
-        </w:tc>
-        <w:tc>
-          <w:tcPr>
-            <w:tcW w:type="dxa" w:w="4413"/>
-          </w:tcPr>
-          <w:p>
-            <w:r>
-              <w:rPr>
-                <w:sz w:val="18"/>
-              </w:rPr>
-              <w:t>OEE提升+标准作业+辅材原单位</w:t>
-              <w:br/>
-              <w:t>人效可度量化-&gt;人效+10%有路径</w:t>
-            </w:r>
-          </w:p>
-        </w:tc>
-        <w:tc>
-          <w:tcPr>
-            <w:tcW w:type="dxa" w:w="4413"/>
-          </w:tcPr>
-          <w:p>
-            <w:r>
-              <w:rPr>
-                <w:sz w:val="18"/>
-              </w:rPr>
-              <w:t>MFG-02 OEE基线</w:t>
-              <w:br/>
-              <w:t>MFG-03 标准作业</w:t>
-              <w:br/>
-              <w:t>GAS-01 气体消耗</w:t>
-              <w:br/>
-              <w:t>TPI-06 间接人效</w:t>
-            </w:r>
-          </w:p>
-        </w:tc>
-      </w:tr>
-      <w:tr>
-        <w:tc>
-          <w:tcPr>
-            <w:tcW w:type="dxa" w:w="4413"/>
-          </w:tcPr>
-          <w:p>
-            <w:r>
-              <w:rPr>
-                <w:sz w:val="18"/>
-              </w:rPr>
-              <w:t>#11 产能建设</w:t>
-            </w:r>
-          </w:p>
-        </w:tc>
-        <w:tc>
-          <w:tcPr>
-            <w:tcW w:type="dxa" w:w="4413"/>
-          </w:tcPr>
-          <w:p>
-            <w:r>
-              <w:rPr>
-                <w:sz w:val="18"/>
-              </w:rPr>
-              <w:t>特罐搬迁精益设计</w:t>
-              <w:br/>
-              <w:t>避免锁定低效布局</w:t>
-            </w:r>
-          </w:p>
-        </w:tc>
-        <w:tc>
-          <w:tcPr>
-            <w:tcW w:type="dxa" w:w="4413"/>
-          </w:tcPr>
-          <w:p>
-            <w:r>
-              <w:rPr>
-                <w:sz w:val="18"/>
-              </w:rPr>
-              <w:t>MFG-05 搬迁精益设计（3P+VSM）</w:t>
-            </w:r>
-          </w:p>
-        </w:tc>
-      </w:tr>
-      <w:tr>
-        <w:tc>
-          <w:tcPr>
-            <w:tcW w:type="dxa" w:w="4413"/>
-          </w:tcPr>
-          <w:p>
-            <w:r>
-              <w:rPr>
-                <w:sz w:val="18"/>
-              </w:rPr>
-              <w:t>#12 工艺能力</w:t>
-            </w:r>
-          </w:p>
-        </w:tc>
-        <w:tc>
-          <w:tcPr>
-            <w:tcW w:type="dxa" w:w="4413"/>
-          </w:tcPr>
-          <w:p>
-            <w:r>
-              <w:rPr>
-                <w:sz w:val="18"/>
-              </w:rPr>
-              <w:t>工艺-生产协同机制</w:t>
-              <w:br/>
-              <w:t>ECN传导标准化</w:t>
-            </w:r>
-          </w:p>
-        </w:tc>
-        <w:tc>
-          <w:tcPr>
-            <w:tcW w:type="dxa" w:w="4413"/>
-          </w:tcPr>
-          <w:p>
-            <w:r>
-              <w:rPr>
-                <w:sz w:val="18"/>
-              </w:rPr>
-              <w:t>TPI-03 工艺-生产协同</w:t>
-            </w:r>
-          </w:p>
-        </w:tc>
-      </w:tr>
-      <w:tr>
-        <w:tc>
-          <w:tcPr>
-            <w:tcW w:type="dxa" w:w="4413"/>
-          </w:tcPr>
-          <w:p>
-            <w:r>
-              <w:rPr>
-                <w:sz w:val="18"/>
-              </w:rPr>
-              <w:t>#13 质量管理</w:t>
-            </w:r>
-          </w:p>
-        </w:tc>
-        <w:tc>
-          <w:tcPr>
-            <w:tcW w:type="dxa" w:w="4413"/>
-          </w:tcPr>
-          <w:p>
-            <w:r>
-              <w:rPr>
-                <w:sz w:val="18"/>
-              </w:rPr>
-              <w:t>防错+工序内品质保证</w:t>
-              <w:br/>
-              <w:t>良品条件-&gt;减少返工</w:t>
-            </w:r>
-          </w:p>
-        </w:tc>
-        <w:tc>
-          <w:tcPr>
-            <w:tcW w:type="dxa" w:w="4413"/>
-          </w:tcPr>
-          <w:p>
-            <w:r>
-              <w:rPr>
-                <w:sz w:val="18"/>
-              </w:rPr>
-              <w:t>MFG-04 防错专项</w:t>
-              <w:br/>
-              <w:t>STD-02 外观质量</w:t>
-            </w:r>
-          </w:p>
-        </w:tc>
-      </w:tr>
-      <w:tr>
-        <w:tc>
-          <w:tcPr>
-            <w:tcW w:type="dxa" w:w="4413"/>
-          </w:tcPr>
-          <w:p>
-            <w:r>
-              <w:rPr>
-                <w:sz w:val="18"/>
-              </w:rPr>
-              <w:t>#15 安全风险</w:t>
-            </w:r>
-          </w:p>
-        </w:tc>
-        <w:tc>
-          <w:tcPr>
-            <w:tcW w:type="dxa" w:w="4413"/>
-          </w:tcPr>
-          <w:p>
-            <w:r>
-              <w:rPr>
-                <w:sz w:val="18"/>
-              </w:rPr>
-              <w:t>5S基础-&gt;安全可视化</w:t>
-              <w:br/>
-              <w:t>双重预防机制</w:t>
-            </w:r>
-          </w:p>
-        </w:tc>
-        <w:tc>
-          <w:tcPr>
-            <w:tcW w:type="dxa" w:w="4413"/>
-          </w:tcPr>
-          <w:p>
-            <w:r>
-              <w:rPr>
-                <w:sz w:val="18"/>
-              </w:rPr>
-              <w:t>ONE 5S推进</w:t>
-            </w:r>
-          </w:p>
-        </w:tc>
-      </w:tr>
-      <w:tr>
-        <w:tc>
-          <w:tcPr>
-            <w:tcW w:type="dxa" w:w="4413"/>
-          </w:tcPr>
-          <w:p>
-            <w:r>
-              <w:rPr>
-                <w:sz w:val="18"/>
-              </w:rPr>
-              <w:t>#16 环保减碳</w:t>
-            </w:r>
-          </w:p>
-        </w:tc>
-        <w:tc>
-          <w:tcPr>
-            <w:tcW w:type="dxa" w:w="4413"/>
-          </w:tcPr>
-          <w:p>
-            <w:r>
-              <w:rPr>
-                <w:sz w:val="18"/>
-              </w:rPr>
-              <w:t>能耗原单位管理</w:t>
-              <w:br/>
-              <w:t>VOCs过程监控</w:t>
-            </w:r>
-          </w:p>
-        </w:tc>
-        <w:tc>
-          <w:tcPr>
-            <w:tcW w:type="dxa" w:w="4413"/>
-          </w:tcPr>
-          <w:p>
-            <w:r>
-              <w:rPr>
-                <w:sz w:val="18"/>
-              </w:rPr>
-              <w:t>M8 辅材/能耗原单位</w:t>
-            </w:r>
-          </w:p>
-        </w:tc>
-      </w:tr>
-      <w:tr>
-        <w:tc>
-          <w:tcPr>
-            <w:tcW w:type="dxa" w:w="4413"/>
-          </w:tcPr>
-          <w:p>
-            <w:r>
-              <w:rPr>
-                <w:sz w:val="18"/>
-              </w:rPr>
-              <w:t>#17 精益创新</w:t>
-            </w:r>
-          </w:p>
-        </w:tc>
-        <w:tc>
-          <w:tcPr>
-            <w:tcW w:type="dxa" w:w="4413"/>
-          </w:tcPr>
-          <w:p>
-            <w:r>
-              <w:rPr>
-                <w:sz w:val="18"/>
-              </w:rPr>
-              <w:t>本方针即为#17的年度实施纲领</w:t>
-            </w:r>
-          </w:p>
-        </w:tc>
-        <w:tc>
-          <w:tcPr>
-            <w:tcW w:type="dxa" w:w="4413"/>
-          </w:tcPr>
-          <w:p>
-            <w:r>
-              <w:rPr>
-                <w:sz w:val="18"/>
-              </w:rPr>
-              <w:t>全部课题</w:t>
-            </w:r>
-          </w:p>
-        </w:tc>
-      </w:tr>
-      <w:tr>
-        <w:tc>
-          <w:tcPr>
-            <w:tcW w:type="dxa" w:w="4413"/>
-          </w:tcPr>
-          <w:p>
-            <w:r>
-              <w:rPr>
-                <w:sz w:val="18"/>
-              </w:rPr>
-              <w:t>#18 智改数转</w:t>
-            </w:r>
-          </w:p>
-        </w:tc>
-        <w:tc>
-          <w:tcPr>
-            <w:tcW w:type="dxa" w:w="4413"/>
-          </w:tcPr>
-          <w:p>
-            <w:r>
-              <w:rPr>
-                <w:sz w:val="18"/>
-              </w:rPr>
-              <w:t>数字-精益对齐机制</w:t>
-              <w:br/>
-              <w:t>先改善再固化</w:t>
-            </w:r>
-          </w:p>
-        </w:tc>
-        <w:tc>
-          <w:tcPr>
-            <w:tcW w:type="dxa" w:w="4413"/>
-          </w:tcPr>
-          <w:p>
-            <w:r>
-              <w:rPr>
-                <w:sz w:val="18"/>
-              </w:rPr>
-              <w:t>TPI-07 数字-精益对齐</w:t>
-            </w:r>
-          </w:p>
-        </w:tc>
-      </w:tr>
-      <w:tr>
-        <w:tc>
-          <w:tcPr>
-            <w:tcW w:type="dxa" w:w="4413"/>
-          </w:tcPr>
-          <w:p>
-            <w:r>
-              <w:rPr>
-                <w:sz w:val="18"/>
-              </w:rPr>
-              <w:t>#8 创新业务并购</w:t>
-            </w:r>
-          </w:p>
-        </w:tc>
-        <w:tc>
-          <w:tcPr>
-            <w:tcW w:type="dxa" w:w="4413"/>
-          </w:tcPr>
-          <w:p>
-            <w:r>
-              <w:rPr>
-                <w:sz w:val="18"/>
-              </w:rPr>
-              <w:t>阀件并购精益整合</w:t>
-              <w:br/>
-              <w:t>DBS评估+改善</w:t>
-            </w:r>
-          </w:p>
-        </w:tc>
-        <w:tc>
-          <w:tcPr>
-            <w:tcW w:type="dxa" w:w="4413"/>
-          </w:tcPr>
-          <w:p>
-            <w:r>
-              <w:rPr>
-                <w:sz w:val="18"/>
-              </w:rPr>
-              <w:t>MFG-06 阀件整合</w:t>
-            </w:r>
-          </w:p>
-        </w:tc>
-      </w:tr>
-    </w:tbl>
-    <w:p>
-      <w:r>
-        <w:br w:type="page"/>
-      </w:r>
-    </w:p>
-    <w:p>
-      <w:pPr>
-        <w:pStyle w:val="Heading1"/>
-      </w:pPr>
-      <w:r>
-        <w:rPr>
-          <w:rFonts w:ascii="微软雅黑" w:hAnsi="微软雅黑" w:eastAsia="微软雅黑"/>
-        </w:rPr>
-        <w:t>三、改善举措全景</w:t>
+        <w:t>从报价赢单-&gt;设计研发-&gt;工艺装备-&gt;生产制造-&gt;质量成本-&gt;供应链-&gt;组织文化，七个链节。每链节标注前置条件（必须先做什么）和后置影响（做成了能解锁什么）。</w:t>
       </w:r>
     </w:p>
     <w:p>
@@ -990,1328 +517,7 @@
         <w:pStyle w:val="Heading2"/>
       </w:pPr>
       <w:r>
-        <w:rPr>
-          <w:rFonts w:ascii="微软雅黑" w:hAnsi="微软雅黑" w:eastAsia="微软雅黑"/>
-        </w:rPr>
-        <w:t>3.1 制造领域 —— 跨车间共性课题（DBSO统一组织）</w:t>
-      </w:r>
-    </w:p>
-    <w:tbl>
-      <w:tblPr>
-        <w:tblStyle w:val="LightGrid-Accent1"/>
-        <w:tblW w:type="auto" w:w="0"/>
-        <w:jc w:val="center"/>
-        <w:tblLook w:firstColumn="1" w:firstRow="1" w:lastColumn="0" w:lastRow="0" w:noHBand="0" w:noVBand="1" w:val="04A0"/>
-      </w:tblPr>
-      <w:tblGrid>
-        <w:gridCol w:w="2206"/>
-        <w:gridCol w:w="2206"/>
-        <w:gridCol w:w="2206"/>
-        <w:gridCol w:w="2206"/>
-        <w:gridCol w:w="2206"/>
-        <w:gridCol w:w="2206"/>
-      </w:tblGrid>
-      <w:tr>
-        <w:tc>
-          <w:tcPr>
-            <w:tcW w:type="dxa" w:w="2206"/>
-          </w:tcPr>
-          <w:p>
-            <w:pPr>
-              <w:jc w:val="center"/>
-            </w:pPr>
-            <w:r>
-              <w:rPr>
-                <w:b/>
-                <w:sz w:val="18"/>
-              </w:rPr>
-              <w:t>编号</w:t>
-            </w:r>
-          </w:p>
-        </w:tc>
-        <w:tc>
-          <w:tcPr>
-            <w:tcW w:type="dxa" w:w="2206"/>
-          </w:tcPr>
-          <w:p>
-            <w:pPr>
-              <w:jc w:val="center"/>
-            </w:pPr>
-            <w:r>
-              <w:rPr>
-                <w:b/>
-                <w:sz w:val="18"/>
-              </w:rPr>
-              <w:t>课题</w:t>
-            </w:r>
-          </w:p>
-        </w:tc>
-        <w:tc>
-          <w:tcPr>
-            <w:tcW w:type="dxa" w:w="2206"/>
-          </w:tcPr>
-          <w:p>
-            <w:pPr>
-              <w:jc w:val="center"/>
-            </w:pPr>
-            <w:r>
-              <w:rPr>
-                <w:b/>
-                <w:sz w:val="18"/>
-              </w:rPr>
-              <w:t>目标</w:t>
-            </w:r>
-          </w:p>
-        </w:tc>
-        <w:tc>
-          <w:tcPr>
-            <w:tcW w:type="dxa" w:w="2206"/>
-          </w:tcPr>
-          <w:p>
-            <w:pPr>
-              <w:jc w:val="center"/>
-            </w:pPr>
-            <w:r>
-              <w:rPr>
-                <w:b/>
-                <w:sz w:val="18"/>
-              </w:rPr>
-              <w:t>方法论</w:t>
-            </w:r>
-          </w:p>
-        </w:tc>
-        <w:tc>
-          <w:tcPr>
-            <w:tcW w:type="dxa" w:w="2206"/>
-          </w:tcPr>
-          <w:p>
-            <w:pPr>
-              <w:jc w:val="center"/>
-            </w:pPr>
-            <w:r>
-              <w:rPr>
-                <w:b/>
-                <w:sz w:val="18"/>
-              </w:rPr>
-              <w:t>时间</w:t>
-            </w:r>
-          </w:p>
-        </w:tc>
-        <w:tc>
-          <w:tcPr>
-            <w:tcW w:type="dxa" w:w="2206"/>
-          </w:tcPr>
-          <w:p>
-            <w:pPr>
-              <w:jc w:val="center"/>
-            </w:pPr>
-            <w:r>
-              <w:rPr>
-                <w:b/>
-                <w:sz w:val="18"/>
-              </w:rPr>
-              <w:t>关联方针</w:t>
-            </w:r>
-          </w:p>
-        </w:tc>
-      </w:tr>
-      <w:tr>
-        <w:tc>
-          <w:tcPr>
-            <w:tcW w:type="dxa" w:w="2206"/>
-          </w:tcPr>
-          <w:p>
-            <w:r>
-              <w:rPr>
-                <w:sz w:val="18"/>
-              </w:rPr>
-              <w:t>MFG-01</w:t>
-            </w:r>
-          </w:p>
-        </w:tc>
-        <w:tc>
-          <w:tcPr>
-            <w:tcW w:type="dxa" w:w="2206"/>
-          </w:tcPr>
-          <w:p>
-            <w:r>
-              <w:rPr>
-                <w:sz w:val="18"/>
-              </w:rPr>
-              <w:t>标罐VSM全流分析</w:t>
-            </w:r>
-          </w:p>
-        </w:tc>
-        <w:tc>
-          <w:tcPr>
-            <w:tcW w:type="dxa" w:w="2206"/>
-          </w:tcPr>
-          <w:p>
-            <w:r>
-              <w:rPr>
-                <w:sz w:val="18"/>
-              </w:rPr>
-              <w:t>当前状态图-&gt;TOP3瓶颈-&gt;未来设计</w:t>
-            </w:r>
-          </w:p>
-        </w:tc>
-        <w:tc>
-          <w:tcPr>
-            <w:tcW w:type="dxa" w:w="2206"/>
-          </w:tcPr>
-          <w:p>
-            <w:r>
-              <w:rPr>
-                <w:sz w:val="18"/>
-              </w:rPr>
-              <w:t>VSM+PSP+Kaizen</w:t>
-            </w:r>
-          </w:p>
-        </w:tc>
-        <w:tc>
-          <w:tcPr>
-            <w:tcW w:type="dxa" w:w="2206"/>
-          </w:tcPr>
-          <w:p>
-            <w:r>
-              <w:rPr>
-                <w:sz w:val="18"/>
-              </w:rPr>
-              <w:t>6月启动 7月交付</w:t>
-            </w:r>
-          </w:p>
-        </w:tc>
-        <w:tc>
-          <w:tcPr>
-            <w:tcW w:type="dxa" w:w="2206"/>
-          </w:tcPr>
-          <w:p>
-            <w:r>
-              <w:rPr>
-                <w:sz w:val="18"/>
-              </w:rPr>
-              <w:t>#1 #9</w:t>
-            </w:r>
-          </w:p>
-        </w:tc>
-      </w:tr>
-      <w:tr>
-        <w:tc>
-          <w:tcPr>
-            <w:tcW w:type="dxa" w:w="2206"/>
-          </w:tcPr>
-          <w:p>
-            <w:r>
-              <w:rPr>
-                <w:sz w:val="18"/>
-              </w:rPr>
-              <w:t>MFG-02</w:t>
-            </w:r>
-          </w:p>
-        </w:tc>
-        <w:tc>
-          <w:tcPr>
-            <w:tcW w:type="dxa" w:w="2206"/>
-          </w:tcPr>
-          <w:p>
-            <w:r>
-              <w:rPr>
-                <w:sz w:val="18"/>
-              </w:rPr>
-              <w:t>全公司OEE基线建立</w:t>
-            </w:r>
-          </w:p>
-        </w:tc>
-        <w:tc>
-          <w:tcPr>
-            <w:tcW w:type="dxa" w:w="2206"/>
-          </w:tcPr>
-          <w:p>
-            <w:r>
-              <w:rPr>
-                <w:sz w:val="18"/>
-              </w:rPr>
-              <w:t>核心设备OEE监控&gt;=80% 损失分类标准</w:t>
-            </w:r>
-          </w:p>
-        </w:tc>
-        <w:tc>
-          <w:tcPr>
-            <w:tcW w:type="dxa" w:w="2206"/>
-          </w:tcPr>
-          <w:p>
-            <w:r>
-              <w:rPr>
-                <w:sz w:val="18"/>
-              </w:rPr>
-              <w:t>TPM+IoT</w:t>
-            </w:r>
-          </w:p>
-        </w:tc>
-        <w:tc>
-          <w:tcPr>
-            <w:tcW w:type="dxa" w:w="2206"/>
-          </w:tcPr>
-          <w:p>
-            <w:r>
-              <w:rPr>
-                <w:sz w:val="18"/>
-              </w:rPr>
-              <w:t>6-9月</w:t>
-            </w:r>
-          </w:p>
-        </w:tc>
-        <w:tc>
-          <w:tcPr>
-            <w:tcW w:type="dxa" w:w="2206"/>
-          </w:tcPr>
-          <w:p>
-            <w:r>
-              <w:rPr>
-                <w:sz w:val="18"/>
-              </w:rPr>
-              <w:t>#9 #18</w:t>
-            </w:r>
-          </w:p>
-        </w:tc>
-      </w:tr>
-      <w:tr>
-        <w:tc>
-          <w:tcPr>
-            <w:tcW w:type="dxa" w:w="2206"/>
-          </w:tcPr>
-          <w:p>
-            <w:r>
-              <w:rPr>
-                <w:sz w:val="18"/>
-              </w:rPr>
-              <w:t>MFG-03</w:t>
-            </w:r>
-          </w:p>
-        </w:tc>
-        <w:tc>
-          <w:tcPr>
-            <w:tcW w:type="dxa" w:w="2206"/>
-          </w:tcPr>
-          <w:p>
-            <w:r>
-              <w:rPr>
-                <w:sz w:val="18"/>
-              </w:rPr>
-              <w:t>标准作业体系化</w:t>
-            </w:r>
-          </w:p>
-        </w:tc>
-        <w:tc>
-          <w:tcPr>
-            <w:tcW w:type="dxa" w:w="2206"/>
-          </w:tcPr>
-          <w:p>
-            <w:r>
-              <w:rPr>
-                <w:sz w:val="18"/>
-              </w:rPr>
-              <w:t>瓶颈工序SW&gt;=50% TWI-JI试点1个车间</w:t>
-            </w:r>
-          </w:p>
-        </w:tc>
-        <w:tc>
-          <w:tcPr>
-            <w:tcW w:type="dxa" w:w="2206"/>
-          </w:tcPr>
-          <w:p>
-            <w:r>
-              <w:rPr>
-                <w:sz w:val="18"/>
-              </w:rPr>
-              <w:t>SW+TWI+视频化</w:t>
-            </w:r>
-          </w:p>
-        </w:tc>
-        <w:tc>
-          <w:tcPr>
-            <w:tcW w:type="dxa" w:w="2206"/>
-          </w:tcPr>
-          <w:p>
-            <w:r>
-              <w:rPr>
-                <w:sz w:val="18"/>
-              </w:rPr>
-              <w:t>7-12月</w:t>
-            </w:r>
-          </w:p>
-        </w:tc>
-        <w:tc>
-          <w:tcPr>
-            <w:tcW w:type="dxa" w:w="2206"/>
-          </w:tcPr>
-          <w:p>
-            <w:r>
-              <w:rPr>
-                <w:sz w:val="18"/>
-              </w:rPr>
-              <w:t>#12 #17</w:t>
-            </w:r>
-          </w:p>
-        </w:tc>
-      </w:tr>
-      <w:tr>
-        <w:tc>
-          <w:tcPr>
-            <w:tcW w:type="dxa" w:w="2206"/>
-          </w:tcPr>
-          <w:p>
-            <w:r>
-              <w:rPr>
-                <w:sz w:val="18"/>
-              </w:rPr>
-              <w:t>MFG-04</w:t>
-            </w:r>
-          </w:p>
-        </w:tc>
-        <w:tc>
-          <w:tcPr>
-            <w:tcW w:type="dxa" w:w="2206"/>
-          </w:tcPr>
-          <w:p>
-            <w:r>
-              <w:rPr>
-                <w:sz w:val="18"/>
-              </w:rPr>
-              <w:t>防错（Poka-Yoke）专项</w:t>
-            </w:r>
-          </w:p>
-        </w:tc>
-        <w:tc>
-          <w:tcPr>
-            <w:tcW w:type="dxa" w:w="2206"/>
-          </w:tcPr>
-          <w:p>
-            <w:r>
-              <w:rPr>
-                <w:sz w:val="18"/>
-              </w:rPr>
-              <w:t>关键工序防错&gt;=30% 错漏装-20%</w:t>
-            </w:r>
-          </w:p>
-        </w:tc>
-        <w:tc>
-          <w:tcPr>
-            <w:tcW w:type="dxa" w:w="2206"/>
-          </w:tcPr>
-          <w:p>
-            <w:r>
-              <w:rPr>
-                <w:sz w:val="18"/>
-              </w:rPr>
-              <w:t>防错+PSP</w:t>
-            </w:r>
-          </w:p>
-        </w:tc>
-        <w:tc>
-          <w:tcPr>
-            <w:tcW w:type="dxa" w:w="2206"/>
-          </w:tcPr>
-          <w:p>
-            <w:r>
-              <w:rPr>
-                <w:sz w:val="18"/>
-              </w:rPr>
-              <w:t>7-9月</w:t>
-            </w:r>
-          </w:p>
-        </w:tc>
-        <w:tc>
-          <w:tcPr>
-            <w:tcW w:type="dxa" w:w="2206"/>
-          </w:tcPr>
-          <w:p>
-            <w:r>
-              <w:rPr>
-                <w:sz w:val="18"/>
-              </w:rPr>
-              <w:t>#13</w:t>
-            </w:r>
-          </w:p>
-        </w:tc>
-      </w:tr>
-      <w:tr>
-        <w:tc>
-          <w:tcPr>
-            <w:tcW w:type="dxa" w:w="2206"/>
-          </w:tcPr>
-          <w:p>
-            <w:r>
-              <w:rPr>
-                <w:sz w:val="18"/>
-              </w:rPr>
-              <w:t>MFG-05</w:t>
-            </w:r>
-          </w:p>
-        </w:tc>
-        <w:tc>
-          <w:tcPr>
-            <w:tcW w:type="dxa" w:w="2206"/>
-          </w:tcPr>
-          <w:p>
-            <w:r>
-              <w:rPr>
-                <w:sz w:val="18"/>
-              </w:rPr>
-              <w:t>特罐搬迁精益设计</w:t>
-            </w:r>
-          </w:p>
-        </w:tc>
-        <w:tc>
-          <w:tcPr>
-            <w:tcW w:type="dxa" w:w="2206"/>
-          </w:tcPr>
-          <w:p>
-            <w:r>
-              <w:rPr>
-                <w:sz w:val="18"/>
-              </w:rPr>
-              <w:t>VSM未来图验证布局 流动原则设计产线</w:t>
-            </w:r>
-          </w:p>
-        </w:tc>
-        <w:tc>
-          <w:tcPr>
-            <w:tcW w:type="dxa" w:w="2206"/>
-          </w:tcPr>
-          <w:p>
-            <w:r>
-              <w:rPr>
-                <w:sz w:val="18"/>
-              </w:rPr>
-              <w:t>3P+VSM+流动</w:t>
-            </w:r>
-          </w:p>
-        </w:tc>
-        <w:tc>
-          <w:tcPr>
-            <w:tcW w:type="dxa" w:w="2206"/>
-          </w:tcPr>
-          <w:p>
-            <w:r>
-              <w:rPr>
-                <w:sz w:val="18"/>
-              </w:rPr>
-              <w:t>即刻启动</w:t>
-            </w:r>
-          </w:p>
-        </w:tc>
-        <w:tc>
-          <w:tcPr>
-            <w:tcW w:type="dxa" w:w="2206"/>
-          </w:tcPr>
-          <w:p>
-            <w:r>
-              <w:rPr>
-                <w:sz w:val="18"/>
-              </w:rPr>
-              <w:t>#11</w:t>
-            </w:r>
-          </w:p>
-        </w:tc>
-      </w:tr>
-      <w:tr>
-        <w:tc>
-          <w:tcPr>
-            <w:tcW w:type="dxa" w:w="2206"/>
-          </w:tcPr>
-          <w:p>
-            <w:r>
-              <w:rPr>
-                <w:sz w:val="18"/>
-              </w:rPr>
-              <w:t>MFG-06</w:t>
-            </w:r>
-          </w:p>
-        </w:tc>
-        <w:tc>
-          <w:tcPr>
-            <w:tcW w:type="dxa" w:w="2206"/>
-          </w:tcPr>
-          <w:p>
-            <w:r>
-              <w:rPr>
-                <w:sz w:val="18"/>
-              </w:rPr>
-              <w:t>阀件并购精益整合</w:t>
-            </w:r>
-          </w:p>
-        </w:tc>
-        <w:tc>
-          <w:tcPr>
-            <w:tcW w:type="dxa" w:w="2206"/>
-          </w:tcPr>
-          <w:p>
-            <w:r>
-              <w:rPr>
-                <w:sz w:val="18"/>
-              </w:rPr>
-              <w:t>交割60天内VSM+DBS评估 TOP3课题启动</w:t>
-            </w:r>
-          </w:p>
-        </w:tc>
-        <w:tc>
-          <w:tcPr>
-            <w:tcW w:type="dxa" w:w="2206"/>
-          </w:tcPr>
-          <w:p>
-            <w:r>
-              <w:rPr>
-                <w:sz w:val="18"/>
-              </w:rPr>
-              <w:t>VSM+DBS+Kaizen</w:t>
-            </w:r>
-          </w:p>
-        </w:tc>
-        <w:tc>
-          <w:tcPr>
-            <w:tcW w:type="dxa" w:w="2206"/>
-          </w:tcPr>
-          <w:p>
-            <w:r>
-              <w:rPr>
-                <w:sz w:val="18"/>
-              </w:rPr>
-              <w:t>交割后启动</w:t>
-            </w:r>
-          </w:p>
-        </w:tc>
-        <w:tc>
-          <w:tcPr>
-            <w:tcW w:type="dxa" w:w="2206"/>
-          </w:tcPr>
-          <w:p>
-            <w:r>
-              <w:rPr>
-                <w:sz w:val="18"/>
-              </w:rPr>
-              <w:t>#8 #9</w:t>
-            </w:r>
-          </w:p>
-        </w:tc>
-      </w:tr>
-    </w:tbl>
-    <w:p>
-      <w:r>
-        <w:rPr>
-          <w:rFonts w:ascii="微软雅黑" w:hAnsi="微软雅黑" w:eastAsia="微软雅黑"/>
-          <w:b w:val="0"/>
-          <w:sz w:val="20"/>
-        </w:rPr>
-      </w:r>
-    </w:p>
-    <w:p>
-      <w:pPr>
-        <w:pStyle w:val="Heading2"/>
-      </w:pPr>
-      <w:r>
-        <w:rPr>
-          <w:rFonts w:ascii="微软雅黑" w:hAnsi="微软雅黑" w:eastAsia="微软雅黑"/>
-        </w:rPr>
-        <w:t>3.2 制造领域 —— 各车间专属课题</w:t>
-      </w:r>
-    </w:p>
-    <w:tbl>
-      <w:tblPr>
-        <w:tblStyle w:val="LightGrid-Accent1"/>
-        <w:tblW w:type="auto" w:w="0"/>
-        <w:jc w:val="center"/>
-        <w:tblLook w:firstColumn="1" w:firstRow="1" w:lastColumn="0" w:lastRow="0" w:noHBand="0" w:noVBand="1" w:val="04A0"/>
-      </w:tblPr>
-      <w:tblGrid>
-        <w:gridCol w:w="3309"/>
-        <w:gridCol w:w="3309"/>
-        <w:gridCol w:w="3309"/>
-        <w:gridCol w:w="3309"/>
-      </w:tblGrid>
-      <w:tr>
-        <w:tc>
-          <w:tcPr>
-            <w:tcW w:type="dxa" w:w="3309"/>
-          </w:tcPr>
-          <w:p>
-            <w:pPr>
-              <w:jc w:val="center"/>
-            </w:pPr>
-            <w:r>
-              <w:rPr>
-                <w:b/>
-                <w:sz w:val="18"/>
-              </w:rPr>
-              <w:t>车间</w:t>
-            </w:r>
-          </w:p>
-        </w:tc>
-        <w:tc>
-          <w:tcPr>
-            <w:tcW w:type="dxa" w:w="3309"/>
-          </w:tcPr>
-          <w:p>
-            <w:pPr>
-              <w:jc w:val="center"/>
-            </w:pPr>
-            <w:r>
-              <w:rPr>
-                <w:b/>
-                <w:sz w:val="18"/>
-              </w:rPr>
-              <w:t>编号</w:t>
-            </w:r>
-          </w:p>
-        </w:tc>
-        <w:tc>
-          <w:tcPr>
-            <w:tcW w:type="dxa" w:w="3309"/>
-          </w:tcPr>
-          <w:p>
-            <w:pPr>
-              <w:jc w:val="center"/>
-            </w:pPr>
-            <w:r>
-              <w:rPr>
-                <w:b/>
-                <w:sz w:val="18"/>
-              </w:rPr>
-              <w:t>课题</w:t>
-            </w:r>
-          </w:p>
-        </w:tc>
-        <w:tc>
-          <w:tcPr>
-            <w:tcW w:type="dxa" w:w="3309"/>
-          </w:tcPr>
-          <w:p>
-            <w:pPr>
-              <w:jc w:val="center"/>
-            </w:pPr>
-            <w:r>
-              <w:rPr>
-                <w:b/>
-                <w:sz w:val="18"/>
-              </w:rPr>
-              <w:t>关键目标</w:t>
-            </w:r>
-          </w:p>
-        </w:tc>
-      </w:tr>
-      <w:tr>
-        <w:tc>
-          <w:tcPr>
-            <w:tcW w:type="dxa" w:w="3309"/>
-          </w:tcPr>
-          <w:p>
-            <w:r>
-              <w:rPr>
-                <w:sz w:val="18"/>
-              </w:rPr>
-              <w:t>标罐</w:t>
-            </w:r>
-          </w:p>
-        </w:tc>
-        <w:tc>
-          <w:tcPr>
-            <w:tcW w:type="dxa" w:w="3309"/>
-          </w:tcPr>
-          <w:p>
-            <w:r>
-              <w:rPr>
-                <w:sz w:val="18"/>
-              </w:rPr>
-              <w:t>STD-01</w:t>
-            </w:r>
-          </w:p>
-        </w:tc>
-        <w:tc>
-          <w:tcPr>
-            <w:tcW w:type="dxa" w:w="3309"/>
-          </w:tcPr>
-          <w:p>
-            <w:r>
-              <w:rPr>
-                <w:sz w:val="18"/>
-              </w:rPr>
-              <w:t>自动焊/机器人产线效率突破</w:t>
-            </w:r>
-          </w:p>
-        </w:tc>
-        <w:tc>
-          <w:tcPr>
-            <w:tcW w:type="dxa" w:w="3309"/>
-          </w:tcPr>
-          <w:p>
-            <w:r>
-              <w:rPr>
-                <w:sz w:val="18"/>
-              </w:rPr>
-              <w:t>OEE&gt;=65%</w:t>
-            </w:r>
-          </w:p>
-        </w:tc>
-      </w:tr>
-      <w:tr>
-        <w:tc>
-          <w:tcPr>
-            <w:tcW w:type="dxa" w:w="3309"/>
-          </w:tcPr>
-          <w:p>
-            <w:r>
-              <w:rPr>
-                <w:sz w:val="18"/>
-              </w:rPr>
-              <w:t>标罐</w:t>
-            </w:r>
-          </w:p>
-        </w:tc>
-        <w:tc>
-          <w:tcPr>
-            <w:tcW w:type="dxa" w:w="3309"/>
-          </w:tcPr>
-          <w:p>
-            <w:r>
-              <w:rPr>
-                <w:sz w:val="18"/>
-              </w:rPr>
-              <w:t>STD-02</w:t>
-            </w:r>
-          </w:p>
-        </w:tc>
-        <w:tc>
-          <w:tcPr>
-            <w:tcW w:type="dxa" w:w="3309"/>
-          </w:tcPr>
-          <w:p>
-            <w:r>
-              <w:rPr>
-                <w:sz w:val="18"/>
-              </w:rPr>
-              <w:t>外观质量改善Kaizen</w:t>
-            </w:r>
-          </w:p>
-        </w:tc>
-        <w:tc>
-          <w:tcPr>
-            <w:tcW w:type="dxa" w:w="3309"/>
-          </w:tcPr>
-          <w:p>
-            <w:r>
-              <w:rPr>
-                <w:sz w:val="18"/>
-              </w:rPr>
-              <w:t>外观&gt;=90分</w:t>
-            </w:r>
-          </w:p>
-        </w:tc>
-      </w:tr>
-      <w:tr>
-        <w:tc>
-          <w:tcPr>
-            <w:tcW w:type="dxa" w:w="3309"/>
-          </w:tcPr>
-          <w:p>
-            <w:r>
-              <w:rPr>
-                <w:sz w:val="18"/>
-              </w:rPr>
-              <w:t>标罐</w:t>
-            </w:r>
-          </w:p>
-        </w:tc>
-        <w:tc>
-          <w:tcPr>
-            <w:tcW w:type="dxa" w:w="3309"/>
-          </w:tcPr>
-          <w:p>
-            <w:r>
-              <w:rPr>
-                <w:sz w:val="18"/>
-              </w:rPr>
-              <w:t>STD-03</w:t>
-            </w:r>
-          </w:p>
-        </w:tc>
-        <w:tc>
-          <w:tcPr>
-            <w:tcW w:type="dxa" w:w="3309"/>
-          </w:tcPr>
-          <w:p>
-            <w:r>
-              <w:rPr>
-                <w:sz w:val="18"/>
-              </w:rPr>
-              <w:t>SMED换型改善（涂装换色）</w:t>
-            </w:r>
-          </w:p>
-        </w:tc>
-        <w:tc>
-          <w:tcPr>
-            <w:tcW w:type="dxa" w:w="3309"/>
-          </w:tcPr>
-          <w:p>
-            <w:r>
-              <w:rPr>
-                <w:sz w:val="18"/>
-              </w:rPr>
-              <w:t>换型时间基线-&gt;-30%</w:t>
-            </w:r>
-          </w:p>
-        </w:tc>
-      </w:tr>
-      <w:tr>
-        <w:tc>
-          <w:tcPr>
-            <w:tcW w:type="dxa" w:w="3309"/>
-          </w:tcPr>
-          <w:p>
-            <w:r>
-              <w:rPr>
-                <w:sz w:val="18"/>
-              </w:rPr>
-              <w:t>特罐</w:t>
-            </w:r>
-          </w:p>
-        </w:tc>
-        <w:tc>
-          <w:tcPr>
-            <w:tcW w:type="dxa" w:w="3309"/>
-          </w:tcPr>
-          <w:p>
-            <w:r>
-              <w:rPr>
-                <w:sz w:val="18"/>
-              </w:rPr>
-              <w:t>SPC-01</w:t>
-            </w:r>
-          </w:p>
-        </w:tc>
-        <w:tc>
-          <w:tcPr>
-            <w:tcW w:type="dxa" w:w="3309"/>
-          </w:tcPr>
-          <w:p>
-            <w:r>
-              <w:rPr>
-                <w:sz w:val="18"/>
-              </w:rPr>
-              <w:t>防波板/CVC产线流动改善</w:t>
-            </w:r>
-          </w:p>
-        </w:tc>
-        <w:tc>
-          <w:tcPr>
-            <w:tcW w:type="dxa" w:w="3309"/>
-          </w:tcPr>
-          <w:p>
-            <w:r>
-              <w:rPr>
-                <w:sz w:val="18"/>
-              </w:rPr>
-              <w:t>主流品工时-10%</w:t>
-            </w:r>
-          </w:p>
-        </w:tc>
-      </w:tr>
-      <w:tr>
-        <w:tc>
-          <w:tcPr>
-            <w:tcW w:type="dxa" w:w="3309"/>
-          </w:tcPr>
-          <w:p>
-            <w:r>
-              <w:rPr>
-                <w:sz w:val="18"/>
-              </w:rPr>
-              <w:t>特罐</w:t>
-            </w:r>
-          </w:p>
-        </w:tc>
-        <w:tc>
-          <w:tcPr>
-            <w:tcW w:type="dxa" w:w="3309"/>
-          </w:tcPr>
-          <w:p>
-            <w:r>
-              <w:rPr>
-                <w:sz w:val="18"/>
-              </w:rPr>
-              <w:t>SPC-02</w:t>
-            </w:r>
-          </w:p>
-        </w:tc>
-        <w:tc>
-          <w:tcPr>
-            <w:tcW w:type="dxa" w:w="3309"/>
-          </w:tcPr>
-          <w:p>
-            <w:r>
-              <w:rPr>
-                <w:sz w:val="18"/>
-              </w:rPr>
-              <w:t>混气喷涂枪工艺标准化</w:t>
-            </w:r>
-          </w:p>
-        </w:tc>
-        <w:tc>
-          <w:tcPr>
-            <w:tcW w:type="dxa" w:w="3309"/>
-          </w:tcPr>
-          <w:p>
-            <w:r>
-              <w:rPr>
-                <w:sz w:val="18"/>
-              </w:rPr>
-              <w:t>油漆耗用-5%</w:t>
-            </w:r>
-          </w:p>
-        </w:tc>
-      </w:tr>
-      <w:tr>
-        <w:tc>
-          <w:tcPr>
-            <w:tcW w:type="dxa" w:w="3309"/>
-          </w:tcPr>
-          <w:p>
-            <w:r>
-              <w:rPr>
-                <w:sz w:val="18"/>
-              </w:rPr>
-              <w:t>碳罐</w:t>
-            </w:r>
-          </w:p>
-        </w:tc>
-        <w:tc>
-          <w:tcPr>
-            <w:tcW w:type="dxa" w:w="3309"/>
-          </w:tcPr>
-          <w:p>
-            <w:r>
-              <w:rPr>
-                <w:sz w:val="18"/>
-              </w:rPr>
-              <w:t>CRB-01</w:t>
-            </w:r>
-          </w:p>
-        </w:tc>
-        <w:tc>
-          <w:tcPr>
-            <w:tcW w:type="dxa" w:w="3309"/>
-          </w:tcPr>
-          <w:p>
-            <w:r>
-              <w:rPr>
-                <w:sz w:val="18"/>
-              </w:rPr>
-              <w:t>多能工培育体系</w:t>
-            </w:r>
-          </w:p>
-        </w:tc>
-        <w:tc>
-          <w:tcPr>
-            <w:tcW w:type="dxa" w:w="3309"/>
-          </w:tcPr>
-          <w:p>
-            <w:r>
-              <w:rPr>
-                <w:sz w:val="18"/>
-              </w:rPr>
-              <w:t>多能工&gt;=40%</w:t>
-            </w:r>
-          </w:p>
-        </w:tc>
-      </w:tr>
-      <w:tr>
-        <w:tc>
-          <w:tcPr>
-            <w:tcW w:type="dxa" w:w="3309"/>
-          </w:tcPr>
-          <w:p>
-            <w:r>
-              <w:rPr>
-                <w:sz w:val="18"/>
-              </w:rPr>
-              <w:t>碳罐</w:t>
-            </w:r>
-          </w:p>
-        </w:tc>
-        <w:tc>
-          <w:tcPr>
-            <w:tcW w:type="dxa" w:w="3309"/>
-          </w:tcPr>
-          <w:p>
-            <w:r>
-              <w:rPr>
-                <w:sz w:val="18"/>
-              </w:rPr>
-              <w:t>CRB-02</w:t>
-            </w:r>
-          </w:p>
-        </w:tc>
-        <w:tc>
-          <w:tcPr>
-            <w:tcW w:type="dxa" w:w="3309"/>
-          </w:tcPr>
-          <w:p>
-            <w:r>
-              <w:rPr>
-                <w:sz w:val="18"/>
-              </w:rPr>
-              <w:t>粉末涂装降本Kaizen</w:t>
-            </w:r>
-          </w:p>
-        </w:tc>
-        <w:tc>
-          <w:tcPr>
-            <w:tcW w:type="dxa" w:w="3309"/>
-          </w:tcPr>
-          <w:p>
-            <w:r>
-              <w:rPr>
-                <w:sz w:val="18"/>
-              </w:rPr>
-              <w:t>粉末-10%</w:t>
-            </w:r>
-          </w:p>
-        </w:tc>
-      </w:tr>
-      <w:tr>
-        <w:tc>
-          <w:tcPr>
-            <w:tcW w:type="dxa" w:w="3309"/>
-          </w:tcPr>
-          <w:p>
-            <w:r>
-              <w:rPr>
-                <w:sz w:val="18"/>
-              </w:rPr>
-              <w:t>碳罐</w:t>
-            </w:r>
-          </w:p>
-        </w:tc>
-        <w:tc>
-          <w:tcPr>
-            <w:tcW w:type="dxa" w:w="3309"/>
-          </w:tcPr>
-          <w:p>
-            <w:r>
-              <w:rPr>
-                <w:sz w:val="18"/>
-              </w:rPr>
-              <w:t>CRB-03</w:t>
-            </w:r>
-          </w:p>
-        </w:tc>
-        <w:tc>
-          <w:tcPr>
-            <w:tcW w:type="dxa" w:w="3309"/>
-          </w:tcPr>
-          <w:p>
-            <w:r>
-              <w:rPr>
-                <w:sz w:val="18"/>
-              </w:rPr>
-              <w:t>单元化生产试点</w:t>
-            </w:r>
-          </w:p>
-        </w:tc>
-        <w:tc>
-          <w:tcPr>
-            <w:tcW w:type="dxa" w:w="3309"/>
-          </w:tcPr>
-          <w:p>
-            <w:r>
-              <w:rPr>
-                <w:sz w:val="18"/>
-              </w:rPr>
-              <w:t>换线时间-30%</w:t>
-            </w:r>
-          </w:p>
-        </w:tc>
-      </w:tr>
-      <w:tr>
-        <w:tc>
-          <w:tcPr>
-            <w:tcW w:type="dxa" w:w="3309"/>
-          </w:tcPr>
-          <w:p>
-            <w:r>
-              <w:rPr>
-                <w:sz w:val="18"/>
-              </w:rPr>
-              <w:t>气体罐</w:t>
-            </w:r>
-          </w:p>
-        </w:tc>
-        <w:tc>
-          <w:tcPr>
-            <w:tcW w:type="dxa" w:w="3309"/>
-          </w:tcPr>
-          <w:p>
-            <w:r>
-              <w:rPr>
-                <w:sz w:val="18"/>
-              </w:rPr>
-              <w:t>GAS-01</w:t>
-            </w:r>
-          </w:p>
-        </w:tc>
-        <w:tc>
-          <w:tcPr>
-            <w:tcW w:type="dxa" w:w="3309"/>
-          </w:tcPr>
-          <w:p>
-            <w:r>
-              <w:rPr>
-                <w:sz w:val="18"/>
-              </w:rPr>
-              <w:t>焊接气体原单位管理</w:t>
-            </w:r>
-          </w:p>
-        </w:tc>
-        <w:tc>
-          <w:tcPr>
-            <w:tcW w:type="dxa" w:w="3309"/>
-          </w:tcPr>
-          <w:p>
-            <w:r>
-              <w:rPr>
-                <w:sz w:val="18"/>
-              </w:rPr>
-              <w:t>气体-10%</w:t>
-            </w:r>
-          </w:p>
-        </w:tc>
-      </w:tr>
-      <w:tr>
-        <w:tc>
-          <w:tcPr>
-            <w:tcW w:type="dxa" w:w="3309"/>
-          </w:tcPr>
-          <w:p>
-            <w:r>
-              <w:rPr>
-                <w:sz w:val="18"/>
-              </w:rPr>
-              <w:t>小件</w:t>
-            </w:r>
-          </w:p>
-        </w:tc>
-        <w:tc>
-          <w:tcPr>
-            <w:tcW w:type="dxa" w:w="3309"/>
-          </w:tcPr>
-          <w:p>
-            <w:r>
-              <w:rPr>
-                <w:sz w:val="18"/>
-              </w:rPr>
-              <w:t>PAR-01</w:t>
-            </w:r>
-          </w:p>
-        </w:tc>
-        <w:tc>
-          <w:tcPr>
-            <w:tcW w:type="dxa" w:w="3309"/>
-          </w:tcPr>
-          <w:p>
-            <w:r>
-              <w:rPr>
-                <w:sz w:val="18"/>
-              </w:rPr>
-              <w:t>小件制造整合+工装改善</w:t>
-            </w:r>
-          </w:p>
-        </w:tc>
-        <w:tc>
-          <w:tcPr>
-            <w:tcW w:type="dxa" w:w="3309"/>
-          </w:tcPr>
-          <w:p>
-            <w:r>
-              <w:rPr>
-                <w:sz w:val="18"/>
-              </w:rPr>
-              <w:t>10种以上部件整合</w:t>
-            </w:r>
-          </w:p>
-        </w:tc>
-      </w:tr>
-      <w:tr>
-        <w:tc>
-          <w:tcPr>
-            <w:tcW w:type="dxa" w:w="3309"/>
-          </w:tcPr>
-          <w:p>
-            <w:r>
-              <w:rPr>
-                <w:sz w:val="18"/>
-              </w:rPr>
-              <w:t>小件</w:t>
-            </w:r>
-          </w:p>
-        </w:tc>
-        <w:tc>
-          <w:tcPr>
-            <w:tcW w:type="dxa" w:w="3309"/>
-          </w:tcPr>
-          <w:p>
-            <w:r>
-              <w:rPr>
-                <w:sz w:val="18"/>
-              </w:rPr>
-              <w:t>PAR-02</w:t>
-            </w:r>
-          </w:p>
-        </w:tc>
-        <w:tc>
-          <w:tcPr>
-            <w:tcW w:type="dxa" w:w="3309"/>
-          </w:tcPr>
-          <w:p>
-            <w:r>
-              <w:rPr>
-                <w:sz w:val="18"/>
-              </w:rPr>
-              <w:t>小件流动制造试点</w:t>
-            </w:r>
-          </w:p>
-        </w:tc>
-        <w:tc>
-          <w:tcPr>
-            <w:tcW w:type="dxa" w:w="3309"/>
-          </w:tcPr>
-          <w:p>
-            <w:r>
-              <w:rPr>
-                <w:sz w:val="18"/>
-              </w:rPr>
-              <w:t>在制品-30%</w:t>
-            </w:r>
-          </w:p>
-        </w:tc>
-      </w:tr>
-    </w:tbl>
-    <w:p>
-      <w:r>
-        <w:rPr>
-          <w:rFonts w:ascii="微软雅黑" w:hAnsi="微软雅黑" w:eastAsia="微软雅黑"/>
-          <w:b w:val="0"/>
-          <w:sz w:val="20"/>
-        </w:rPr>
-      </w:r>
-    </w:p>
-    <w:p>
-      <w:pPr>
-        <w:pStyle w:val="Heading2"/>
-      </w:pPr>
-      <w:r>
-        <w:rPr>
-          <w:rFonts w:ascii="微软雅黑" w:hAnsi="微软雅黑" w:eastAsia="微软雅黑"/>
-        </w:rPr>
-        <w:t>3.3 非制造领域 —— TPI事务性流程改善</w:t>
+        <w:t>3.1 报价赢单</w:t>
       </w:r>
     </w:p>
     <w:tbl>
@@ -2334,15 +540,8 @@
             <w:tcW w:type="dxa" w:w="2648"/>
           </w:tcPr>
           <w:p>
-            <w:pPr>
-              <w:jc w:val="center"/>
-            </w:pPr>
-            <w:r>
-              <w:rPr>
-                <w:b/>
-                <w:sz w:val="18"/>
-              </w:rPr>
-              <w:t>编号</w:t>
+            <w:r>
+              <w:t>维度</w:t>
             </w:r>
           </w:p>
         </w:tc>
@@ -2351,15 +550,8 @@
             <w:tcW w:type="dxa" w:w="2648"/>
           </w:tcPr>
           <w:p>
-            <w:pPr>
-              <w:jc w:val="center"/>
-            </w:pPr>
-            <w:r>
-              <w:rPr>
-                <w:b/>
-                <w:sz w:val="18"/>
-              </w:rPr>
-              <w:t>课题</w:t>
+            <w:r>
+              <w:t>现状</w:t>
             </w:r>
           </w:p>
         </w:tc>
@@ -2368,15 +560,8 @@
             <w:tcW w:type="dxa" w:w="2648"/>
           </w:tcPr>
           <w:p>
-            <w:pPr>
-              <w:jc w:val="center"/>
-            </w:pPr>
-            <w:r>
-              <w:rPr>
-                <w:b/>
-                <w:sz w:val="18"/>
-              </w:rPr>
-              <w:t>目标</w:t>
+            <w:r>
+              <w:t>精益方向</w:t>
             </w:r>
           </w:p>
         </w:tc>
@@ -2385,15 +570,8 @@
             <w:tcW w:type="dxa" w:w="2648"/>
           </w:tcPr>
           <w:p>
-            <w:pPr>
-              <w:jc w:val="center"/>
-            </w:pPr>
-            <w:r>
-              <w:rPr>
-                <w:b/>
-                <w:sz w:val="18"/>
-              </w:rPr>
-              <w:t>方法论</w:t>
+            <w:r>
+              <w:t>前置</w:t>
             </w:r>
           </w:p>
         </w:tc>
@@ -2402,15 +580,8 @@
             <w:tcW w:type="dxa" w:w="2648"/>
           </w:tcPr>
           <w:p>
-            <w:pPr>
-              <w:jc w:val="center"/>
-            </w:pPr>
-            <w:r>
-              <w:rPr>
-                <w:b/>
-                <w:sz w:val="18"/>
-              </w:rPr>
-              <w:t>牵头部门</w:t>
+            <w:r>
+              <w:t>后置</w:t>
             </w:r>
           </w:p>
         </w:tc>
@@ -2422,10 +593,7 @@
           </w:tcPr>
           <w:p>
             <w:r>
-              <w:rPr>
-                <w:sz w:val="18"/>
-              </w:rPr>
-              <w:t>TPI-01</w:t>
+              <w:t>报价模式</w:t>
             </w:r>
           </w:p>
         </w:tc>
@@ -2435,10 +603,7 @@
           </w:tcPr>
           <w:p>
             <w:r>
-              <w:rPr>
-                <w:sz w:val="18"/>
-              </w:rPr>
-              <w:t>OTD全流程可视化</w:t>
+              <w:t>多方串联无SOP</w:t>
             </w:r>
           </w:p>
         </w:tc>
@@ -2448,10 +613,7 @@
           </w:tcPr>
           <w:p>
             <w:r>
-              <w:rPr>
-                <w:sz w:val="18"/>
-              </w:rPr>
-              <w:t>端到端周期可度量 识别TOP3断点</w:t>
+              <w:t>TPI-02：标准化报价SOP+LLM辅助</w:t>
             </w:r>
           </w:p>
         </w:tc>
@@ -2461,10 +623,7 @@
           </w:tcPr>
           <w:p>
             <w:r>
-              <w:rPr>
-                <w:sz w:val="18"/>
-              </w:rPr>
-              <w:t>跨职能VSM+TPI</w:t>
+              <w:t>OTD可度量（TPI-01先VSM）</w:t>
             </w:r>
           </w:p>
         </w:tc>
@@ -2474,10 +633,7 @@
           </w:tcPr>
           <w:p>
             <w:r>
-              <w:rPr>
-                <w:sz w:val="18"/>
-              </w:rPr>
-              <w:t>营销+生产+采购</w:t>
+              <w:t>报价准确-&gt;客户信任</w:t>
             </w:r>
           </w:p>
         </w:tc>
@@ -2489,10 +645,7 @@
           </w:tcPr>
           <w:p>
             <w:r>
-              <w:rPr>
-                <w:sz w:val="18"/>
-              </w:rPr>
-              <w:t>TPI-02</w:t>
+              <w:t>数据</w:t>
             </w:r>
           </w:p>
         </w:tc>
@@ -2502,10 +655,7 @@
           </w:tcPr>
           <w:p>
             <w:r>
-              <w:rPr>
-                <w:sz w:val="18"/>
-              </w:rPr>
-              <w:t>报价流程改善</w:t>
+              <w:t>丢单原因无分析</w:t>
             </w:r>
           </w:p>
         </w:tc>
@@ -2515,10 +665,7 @@
           </w:tcPr>
           <w:p>
             <w:r>
-              <w:rPr>
-                <w:sz w:val="18"/>
-              </w:rPr>
-              <w:t>周期-30% 准确率&gt;95%</w:t>
+              <w:t>丢单原因Pareto-&gt;改善输入</w:t>
             </w:r>
           </w:p>
         </w:tc>
@@ -2528,10 +675,7 @@
           </w:tcPr>
           <w:p>
             <w:r>
-              <w:rPr>
-                <w:sz w:val="18"/>
-              </w:rPr>
-              <w:t>TPI+标准作业</w:t>
+              <w:t>积累3个月数据</w:t>
             </w:r>
           </w:p>
         </w:tc>
@@ -2541,10 +685,82 @@
           </w:tcPr>
           <w:p>
             <w:r>
-              <w:rPr>
-                <w:sz w:val="18"/>
-              </w:rPr>
-              <w:t>营销+技术</w:t>
+              <w:t>知道为什么丢单</w:t>
+            </w:r>
+          </w:p>
+        </w:tc>
+      </w:tr>
+    </w:tbl>
+    <w:p>
+      <w:pPr>
+        <w:pStyle w:val="Heading2"/>
+      </w:pPr>
+      <w:r>
+        <w:t>3.2 设计研发</w:t>
+      </w:r>
+    </w:p>
+    <w:tbl>
+      <w:tblPr>
+        <w:tblStyle w:val="LightGrid-Accent1"/>
+        <w:tblW w:type="auto" w:w="0"/>
+        <w:jc w:val="center"/>
+        <w:tblLook w:firstColumn="1" w:firstRow="1" w:lastColumn="0" w:lastRow="0" w:noHBand="0" w:noVBand="1" w:val="04A0"/>
+      </w:tblPr>
+      <w:tblGrid>
+        <w:gridCol w:w="2648"/>
+        <w:gridCol w:w="2648"/>
+        <w:gridCol w:w="2648"/>
+        <w:gridCol w:w="2648"/>
+        <w:gridCol w:w="2648"/>
+      </w:tblGrid>
+      <w:tr>
+        <w:tc>
+          <w:tcPr>
+            <w:tcW w:type="dxa" w:w="2648"/>
+          </w:tcPr>
+          <w:p>
+            <w:r>
+              <w:t>维度</w:t>
+            </w:r>
+          </w:p>
+        </w:tc>
+        <w:tc>
+          <w:tcPr>
+            <w:tcW w:type="dxa" w:w="2648"/>
+          </w:tcPr>
+          <w:p>
+            <w:r>
+              <w:t>现状</w:t>
+            </w:r>
+          </w:p>
+        </w:tc>
+        <w:tc>
+          <w:tcPr>
+            <w:tcW w:type="dxa" w:w="2648"/>
+          </w:tcPr>
+          <w:p>
+            <w:r>
+              <w:t>精益方向</w:t>
+            </w:r>
+          </w:p>
+        </w:tc>
+        <w:tc>
+          <w:tcPr>
+            <w:tcW w:type="dxa" w:w="2648"/>
+          </w:tcPr>
+          <w:p>
+            <w:r>
+              <w:t>前置</w:t>
+            </w:r>
+          </w:p>
+        </w:tc>
+        <w:tc>
+          <w:tcPr>
+            <w:tcW w:type="dxa" w:w="2648"/>
+          </w:tcPr>
+          <w:p>
+            <w:r>
+              <w:t>后置</w:t>
             </w:r>
           </w:p>
         </w:tc>
@@ -2556,10 +772,7 @@
           </w:tcPr>
           <w:p>
             <w:r>
-              <w:rPr>
-                <w:sz w:val="18"/>
-              </w:rPr>
-              <w:t>TPI-03</w:t>
+              <w:t>模块化</w:t>
             </w:r>
           </w:p>
         </w:tc>
@@ -2569,10 +782,7 @@
           </w:tcPr>
           <w:p>
             <w:r>
-              <w:rPr>
-                <w:sz w:val="18"/>
-              </w:rPr>
-              <w:t>工艺-生产协同机制</w:t>
+              <w:t>特罐0%</w:t>
             </w:r>
           </w:p>
         </w:tc>
@@ -2582,10 +792,7 @@
           </w:tcPr>
           <w:p>
             <w:r>
-              <w:rPr>
-                <w:sz w:val="18"/>
-              </w:rPr>
-              <w:t>ECN传导标准化 变更落地周期-50%</w:t>
+              <w:t>模块库+标准化接口，覆盖率20%-&gt;60%</w:t>
             </w:r>
           </w:p>
         </w:tc>
@@ -2595,10 +802,7 @@
           </w:tcPr>
           <w:p>
             <w:r>
-              <w:rPr>
-                <w:sz w:val="18"/>
-              </w:rPr>
-              <w:t>跨职能VSM+TPI</w:t>
+              <w:t>先完成2-3品类VSM</w:t>
             </w:r>
           </w:p>
         </w:tc>
@@ -2608,10 +812,7 @@
           </w:tcPr>
           <w:p>
             <w:r>
-              <w:rPr>
-                <w:sz w:val="18"/>
-              </w:rPr>
-              <w:t>技术+生产</w:t>
+              <w:t>设计工时减半-&gt;交期缩短</w:t>
             </w:r>
           </w:p>
         </w:tc>
@@ -2623,10 +824,7 @@
           </w:tcPr>
           <w:p>
             <w:r>
-              <w:rPr>
-                <w:sz w:val="18"/>
-              </w:rPr>
-              <w:t>TPI-04</w:t>
+              <w:t>工具</w:t>
             </w:r>
           </w:p>
         </w:tc>
@@ -2636,10 +834,7 @@
           </w:tcPr>
           <w:p>
             <w:r>
-              <w:rPr>
-                <w:sz w:val="18"/>
-              </w:rPr>
-              <w:t>采购订单处理改善</w:t>
+              <w:t>二维图纸为主</w:t>
             </w:r>
           </w:p>
         </w:tc>
@@ -2649,10 +844,7 @@
           </w:tcPr>
           <w:p>
             <w:r>
-              <w:rPr>
-                <w:sz w:val="18"/>
-              </w:rPr>
-              <w:t>申请-&gt;到货周期-20%</w:t>
+              <w:t>结构化工艺平台（方针#18）</w:t>
             </w:r>
           </w:p>
         </w:tc>
@@ -2662,10 +854,7 @@
           </w:tcPr>
           <w:p>
             <w:r>
-              <w:rPr>
-                <w:sz w:val="18"/>
-              </w:rPr>
-              <w:t>TPI+供应商Kaizen</w:t>
+              <w:t>TPI-03先行</w:t>
             </w:r>
           </w:p>
         </w:tc>
@@ -2675,10 +864,82 @@
           </w:tcPr>
           <w:p>
             <w:r>
-              <w:rPr>
-                <w:sz w:val="18"/>
-              </w:rPr>
-              <w:t>采购部</w:t>
+              <w:t>三维模型-&gt;减少试错</w:t>
+            </w:r>
+          </w:p>
+        </w:tc>
+      </w:tr>
+    </w:tbl>
+    <w:p>
+      <w:pPr>
+        <w:pStyle w:val="Heading2"/>
+      </w:pPr>
+      <w:r>
+        <w:t>3.3 工艺装备</w:t>
+      </w:r>
+    </w:p>
+    <w:tbl>
+      <w:tblPr>
+        <w:tblStyle w:val="LightGrid-Accent1"/>
+        <w:tblW w:type="auto" w:w="0"/>
+        <w:jc w:val="center"/>
+        <w:tblLook w:firstColumn="1" w:firstRow="1" w:lastColumn="0" w:lastRow="0" w:noHBand="0" w:noVBand="1" w:val="04A0"/>
+      </w:tblPr>
+      <w:tblGrid>
+        <w:gridCol w:w="2648"/>
+        <w:gridCol w:w="2648"/>
+        <w:gridCol w:w="2648"/>
+        <w:gridCol w:w="2648"/>
+        <w:gridCol w:w="2648"/>
+      </w:tblGrid>
+      <w:tr>
+        <w:tc>
+          <w:tcPr>
+            <w:tcW w:type="dxa" w:w="2648"/>
+          </w:tcPr>
+          <w:p>
+            <w:r>
+              <w:t>维度</w:t>
+            </w:r>
+          </w:p>
+        </w:tc>
+        <w:tc>
+          <w:tcPr>
+            <w:tcW w:type="dxa" w:w="2648"/>
+          </w:tcPr>
+          <w:p>
+            <w:r>
+              <w:t>现状</w:t>
+            </w:r>
+          </w:p>
+        </w:tc>
+        <w:tc>
+          <w:tcPr>
+            <w:tcW w:type="dxa" w:w="2648"/>
+          </w:tcPr>
+          <w:p>
+            <w:r>
+              <w:t>精益方向</w:t>
+            </w:r>
+          </w:p>
+        </w:tc>
+        <w:tc>
+          <w:tcPr>
+            <w:tcW w:type="dxa" w:w="2648"/>
+          </w:tcPr>
+          <w:p>
+            <w:r>
+              <w:t>前置</w:t>
+            </w:r>
+          </w:p>
+        </w:tc>
+        <w:tc>
+          <w:tcPr>
+            <w:tcW w:type="dxa" w:w="2648"/>
+          </w:tcPr>
+          <w:p>
+            <w:r>
+              <w:t>后置</w:t>
             </w:r>
           </w:p>
         </w:tc>
@@ -2690,10 +951,7 @@
           </w:tcPr>
           <w:p>
             <w:r>
-              <w:rPr>
-                <w:sz w:val="18"/>
-              </w:rPr>
-              <w:t>TPI-05</w:t>
+              <w:t>焊接自动化</w:t>
             </w:r>
           </w:p>
         </w:tc>
@@ -2703,10 +961,7 @@
           </w:tcPr>
           <w:p>
             <w:r>
-              <w:rPr>
-                <w:sz w:val="18"/>
-              </w:rPr>
-              <w:t>财务月结加速</w:t>
+              <w:t>10-30%</w:t>
             </w:r>
           </w:p>
         </w:tc>
@@ -2716,10 +971,7 @@
           </w:tcPr>
           <w:p>
             <w:r>
-              <w:rPr>
-                <w:sz w:val="18"/>
-              </w:rPr>
-              <w:t>月结&lt;=D+5工作日</w:t>
+              <w:t>瓶颈焊缝自动化&gt;=50%+预留AI接口</w:t>
             </w:r>
           </w:p>
         </w:tc>
@@ -2729,10 +981,7 @@
           </w:tcPr>
           <w:p>
             <w:r>
-              <w:rPr>
-                <w:sz w:val="18"/>
-              </w:rPr>
-              <w:t>TPI+标准作业</w:t>
+              <w:t>MFG-05搬迁精益设计</w:t>
             </w:r>
           </w:p>
         </w:tc>
@@ -2742,10 +991,7 @@
           </w:tcPr>
           <w:p>
             <w:r>
-              <w:rPr>
-                <w:sz w:val="18"/>
-              </w:rPr>
-              <w:t>财务部</w:t>
+              <w:t>工时-30%+返工-50%</w:t>
             </w:r>
           </w:p>
         </w:tc>
@@ -2757,10 +1003,7 @@
           </w:tcPr>
           <w:p>
             <w:r>
-              <w:rPr>
-                <w:sz w:val="18"/>
-              </w:rPr>
-              <w:t>TPI-06</w:t>
+              <w:t>工艺-生产协同</w:t>
             </w:r>
           </w:p>
         </w:tc>
@@ -2770,10 +1013,7 @@
           </w:tcPr>
           <w:p>
             <w:r>
-              <w:rPr>
-                <w:sz w:val="18"/>
-              </w:rPr>
-              <w:t>间接人效度量体系</w:t>
+              <w:t>EBOM-&gt;PBOM断裂</w:t>
             </w:r>
           </w:p>
         </w:tc>
@@ -2783,10 +1023,7 @@
           </w:tcPr>
           <w:p>
             <w:r>
-              <w:rPr>
-                <w:sz w:val="18"/>
-              </w:rPr>
-              <w:t>事务标准作业基线建立</w:t>
+              <w:t>TPI-03：ECN标准化+生产变化回流</w:t>
             </w:r>
           </w:p>
         </w:tc>
@@ -2796,10 +1033,7 @@
           </w:tcPr>
           <w:p>
             <w:r>
-              <w:rPr>
-                <w:sz w:val="18"/>
-              </w:rPr>
-              <w:t>TPI+工作抽样</w:t>
+              <w:t>跨部门协作（PSP对齐后）</w:t>
             </w:r>
           </w:p>
         </w:tc>
@@ -2809,10 +1043,7 @@
           </w:tcPr>
           <w:p>
             <w:r>
-              <w:rPr>
-                <w:sz w:val="18"/>
-              </w:rPr>
-              <w:t>企管+人事</w:t>
+              <w:t>ECN周期-50%</w:t>
             </w:r>
           </w:p>
         </w:tc>
@@ -2824,10 +1055,7 @@
           </w:tcPr>
           <w:p>
             <w:r>
-              <w:rPr>
-                <w:sz w:val="18"/>
-              </w:rPr>
-              <w:t>TPI-07</w:t>
+              <w:t>柔性装备</w:t>
             </w:r>
           </w:p>
         </w:tc>
@@ -2837,10 +1065,7 @@
           </w:tcPr>
           <w:p>
             <w:r>
-              <w:rPr>
-                <w:sz w:val="18"/>
-              </w:rPr>
-              <w:t>数字-精益对齐机制</w:t>
+              <w:t>专用工装为主</w:t>
             </w:r>
           </w:p>
         </w:tc>
@@ -2850,10 +1075,7 @@
           </w:tcPr>
           <w:p>
             <w:r>
-              <w:rPr>
-                <w:sz w:val="18"/>
-              </w:rPr>
-              <w:t>所有数字化项目立项前完成精益论证</w:t>
+              <w:t>SMED试点</w:t>
             </w:r>
           </w:p>
         </w:tc>
@@ -2863,10 +1085,7 @@
           </w:tcPr>
           <w:p>
             <w:r>
-              <w:rPr>
-                <w:sz w:val="18"/>
-              </w:rPr>
-              <w:t>精益数字化原则</w:t>
+              <w:t>先建换型时间基线</w:t>
             </w:r>
           </w:p>
         </w:tc>
@@ -2876,10 +1095,1400 @@
           </w:tcPr>
           <w:p>
             <w:r>
-              <w:rPr>
-                <w:sz w:val="18"/>
-              </w:rPr>
-              <w:t>企管部（王瑞俊）</w:t>
+              <w:t>换型-30%-&gt;小批量接单能力</w:t>
+            </w:r>
+          </w:p>
+        </w:tc>
+      </w:tr>
+    </w:tbl>
+    <w:p>
+      <w:pPr>
+        <w:pStyle w:val="Heading2"/>
+      </w:pPr>
+      <w:r>
+        <w:t>3.4 生产制造</w:t>
+      </w:r>
+    </w:p>
+    <w:tbl>
+      <w:tblPr>
+        <w:tblStyle w:val="LightGrid-Accent1"/>
+        <w:tblW w:type="auto" w:w="0"/>
+        <w:jc w:val="center"/>
+        <w:tblLook w:firstColumn="1" w:firstRow="1" w:lastColumn="0" w:lastRow="0" w:noHBand="0" w:noVBand="1" w:val="04A0"/>
+      </w:tblPr>
+      <w:tblGrid>
+        <w:gridCol w:w="2648"/>
+        <w:gridCol w:w="2648"/>
+        <w:gridCol w:w="2648"/>
+        <w:gridCol w:w="2648"/>
+        <w:gridCol w:w="2648"/>
+      </w:tblGrid>
+      <w:tr>
+        <w:tc>
+          <w:tcPr>
+            <w:tcW w:type="dxa" w:w="2648"/>
+          </w:tcPr>
+          <w:p>
+            <w:r>
+              <w:t>维度</w:t>
+            </w:r>
+          </w:p>
+        </w:tc>
+        <w:tc>
+          <w:tcPr>
+            <w:tcW w:type="dxa" w:w="2648"/>
+          </w:tcPr>
+          <w:p>
+            <w:r>
+              <w:t>现状</w:t>
+            </w:r>
+          </w:p>
+        </w:tc>
+        <w:tc>
+          <w:tcPr>
+            <w:tcW w:type="dxa" w:w="2648"/>
+          </w:tcPr>
+          <w:p>
+            <w:r>
+              <w:t>精益方向</w:t>
+            </w:r>
+          </w:p>
+        </w:tc>
+        <w:tc>
+          <w:tcPr>
+            <w:tcW w:type="dxa" w:w="2648"/>
+          </w:tcPr>
+          <w:p>
+            <w:r>
+              <w:t>前置</w:t>
+            </w:r>
+          </w:p>
+        </w:tc>
+        <w:tc>
+          <w:tcPr>
+            <w:tcW w:type="dxa" w:w="2648"/>
+          </w:tcPr>
+          <w:p>
+            <w:r>
+              <w:t>后置</w:t>
+            </w:r>
+          </w:p>
+        </w:tc>
+      </w:tr>
+      <w:tr>
+        <w:tc>
+          <w:tcPr>
+            <w:tcW w:type="dxa" w:w="2648"/>
+          </w:tcPr>
+          <w:p>
+            <w:r>
+              <w:t>排产</w:t>
+            </w:r>
+          </w:p>
+        </w:tc>
+        <w:tc>
+          <w:tcPr>
+            <w:tcW w:type="dxa" w:w="2648"/>
+          </w:tcPr>
+          <w:p>
+            <w:r>
+              <w:t>人工调度</w:t>
+            </w:r>
+          </w:p>
+        </w:tc>
+        <w:tc>
+          <w:tcPr>
+            <w:tcW w:type="dxa" w:w="2648"/>
+          </w:tcPr>
+          <w:p>
+            <w:r>
+              <w:t>先手工看板3个月-&gt;再考虑APS</w:t>
+            </w:r>
+          </w:p>
+        </w:tc>
+        <w:tc>
+          <w:tcPr>
+            <w:tcW w:type="dxa" w:w="2648"/>
+          </w:tcPr>
+          <w:p>
+            <w:r>
+              <w:t>OTD可视化+产能基线</w:t>
+            </w:r>
+          </w:p>
+        </w:tc>
+        <w:tc>
+          <w:tcPr>
+            <w:tcW w:type="dxa" w:w="2648"/>
+          </w:tcPr>
+          <w:p>
+            <w:r>
+              <w:t>排产准确-&gt;交期可承诺</w:t>
+            </w:r>
+          </w:p>
+        </w:tc>
+      </w:tr>
+      <w:tr>
+        <w:tc>
+          <w:tcPr>
+            <w:tcW w:type="dxa" w:w="2648"/>
+          </w:tcPr>
+          <w:p>
+            <w:r>
+              <w:t>流动</w:t>
+            </w:r>
+          </w:p>
+        </w:tc>
+        <w:tc>
+          <w:tcPr>
+            <w:tcW w:type="dxa" w:w="2648"/>
+          </w:tcPr>
+          <w:p>
+            <w:r>
+              <w:t>推式领料制</w:t>
+            </w:r>
+          </w:p>
+        </w:tc>
+        <w:tc>
+          <w:tcPr>
+            <w:tcW w:type="dxa" w:w="2648"/>
+          </w:tcPr>
+          <w:p>
+            <w:r>
+              <w:t>碳罐/小件单元化试点</w:t>
+            </w:r>
+          </w:p>
+        </w:tc>
+        <w:tc>
+          <w:tcPr>
+            <w:tcW w:type="dxa" w:w="2648"/>
+          </w:tcPr>
+          <w:p>
+            <w:r>
+              <w:t>5S基础+在制品基线</w:t>
+            </w:r>
+          </w:p>
+        </w:tc>
+        <w:tc>
+          <w:tcPr>
+            <w:tcW w:type="dxa" w:w="2648"/>
+          </w:tcPr>
+          <w:p>
+            <w:r>
+              <w:t>WIP-30%-&gt;交期-20%</w:t>
+            </w:r>
+          </w:p>
+        </w:tc>
+      </w:tr>
+      <w:tr>
+        <w:tc>
+          <w:tcPr>
+            <w:tcW w:type="dxa" w:w="2648"/>
+          </w:tcPr>
+          <w:p>
+            <w:r>
+              <w:t>标准作业</w:t>
+            </w:r>
+          </w:p>
+        </w:tc>
+        <w:tc>
+          <w:tcPr>
+            <w:tcW w:type="dxa" w:w="2648"/>
+          </w:tcPr>
+          <w:p>
+            <w:r>
+              <w:t>覆盖率&lt;10%</w:t>
+            </w:r>
+          </w:p>
+        </w:tc>
+        <w:tc>
+          <w:tcPr>
+            <w:tcW w:type="dxa" w:w="2648"/>
+          </w:tcPr>
+          <w:p>
+            <w:r>
+              <w:t>MFG-03：瓶颈工序SW+视频+TWI</w:t>
+            </w:r>
+          </w:p>
+        </w:tc>
+        <w:tc>
+          <w:tcPr>
+            <w:tcW w:type="dxa" w:w="2648"/>
+          </w:tcPr>
+          <w:p>
+            <w:r>
+              <w:t>找到愿意配合的老师傅</w:t>
+            </w:r>
+          </w:p>
+        </w:tc>
+        <w:tc>
+          <w:tcPr>
+            <w:tcW w:type="dxa" w:w="2648"/>
+          </w:tcPr>
+          <w:p>
+            <w:r>
+              <w:t>工时-10%+一致性提高</w:t>
+            </w:r>
+          </w:p>
+        </w:tc>
+      </w:tr>
+      <w:tr>
+        <w:tc>
+          <w:tcPr>
+            <w:tcW w:type="dxa" w:w="2648"/>
+          </w:tcPr>
+          <w:p>
+            <w:r>
+              <w:t>Daily Mgmt</w:t>
+            </w:r>
+          </w:p>
+        </w:tc>
+        <w:tc>
+          <w:tcPr>
+            <w:tcW w:type="dxa" w:w="2648"/>
+          </w:tcPr>
+          <w:p>
+            <w:r>
+              <w:t>仅晨会雏形</w:t>
+            </w:r>
+          </w:p>
+        </w:tc>
+        <w:tc>
+          <w:tcPr>
+            <w:tcW w:type="dxa" w:w="2648"/>
+          </w:tcPr>
+          <w:p>
+            <w:r>
+              <w:t>从晨会加一个问题：昨天有什么浪费？</w:t>
+            </w:r>
+          </w:p>
+        </w:tc>
+        <w:tc>
+          <w:tcPr>
+            <w:tcW w:type="dxa" w:w="2648"/>
+          </w:tcPr>
+          <w:p>
+            <w:r>
+              <w:t>零前置</w:t>
+            </w:r>
+          </w:p>
+        </w:tc>
+        <w:tc>
+          <w:tcPr>
+            <w:tcW w:type="dxa" w:w="2648"/>
+          </w:tcPr>
+          <w:p>
+            <w:r>
+              <w:t>问题持续暴露</w:t>
+            </w:r>
+          </w:p>
+        </w:tc>
+      </w:tr>
+    </w:tbl>
+    <w:p>
+      <w:pPr>
+        <w:pStyle w:val="Heading2"/>
+      </w:pPr>
+      <w:r>
+        <w:t>3.5 质量管理与成本控制</w:t>
+      </w:r>
+    </w:p>
+    <w:tbl>
+      <w:tblPr>
+        <w:tblStyle w:val="LightGrid-Accent1"/>
+        <w:tblW w:type="auto" w:w="0"/>
+        <w:jc w:val="center"/>
+        <w:tblLook w:firstColumn="1" w:firstRow="1" w:lastColumn="0" w:lastRow="0" w:noHBand="0" w:noVBand="1" w:val="04A0"/>
+      </w:tblPr>
+      <w:tblGrid>
+        <w:gridCol w:w="2648"/>
+        <w:gridCol w:w="2648"/>
+        <w:gridCol w:w="2648"/>
+        <w:gridCol w:w="2648"/>
+        <w:gridCol w:w="2648"/>
+      </w:tblGrid>
+      <w:tr>
+        <w:tc>
+          <w:tcPr>
+            <w:tcW w:type="dxa" w:w="2648"/>
+          </w:tcPr>
+          <w:p>
+            <w:r>
+              <w:t>维度</w:t>
+            </w:r>
+          </w:p>
+        </w:tc>
+        <w:tc>
+          <w:tcPr>
+            <w:tcW w:type="dxa" w:w="2648"/>
+          </w:tcPr>
+          <w:p>
+            <w:r>
+              <w:t>现状</w:t>
+            </w:r>
+          </w:p>
+        </w:tc>
+        <w:tc>
+          <w:tcPr>
+            <w:tcW w:type="dxa" w:w="2648"/>
+          </w:tcPr>
+          <w:p>
+            <w:r>
+              <w:t>精益方向</w:t>
+            </w:r>
+          </w:p>
+        </w:tc>
+        <w:tc>
+          <w:tcPr>
+            <w:tcW w:type="dxa" w:w="2648"/>
+          </w:tcPr>
+          <w:p>
+            <w:r>
+              <w:t>前置</w:t>
+            </w:r>
+          </w:p>
+        </w:tc>
+        <w:tc>
+          <w:tcPr>
+            <w:tcW w:type="dxa" w:w="2648"/>
+          </w:tcPr>
+          <w:p>
+            <w:r>
+              <w:t>后置</w:t>
+            </w:r>
+          </w:p>
+        </w:tc>
+      </w:tr>
+      <w:tr>
+        <w:tc>
+          <w:tcPr>
+            <w:tcW w:type="dxa" w:w="2648"/>
+          </w:tcPr>
+          <w:p>
+            <w:r>
+              <w:t>质量</w:t>
+            </w:r>
+          </w:p>
+        </w:tc>
+        <w:tc>
+          <w:tcPr>
+            <w:tcW w:type="dxa" w:w="2648"/>
+          </w:tcPr>
+          <w:p>
+            <w:r>
+              <w:t>人工检验</w:t>
+            </w:r>
+          </w:p>
+        </w:tc>
+        <w:tc>
+          <w:tcPr>
+            <w:tcW w:type="dxa" w:w="2648"/>
+          </w:tcPr>
+          <w:p>
+            <w:r>
+              <w:t>MFG-04：关键工序防错&gt;=30%</w:t>
+            </w:r>
+          </w:p>
+        </w:tc>
+        <w:tc>
+          <w:tcPr>
+            <w:tcW w:type="dxa" w:w="2648"/>
+          </w:tcPr>
+          <w:p>
+            <w:r>
+              <w:t>先做质量Pareto（Phase0）</w:t>
+            </w:r>
+          </w:p>
+        </w:tc>
+        <w:tc>
+          <w:tcPr>
+            <w:tcW w:type="dxa" w:w="2648"/>
+          </w:tcPr>
+          <w:p>
+            <w:r>
+              <w:t>返工成本下降</w:t>
+            </w:r>
+          </w:p>
+        </w:tc>
+      </w:tr>
+      <w:tr>
+        <w:tc>
+          <w:tcPr>
+            <w:tcW w:type="dxa" w:w="2648"/>
+          </w:tcPr>
+          <w:p>
+            <w:r>
+              <w:t>成本</w:t>
+            </w:r>
+          </w:p>
+        </w:tc>
+        <w:tc>
+          <w:tcPr>
+            <w:tcW w:type="dxa" w:w="2648"/>
+          </w:tcPr>
+          <w:p>
+            <w:r>
+              <w:t>降本靠目标分解</w:t>
+            </w:r>
+          </w:p>
+        </w:tc>
+        <w:tc>
+          <w:tcPr>
+            <w:tcW w:type="dxa" w:w="2648"/>
+          </w:tcPr>
+          <w:p>
+            <w:r>
+              <w:t>辅材/能耗工位级消耗看板</w:t>
+            </w:r>
+          </w:p>
+        </w:tc>
+        <w:tc>
+          <w:tcPr>
+            <w:tcW w:type="dxa" w:w="2648"/>
+          </w:tcPr>
+          <w:p>
+            <w:r>
+              <w:t>OEE基线+消耗基线</w:t>
+            </w:r>
+          </w:p>
+        </w:tc>
+        <w:tc>
+          <w:tcPr>
+            <w:tcW w:type="dxa" w:w="2648"/>
+          </w:tcPr>
+          <w:p>
+            <w:r>
+              <w:t>浪费可视化</w:t>
+            </w:r>
+          </w:p>
+        </w:tc>
+      </w:tr>
+      <w:tr>
+        <w:tc>
+          <w:tcPr>
+            <w:tcW w:type="dxa" w:w="2648"/>
+          </w:tcPr>
+          <w:p>
+            <w:r>
+              <w:t>质量成本</w:t>
+            </w:r>
+          </w:p>
+        </w:tc>
+        <w:tc>
+          <w:tcPr>
+            <w:tcW w:type="dxa" w:w="2648"/>
+          </w:tcPr>
+          <w:p>
+            <w:r>
+              <w:t>未量化</w:t>
+            </w:r>
+          </w:p>
+        </w:tc>
+        <w:tc>
+          <w:tcPr>
+            <w:tcW w:type="dxa" w:w="2648"/>
+          </w:tcPr>
+          <w:p>
+            <w:r>
+              <w:t>Phase 0第一个行动：质量投诉Pareto</w:t>
+            </w:r>
+          </w:p>
+        </w:tc>
+        <w:tc>
+          <w:tcPr>
+            <w:tcW w:type="dxa" w:w="2648"/>
+          </w:tcPr>
+          <w:p>
+            <w:r>
+              <w:t>仅需质量部Excel</w:t>
+            </w:r>
+          </w:p>
+        </w:tc>
+        <w:tc>
+          <w:tcPr>
+            <w:tcW w:type="dxa" w:w="2648"/>
+          </w:tcPr>
+          <w:p>
+            <w:r>
+              <w:t>TOP3问题识别</w:t>
+            </w:r>
+          </w:p>
+        </w:tc>
+      </w:tr>
+    </w:tbl>
+    <w:p>
+      <w:pPr>
+        <w:pStyle w:val="Heading2"/>
+      </w:pPr>
+      <w:r>
+        <w:t>3.6 供应链</w:t>
+      </w:r>
+    </w:p>
+    <w:tbl>
+      <w:tblPr>
+        <w:tblStyle w:val="LightGrid-Accent1"/>
+        <w:tblW w:type="auto" w:w="0"/>
+        <w:jc w:val="center"/>
+        <w:tblLook w:firstColumn="1" w:firstRow="1" w:lastColumn="0" w:lastRow="0" w:noHBand="0" w:noVBand="1" w:val="04A0"/>
+      </w:tblPr>
+      <w:tblGrid>
+        <w:gridCol w:w="2648"/>
+        <w:gridCol w:w="2648"/>
+        <w:gridCol w:w="2648"/>
+        <w:gridCol w:w="2648"/>
+        <w:gridCol w:w="2648"/>
+      </w:tblGrid>
+      <w:tr>
+        <w:tc>
+          <w:tcPr>
+            <w:tcW w:type="dxa" w:w="2648"/>
+          </w:tcPr>
+          <w:p>
+            <w:r>
+              <w:t>维度</w:t>
+            </w:r>
+          </w:p>
+        </w:tc>
+        <w:tc>
+          <w:tcPr>
+            <w:tcW w:type="dxa" w:w="2648"/>
+          </w:tcPr>
+          <w:p>
+            <w:r>
+              <w:t>现状</w:t>
+            </w:r>
+          </w:p>
+        </w:tc>
+        <w:tc>
+          <w:tcPr>
+            <w:tcW w:type="dxa" w:w="2648"/>
+          </w:tcPr>
+          <w:p>
+            <w:r>
+              <w:t>精益方向</w:t>
+            </w:r>
+          </w:p>
+        </w:tc>
+        <w:tc>
+          <w:tcPr>
+            <w:tcW w:type="dxa" w:w="2648"/>
+          </w:tcPr>
+          <w:p>
+            <w:r>
+              <w:t>前置</w:t>
+            </w:r>
+          </w:p>
+        </w:tc>
+        <w:tc>
+          <w:tcPr>
+            <w:tcW w:type="dxa" w:w="2648"/>
+          </w:tcPr>
+          <w:p>
+            <w:r>
+              <w:t>后置</w:t>
+            </w:r>
+          </w:p>
+        </w:tc>
+      </w:tr>
+      <w:tr>
+        <w:tc>
+          <w:tcPr>
+            <w:tcW w:type="dxa" w:w="2648"/>
+          </w:tcPr>
+          <w:p>
+            <w:r>
+              <w:t>采购决策</w:t>
+            </w:r>
+          </w:p>
+        </w:tc>
+        <w:tc>
+          <w:tcPr>
+            <w:tcW w:type="dxa" w:w="2648"/>
+          </w:tcPr>
+          <w:p>
+            <w:r>
+              <w:t>MRP+人工跟催</w:t>
+            </w:r>
+          </w:p>
+        </w:tc>
+        <w:tc>
+          <w:tcPr>
+            <w:tcW w:type="dxa" w:w="2648"/>
+          </w:tcPr>
+          <w:p>
+            <w:r>
+              <w:t>TPI-04：MILP偏差表-&gt;闭环</w:t>
+            </w:r>
+          </w:p>
+        </w:tc>
+        <w:tc>
+          <w:tcPr>
+            <w:tcW w:type="dxa" w:w="2648"/>
+          </w:tcPr>
+          <w:p>
+            <w:r>
+              <w:t>已有模型，采购部配合</w:t>
+            </w:r>
+          </w:p>
+        </w:tc>
+        <w:tc>
+          <w:tcPr>
+            <w:tcW w:type="dxa" w:w="2648"/>
+          </w:tcPr>
+          <w:p>
+            <w:r>
+              <w:t>时机优化-&gt;成本-2~5%</w:t>
+            </w:r>
+          </w:p>
+        </w:tc>
+      </w:tr>
+      <w:tr>
+        <w:tc>
+          <w:tcPr>
+            <w:tcW w:type="dxa" w:w="2648"/>
+          </w:tcPr>
+          <w:p>
+            <w:r>
+              <w:t>供应商</w:t>
+            </w:r>
+          </w:p>
+        </w:tc>
+        <w:tc>
+          <w:tcPr>
+            <w:tcW w:type="dxa" w:w="2648"/>
+          </w:tcPr>
+          <w:p>
+            <w:r>
+              <w:t>双寡头垄断</w:t>
+            </w:r>
+          </w:p>
+        </w:tc>
+        <w:tc>
+          <w:tcPr>
+            <w:tcW w:type="dxa" w:w="2648"/>
+          </w:tcPr>
+          <w:p>
+            <w:r>
+              <w:t>MFG-06：阀件并购后精益整合</w:t>
+            </w:r>
+          </w:p>
+        </w:tc>
+        <w:tc>
+          <w:tcPr>
+            <w:tcW w:type="dxa" w:w="2648"/>
+          </w:tcPr>
+          <w:p>
+            <w:r>
+              <w:t>并购交割</w:t>
+            </w:r>
+          </w:p>
+        </w:tc>
+        <w:tc>
+          <w:tcPr>
+            <w:tcW w:type="dxa" w:w="2648"/>
+          </w:tcPr>
+          <w:p>
+            <w:r>
+              <w:t>精密加工能力</w:t>
+            </w:r>
+          </w:p>
+        </w:tc>
+      </w:tr>
+      <w:tr>
+        <w:tc>
+          <w:tcPr>
+            <w:tcW w:type="dxa" w:w="2648"/>
+          </w:tcPr>
+          <w:p>
+            <w:r>
+              <w:t>库存</w:t>
+            </w:r>
+          </w:p>
+        </w:tc>
+        <w:tc>
+          <w:tcPr>
+            <w:tcW w:type="dxa" w:w="2648"/>
+          </w:tcPr>
+          <w:p>
+            <w:r>
+              <w:t>安全库存被迫拉高</w:t>
+            </w:r>
+          </w:p>
+        </w:tc>
+        <w:tc>
+          <w:tcPr>
+            <w:tcW w:type="dxa" w:w="2648"/>
+          </w:tcPr>
+          <w:p>
+            <w:r>
+              <w:t>5S+可视化-&gt;库存准确率</w:t>
+            </w:r>
+          </w:p>
+        </w:tc>
+        <w:tc>
+          <w:tcPr>
+            <w:tcW w:type="dxa" w:w="2648"/>
+          </w:tcPr>
+          <w:p>
+            <w:r>
+              <w:t>5S基础</w:t>
+            </w:r>
+          </w:p>
+        </w:tc>
+        <w:tc>
+          <w:tcPr>
+            <w:tcW w:type="dxa" w:w="2648"/>
+          </w:tcPr>
+          <w:p>
+            <w:r>
+              <w:t>CCC改善</w:t>
+            </w:r>
+          </w:p>
+        </w:tc>
+      </w:tr>
+    </w:tbl>
+    <w:p>
+      <w:pPr>
+        <w:pStyle w:val="Heading2"/>
+      </w:pPr>
+      <w:r>
+        <w:t>3.7 组织与文化（最重要的链节）</w:t>
+      </w:r>
+    </w:p>
+    <w:tbl>
+      <w:tblPr>
+        <w:tblStyle w:val="LightGrid-Accent1"/>
+        <w:tblW w:type="auto" w:w="0"/>
+        <w:jc w:val="center"/>
+        <w:tblLook w:firstColumn="1" w:firstRow="1" w:lastColumn="0" w:lastRow="0" w:noHBand="0" w:noVBand="1" w:val="04A0"/>
+      </w:tblPr>
+      <w:tblGrid>
+        <w:gridCol w:w="2648"/>
+        <w:gridCol w:w="2648"/>
+        <w:gridCol w:w="2648"/>
+        <w:gridCol w:w="2648"/>
+        <w:gridCol w:w="2648"/>
+      </w:tblGrid>
+      <w:tr>
+        <w:tc>
+          <w:tcPr>
+            <w:tcW w:type="dxa" w:w="2648"/>
+          </w:tcPr>
+          <w:p>
+            <w:r>
+              <w:t>维度</w:t>
+            </w:r>
+          </w:p>
+        </w:tc>
+        <w:tc>
+          <w:tcPr>
+            <w:tcW w:type="dxa" w:w="2648"/>
+          </w:tcPr>
+          <w:p>
+            <w:r>
+              <w:t>现状</w:t>
+            </w:r>
+          </w:p>
+        </w:tc>
+        <w:tc>
+          <w:tcPr>
+            <w:tcW w:type="dxa" w:w="2648"/>
+          </w:tcPr>
+          <w:p>
+            <w:r>
+              <w:t>精益方向</w:t>
+            </w:r>
+          </w:p>
+        </w:tc>
+        <w:tc>
+          <w:tcPr>
+            <w:tcW w:type="dxa" w:w="2648"/>
+          </w:tcPr>
+          <w:p>
+            <w:r>
+              <w:t>前置</w:t>
+            </w:r>
+          </w:p>
+        </w:tc>
+        <w:tc>
+          <w:tcPr>
+            <w:tcW w:type="dxa" w:w="2648"/>
+          </w:tcPr>
+          <w:p>
+            <w:r>
+              <w:t>后置</w:t>
+            </w:r>
+          </w:p>
+        </w:tc>
+      </w:tr>
+      <w:tr>
+        <w:tc>
+          <w:tcPr>
+            <w:tcW w:type="dxa" w:w="2648"/>
+          </w:tcPr>
+          <w:p>
+            <w:r>
+              <w:t>推进机构</w:t>
+            </w:r>
+          </w:p>
+        </w:tc>
+        <w:tc>
+          <w:tcPr>
+            <w:tcW w:type="dxa" w:w="2648"/>
+          </w:tcPr>
+          <w:p>
+            <w:r>
+              <w:t>无DBSO</w:t>
+            </w:r>
+          </w:p>
+        </w:tc>
+        <w:tc>
+          <w:tcPr>
+            <w:tcW w:type="dxa" w:w="2648"/>
+          </w:tcPr>
+          <w:p>
+            <w:r>
+              <w:t>Phase0王瑞俊-&gt;Phase1挂牌-&gt;Phase3 3-5人</w:t>
+            </w:r>
+          </w:p>
+        </w:tc>
+        <w:tc>
+          <w:tcPr>
+            <w:tcW w:type="dxa" w:w="2648"/>
+          </w:tcPr>
+          <w:p>
+            <w:r>
+              <w:t>Phase0成果可见</w:t>
+            </w:r>
+          </w:p>
+        </w:tc>
+        <w:tc>
+          <w:tcPr>
+            <w:tcW w:type="dxa" w:w="2648"/>
+          </w:tcPr>
+          <w:p>
+            <w:r>
+              <w:t>持续改善引擎</w:t>
+            </w:r>
+          </w:p>
+        </w:tc>
+      </w:tr>
+      <w:tr>
+        <w:tc>
+          <w:tcPr>
+            <w:tcW w:type="dxa" w:w="2648"/>
+          </w:tcPr>
+          <w:p>
+            <w:r>
+              <w:t>改善文化</w:t>
+            </w:r>
+          </w:p>
+        </w:tc>
+        <w:tc>
+          <w:tcPr>
+            <w:tcW w:type="dxa" w:w="2648"/>
+          </w:tcPr>
+          <w:p>
+            <w:r>
+              <w:t>摊派&gt;=15件/季度</w:t>
+            </w:r>
+          </w:p>
+        </w:tc>
+        <w:tc>
+          <w:tcPr>
+            <w:tcW w:type="dxa" w:w="2648"/>
+          </w:tcPr>
+          <w:p>
+            <w:r>
+              <w:t>从Mini-Kaizen成功案例开始</w:t>
+            </w:r>
+          </w:p>
+        </w:tc>
+        <w:tc>
+          <w:tcPr>
+            <w:tcW w:type="dxa" w:w="2648"/>
+          </w:tcPr>
+          <w:p>
+            <w:r>
+              <w:t>找到牢骚班组长</w:t>
+            </w:r>
+          </w:p>
+        </w:tc>
+        <w:tc>
+          <w:tcPr>
+            <w:tcW w:type="dxa" w:w="2648"/>
+          </w:tcPr>
+          <w:p>
+            <w:r>
+              <w:t>一个案例-&gt;自驱文化</w:t>
+            </w:r>
+          </w:p>
+        </w:tc>
+      </w:tr>
+      <w:tr>
+        <w:tc>
+          <w:tcPr>
+            <w:tcW w:type="dxa" w:w="2648"/>
+          </w:tcPr>
+          <w:p>
+            <w:r>
+              <w:t>人才培养</w:t>
+            </w:r>
+          </w:p>
+        </w:tc>
+        <w:tc>
+          <w:tcPr>
+            <w:tcW w:type="dxa" w:w="2648"/>
+          </w:tcPr>
+          <w:p>
+            <w:r>
+              <w:t>缺TWI</w:t>
+            </w:r>
+          </w:p>
+        </w:tc>
+        <w:tc>
+          <w:tcPr>
+            <w:tcW w:type="dxa" w:w="2648"/>
+          </w:tcPr>
+          <w:p>
+            <w:r>
+              <w:t>Phase2：先有3案例-&gt;激励-&gt;培训</w:t>
+            </w:r>
+          </w:p>
+        </w:tc>
+        <w:tc>
+          <w:tcPr>
+            <w:tcW w:type="dxa" w:w="2648"/>
+          </w:tcPr>
+          <w:p>
+            <w:r>
+              <w:t>激励发布</w:t>
+            </w:r>
+          </w:p>
+        </w:tc>
+        <w:tc>
+          <w:tcPr>
+            <w:tcW w:type="dxa" w:w="2648"/>
+          </w:tcPr>
+          <w:p>
+            <w:r>
+              <w:t>改善人才梯队</w:t>
+            </w:r>
+          </w:p>
+        </w:tc>
+      </w:tr>
+    </w:tbl>
+    <w:p>
+      <w:r>
+        <w:rPr>
+          <w:b w:val="0"/>
+          <w:sz w:val="20"/>
+        </w:rPr>
+      </w:r>
+    </w:p>
+    <w:p>
+      <w:r>
+        <w:rPr>
+          <w:b/>
+          <w:sz w:val="20"/>
+        </w:rPr>
+        <w:t>核心结论：组织与文化是最终决定所有其他链节改善能否持续的唯一变量。技术工具可以买，一线员工主动改善的文化买不来。</w:t>
+      </w:r>
+    </w:p>
+    <w:p>
+      <w:r>
+        <w:br w:type="page"/>
+      </w:r>
+    </w:p>
+    <w:p>
+      <w:pPr>
+        <w:pStyle w:val="Heading1"/>
+      </w:pPr>
+      <w:r>
+        <w:t>四、行动依赖逻辑</w:t>
+      </w:r>
+    </w:p>
+    <w:p>
+      <w:r>
+        <w:rPr>
+          <w:b w:val="0"/>
+          <w:sz w:val="20"/>
+        </w:rPr>
+        <w:t>从Phase 0-&gt;1-&gt;2-&gt;3的线性叙事升级为有明确前置条件的依赖链。每一个为什么必须先做都有可论证的逻辑。</w:t>
+      </w:r>
+    </w:p>
+    <w:p>
+      <w:pPr>
+        <w:pStyle w:val="Heading2"/>
+      </w:pPr>
+      <w:r>
+        <w:t>4.1 核心依赖链</w:t>
+      </w:r>
+    </w:p>
+    <w:p>
+      <w:r>
+        <w:rPr>
+          <w:b/>
+          <w:sz w:val="20"/>
+        </w:rPr>
+        <w:t>Phase 0（王瑞俊一个人）：质量Pareto+视频SOP+MILP偏差表+Mini-Kaizen</w:t>
+      </w:r>
+    </w:p>
+    <w:p>
+      <w:r>
+        <w:rPr>
+          <w:b w:val="0"/>
+          <w:sz w:val="20"/>
+        </w:rPr>
+        <w:t>-&gt; 月度经营会插入成本损失TOP3 -&gt; PSP讨论会用事实对齐 -&gt; DBSO挂牌 -&gt; MOR正式运行 -&gt; 激励机制发布（有3+案例后） -&gt; 全面课题（2027 H1）</w:t>
+      </w:r>
+    </w:p>
+    <w:p>
+      <w:pPr>
+        <w:pStyle w:val="Heading2"/>
+      </w:pPr>
+      <w:r>
+        <w:t>4.2 关键判断：为什么PSP讨论会不能最先开</w:t>
+      </w:r>
+    </w:p>
+    <w:p>
+      <w:r>
+        <w:rPr>
+          <w:b w:val="0"/>
+          <w:sz w:val="20"/>
+        </w:rPr>
+        <w:t>错误顺序：先开PSP讨论会-&gt;各部门用意见吵架-&gt;没有数据共识无法达成。正确顺序：Phase 0先跑2-4周-&gt;质量Pareto（有数据）+MILP偏差表（有数据）+Mini-Kaizen（有故事）-&gt;PSP讨论会用事实说话。PSP的核心不是agree on the problem，而是see the same facts。</w:t>
+      </w:r>
+    </w:p>
+    <w:p>
+      <w:pPr>
+        <w:pStyle w:val="Heading2"/>
+      </w:pPr>
+      <w:r>
+        <w:t>4.3 先做这5件</w:t>
+      </w:r>
+    </w:p>
+    <w:tbl>
+      <w:tblPr>
+        <w:tblStyle w:val="LightGrid-Accent1"/>
+        <w:tblW w:type="auto" w:w="0"/>
+        <w:jc w:val="center"/>
+        <w:tblLook w:firstColumn="1" w:firstRow="1" w:lastColumn="0" w:lastRow="0" w:noHBand="0" w:noVBand="1" w:val="04A0"/>
+      </w:tblPr>
+      <w:tblGrid>
+        <w:gridCol w:w="2648"/>
+        <w:gridCol w:w="2648"/>
+        <w:gridCol w:w="2648"/>
+        <w:gridCol w:w="2648"/>
+        <w:gridCol w:w="2648"/>
+      </w:tblGrid>
+      <w:tr>
+        <w:tc>
+          <w:tcPr>
+            <w:tcW w:type="dxa" w:w="2648"/>
+          </w:tcPr>
+          <w:p>
+            <w:r>
+              <w:t>#</w:t>
+            </w:r>
+          </w:p>
+        </w:tc>
+        <w:tc>
+          <w:tcPr>
+            <w:tcW w:type="dxa" w:w="2648"/>
+          </w:tcPr>
+          <w:p>
+            <w:r>
+              <w:t>课题</w:t>
+            </w:r>
+          </w:p>
+        </w:tc>
+        <w:tc>
+          <w:tcPr>
+            <w:tcW w:type="dxa" w:w="2648"/>
+          </w:tcPr>
+          <w:p>
+            <w:r>
+              <w:t>额外人力</w:t>
+            </w:r>
+          </w:p>
+        </w:tc>
+        <w:tc>
+          <w:tcPr>
+            <w:tcW w:type="dxa" w:w="2648"/>
+          </w:tcPr>
+          <w:p>
+            <w:r>
+              <w:t>IT依赖</w:t>
+            </w:r>
+          </w:p>
+        </w:tc>
+        <w:tc>
+          <w:tcPr>
+            <w:tcW w:type="dxa" w:w="2648"/>
+          </w:tcPr>
+          <w:p>
+            <w:r>
+              <w:t>如果失败？</w:t>
+            </w:r>
+          </w:p>
+        </w:tc>
+      </w:tr>
+      <w:tr>
+        <w:tc>
+          <w:tcPr>
+            <w:tcW w:type="dxa" w:w="2648"/>
+          </w:tcPr>
+          <w:p>
+            <w:r>
+              <w:t>1</w:t>
+            </w:r>
+          </w:p>
+        </w:tc>
+        <w:tc>
+          <w:tcPr>
+            <w:tcW w:type="dxa" w:w="2648"/>
+          </w:tcPr>
+          <w:p>
+            <w:r>
+              <w:t>质量投诉Pareto分析</w:t>
+            </w:r>
+          </w:p>
+        </w:tc>
+        <w:tc>
+          <w:tcPr>
+            <w:tcW w:type="dxa" w:w="2648"/>
+          </w:tcPr>
+          <w:p>
+            <w:r>
+              <w:t>仅王瑞俊</w:t>
+            </w:r>
+          </w:p>
+        </w:tc>
+        <w:tc>
+          <w:tcPr>
+            <w:tcW w:type="dxa" w:w="2648"/>
+          </w:tcPr>
+          <w:p>
+            <w:r>
+              <w:t>Python+LLM（已有）</w:t>
+            </w:r>
+          </w:p>
+        </w:tc>
+        <w:tc>
+          <w:tcPr>
+            <w:tcW w:type="dxa" w:w="2648"/>
+          </w:tcPr>
+          <w:p>
+            <w:r>
+              <w:t>损失4-6h个人时间</w:t>
+            </w:r>
+          </w:p>
+        </w:tc>
+      </w:tr>
+      <w:tr>
+        <w:tc>
+          <w:tcPr>
+            <w:tcW w:type="dxa" w:w="2648"/>
+          </w:tcPr>
+          <w:p>
+            <w:r>
+              <w:t>2</w:t>
+            </w:r>
+          </w:p>
+        </w:tc>
+        <w:tc>
+          <w:tcPr>
+            <w:tcW w:type="dxa" w:w="2648"/>
+          </w:tcPr>
+          <w:p>
+            <w:r>
+              <w:t>第一个Mini-Kaizen</w:t>
+            </w:r>
+          </w:p>
+        </w:tc>
+        <w:tc>
+          <w:tcPr>
+            <w:tcW w:type="dxa" w:w="2648"/>
+          </w:tcPr>
+          <w:p>
+            <w:r>
+              <w:t>1个班组长2h</w:t>
+            </w:r>
+          </w:p>
+        </w:tc>
+        <w:tc>
+          <w:tcPr>
+            <w:tcW w:type="dxa" w:w="2648"/>
+          </w:tcPr>
+          <w:p>
+            <w:r>
+              <w:t>无</w:t>
+            </w:r>
+          </w:p>
+        </w:tc>
+        <w:tc>
+          <w:tcPr>
+            <w:tcW w:type="dxa" w:w="2648"/>
+          </w:tcPr>
+          <w:p>
+            <w:r>
+              <w:t>一个班组长的2小时</w:t>
+            </w:r>
+          </w:p>
+        </w:tc>
+      </w:tr>
+      <w:tr>
+        <w:tc>
+          <w:tcPr>
+            <w:tcW w:type="dxa" w:w="2648"/>
+          </w:tcPr>
+          <w:p>
+            <w:r>
+              <w:t>3</w:t>
+            </w:r>
+          </w:p>
+        </w:tc>
+        <w:tc>
+          <w:tcPr>
+            <w:tcW w:type="dxa" w:w="2648"/>
+          </w:tcPr>
+          <w:p>
+            <w:r>
+              <w:t>视频SOP试点</w:t>
+            </w:r>
+          </w:p>
+        </w:tc>
+        <w:tc>
+          <w:tcPr>
+            <w:tcW w:type="dxa" w:w="2648"/>
+          </w:tcPr>
+          <w:p>
+            <w:r>
+              <w:t>1个老师傅30min</w:t>
+            </w:r>
+          </w:p>
+        </w:tc>
+        <w:tc>
+          <w:tcPr>
+            <w:tcW w:type="dxa" w:w="2648"/>
+          </w:tcPr>
+          <w:p>
+            <w:r>
+              <w:t>手机+LLM</w:t>
+            </w:r>
+          </w:p>
+        </w:tc>
+        <w:tc>
+          <w:tcPr>
+            <w:tcW w:type="dxa" w:w="2648"/>
+          </w:tcPr>
+          <w:p>
+            <w:r>
+              <w:t>损失2.5h个人时间</w:t>
+            </w:r>
+          </w:p>
+        </w:tc>
+      </w:tr>
+      <w:tr>
+        <w:tc>
+          <w:tcPr>
+            <w:tcW w:type="dxa" w:w="2648"/>
+          </w:tcPr>
+          <w:p>
+            <w:r>
+              <w:t>4</w:t>
+            </w:r>
+          </w:p>
+        </w:tc>
+        <w:tc>
+          <w:tcPr>
+            <w:tcW w:type="dxa" w:w="2648"/>
+          </w:tcPr>
+          <w:p>
+            <w:r>
+              <w:t>MILP偏差表+闭环</w:t>
+            </w:r>
+          </w:p>
+        </w:tc>
+        <w:tc>
+          <w:tcPr>
+            <w:tcW w:type="dxa" w:w="2648"/>
+          </w:tcPr>
+          <w:p>
+            <w:r>
+              <w:t>采购部30min/月</w:t>
+            </w:r>
+          </w:p>
+        </w:tc>
+        <w:tc>
+          <w:tcPr>
+            <w:tcW w:type="dxa" w:w="2648"/>
+          </w:tcPr>
+          <w:p>
+            <w:r>
+              <w:t>已有模型</w:t>
+            </w:r>
+          </w:p>
+        </w:tc>
+        <w:tc>
+          <w:tcPr>
+            <w:tcW w:type="dxa" w:w="2648"/>
+          </w:tcPr>
+          <w:p>
+            <w:r>
+              <w:t>已有投入，不增风险</w:t>
+            </w:r>
+          </w:p>
+        </w:tc>
+      </w:tr>
+      <w:tr>
+        <w:tc>
+          <w:tcPr>
+            <w:tcW w:type="dxa" w:w="2648"/>
+          </w:tcPr>
+          <w:p>
+            <w:r>
+              <w:t>5</w:t>
+            </w:r>
+          </w:p>
+        </w:tc>
+        <w:tc>
+          <w:tcPr>
+            <w:tcW w:type="dxa" w:w="2648"/>
+          </w:tcPr>
+          <w:p>
+            <w:r>
+              <w:t>月度经营会插入成本TOP3</w:t>
+            </w:r>
+          </w:p>
+        </w:tc>
+        <w:tc>
+          <w:tcPr>
+            <w:tcW w:type="dxa" w:w="2648"/>
+          </w:tcPr>
+          <w:p>
+            <w:r>
+              <w:t>仅议程修改</w:t>
+            </w:r>
+          </w:p>
+        </w:tc>
+        <w:tc>
+          <w:tcPr>
+            <w:tcW w:type="dxa" w:w="2648"/>
+          </w:tcPr>
+          <w:p>
+            <w:r>
+              <w:t>Excel</w:t>
+            </w:r>
+          </w:p>
+        </w:tc>
+        <w:tc>
+          <w:tcPr>
+            <w:tcW w:type="dxa" w:w="2648"/>
+          </w:tcPr>
+          <w:p>
+            <w:r>
+              <w:t>会前沟通15分钟</w:t>
             </w:r>
           </w:p>
         </w:tc>
@@ -2895,269 +2504,7 @@
         <w:pStyle w:val="Heading1"/>
       </w:pPr>
       <w:r>
-        <w:rPr>
-          <w:rFonts w:ascii="微软雅黑" w:hAnsi="微软雅黑" w:eastAsia="微软雅黑"/>
-        </w:rPr>
-        <w:t>四、推进机制设计</w:t>
-      </w:r>
-    </w:p>
-    <w:p>
-      <w:pPr>
-        <w:pStyle w:val="Heading2"/>
-      </w:pPr>
-      <w:r>
-        <w:rPr>
-          <w:rFonts w:ascii="微软雅黑" w:hAnsi="微软雅黑" w:eastAsia="微软雅黑"/>
-        </w:rPr>
-        <w:t>4.1 精益推进办公室（DBSO）</w:t>
-      </w:r>
-    </w:p>
-    <w:tbl>
-      <w:tblPr>
-        <w:tblStyle w:val="LightGrid-Accent1"/>
-        <w:tblW w:type="auto" w:w="0"/>
-        <w:jc w:val="center"/>
-        <w:tblLook w:firstColumn="1" w:firstRow="1" w:lastColumn="0" w:lastRow="0" w:noHBand="0" w:noVBand="1" w:val="04A0"/>
-      </w:tblPr>
-      <w:tblGrid>
-        <w:gridCol w:w="6619"/>
-        <w:gridCol w:w="6619"/>
-      </w:tblGrid>
-      <w:tr>
-        <w:tc>
-          <w:tcPr>
-            <w:tcW w:type="dxa" w:w="6619"/>
-          </w:tcPr>
-          <w:p>
-            <w:pPr>
-              <w:jc w:val="center"/>
-            </w:pPr>
-            <w:r>
-              <w:rPr>
-                <w:b/>
-                <w:sz w:val="18"/>
-              </w:rPr>
-              <w:t>维度</w:t>
-            </w:r>
-          </w:p>
-        </w:tc>
-        <w:tc>
-          <w:tcPr>
-            <w:tcW w:type="dxa" w:w="6619"/>
-          </w:tcPr>
-          <w:p>
-            <w:pPr>
-              <w:jc w:val="center"/>
-            </w:pPr>
-            <w:r>
-              <w:rPr>
-                <w:b/>
-                <w:sz w:val="18"/>
-              </w:rPr>
-              <w:t>设计</w:t>
-            </w:r>
-          </w:p>
-        </w:tc>
-      </w:tr>
-      <w:tr>
-        <w:tc>
-          <w:tcPr>
-            <w:tcW w:type="dxa" w:w="6619"/>
-          </w:tcPr>
-          <w:p>
-            <w:r>
-              <w:rPr>
-                <w:sz w:val="18"/>
-              </w:rPr>
-              <w:t>名称</w:t>
-            </w:r>
-          </w:p>
-        </w:tc>
-        <w:tc>
-          <w:tcPr>
-            <w:tcW w:type="dxa" w:w="6619"/>
-          </w:tcPr>
-          <w:p>
-            <w:r>
-              <w:rPr>
-                <w:sz w:val="18"/>
-              </w:rPr>
-              <w:t>精益推进办公室 / DBSO</w:t>
-            </w:r>
-          </w:p>
-        </w:tc>
-      </w:tr>
-      <w:tr>
-        <w:tc>
-          <w:tcPr>
-            <w:tcW w:type="dxa" w:w="6619"/>
-          </w:tcPr>
-          <w:p>
-            <w:r>
-              <w:rPr>
-                <w:sz w:val="18"/>
-              </w:rPr>
-              <w:t>汇报线</w:t>
-            </w:r>
-          </w:p>
-        </w:tc>
-        <w:tc>
-          <w:tcPr>
-            <w:tcW w:type="dxa" w:w="6619"/>
-          </w:tcPr>
-          <w:p>
-            <w:r>
-              <w:rPr>
-                <w:sz w:val="18"/>
-              </w:rPr>
-              <w:t>向总经理直接汇报（不挂靠任何单一部门）</w:t>
-            </w:r>
-          </w:p>
-        </w:tc>
-      </w:tr>
-      <w:tr>
-        <w:tc>
-          <w:tcPr>
-            <w:tcW w:type="dxa" w:w="6619"/>
-          </w:tcPr>
-          <w:p>
-            <w:r>
-              <w:rPr>
-                <w:sz w:val="18"/>
-              </w:rPr>
-              <w:t>核心编制</w:t>
-            </w:r>
-          </w:p>
-        </w:tc>
-        <w:tc>
-          <w:tcPr>
-            <w:tcW w:type="dxa" w:w="6619"/>
-          </w:tcPr>
-          <w:p>
-            <w:r>
-              <w:rPr>
-                <w:sz w:val="18"/>
-              </w:rPr>
-              <w:t>3-5人：负责人1人 + 制造精益教练2-3人 + TPI教练1人</w:t>
-            </w:r>
-          </w:p>
-        </w:tc>
-      </w:tr>
-      <w:tr>
-        <w:tc>
-          <w:tcPr>
-            <w:tcW w:type="dxa" w:w="6619"/>
-          </w:tcPr>
-          <w:p>
-            <w:r>
-              <w:rPr>
-                <w:sz w:val="18"/>
-              </w:rPr>
-              <w:t>职责</w:t>
-            </w:r>
-          </w:p>
-        </w:tc>
-        <w:tc>
-          <w:tcPr>
-            <w:tcW w:type="dxa" w:w="6619"/>
-          </w:tcPr>
-          <w:p>
-            <w:r>
-              <w:rPr>
-                <w:sz w:val="18"/>
-              </w:rPr>
-              <w:t>(1) 年度精益方针编制 (2) Kaizen活动组织与教练 (3) DBS/ONE培训体系运营</w:t>
-              <w:br/>
-              <w:t>(4) 精益成熟度评估 (5) 跨部门改善课题管理</w:t>
-            </w:r>
-          </w:p>
-        </w:tc>
-      </w:tr>
-      <w:tr>
-        <w:tc>
-          <w:tcPr>
-            <w:tcW w:type="dxa" w:w="6619"/>
-          </w:tcPr>
-          <w:p>
-            <w:r>
-              <w:rPr>
-                <w:sz w:val="18"/>
-              </w:rPr>
-              <w:t>与企管部关系</w:t>
-            </w:r>
-          </w:p>
-        </w:tc>
-        <w:tc>
-          <w:tcPr>
-            <w:tcW w:type="dxa" w:w="6619"/>
-          </w:tcPr>
-          <w:p>
-            <w:r>
-              <w:rPr>
-                <w:sz w:val="18"/>
-              </w:rPr>
-              <w:t>企管部（王瑞俊）：精益方针与激励设计、MOR组织、非制造TPI统筹、数字-精益对齐</w:t>
-            </w:r>
-          </w:p>
-        </w:tc>
-      </w:tr>
-      <w:tr>
-        <w:tc>
-          <w:tcPr>
-            <w:tcW w:type="dxa" w:w="6619"/>
-          </w:tcPr>
-          <w:p>
-            <w:r>
-              <w:rPr>
-                <w:sz w:val="18"/>
-              </w:rPr>
-              <w:t>启动节奏</w:t>
-            </w:r>
-          </w:p>
-        </w:tc>
-        <w:tc>
-          <w:tcPr>
-            <w:tcW w:type="dxa" w:w="6619"/>
-          </w:tcPr>
-          <w:p>
-            <w:r>
-              <w:rPr>
-                <w:sz w:val="18"/>
-              </w:rPr>
-              <w:t>6月方案设计+总经理审批 -&gt; 7月挂牌运作</w:t>
-            </w:r>
-          </w:p>
-        </w:tc>
-      </w:tr>
-    </w:tbl>
-    <w:p>
-      <w:r>
-        <w:rPr>
-          <w:rFonts w:ascii="微软雅黑" w:hAnsi="微软雅黑" w:eastAsia="微软雅黑"/>
-          <w:b w:val="0"/>
-          <w:sz w:val="20"/>
-        </w:rPr>
-      </w:r>
-    </w:p>
-    <w:p>
-      <w:pPr>
-        <w:pStyle w:val="Heading2"/>
-      </w:pPr>
-      <w:r>
-        <w:rPr>
-          <w:rFonts w:ascii="微软雅黑" w:hAnsi="微软雅黑" w:eastAsia="微软雅黑"/>
-        </w:rPr>
-        <w:t>4.2 月度运营回顾（MOR）—— 第一块多米诺骨牌</w:t>
-      </w:r>
-    </w:p>
-    <w:p>
-      <w:r>
-        <w:rPr>
-          <w:rFonts w:ascii="微软雅黑" w:hAnsi="微软雅黑" w:eastAsia="微软雅黑"/>
-          <w:b/>
-          <w:sz w:val="20"/>
-        </w:rPr>
-        <w:t>对标DBS标准议程。这是整个精益体系能否立住的关键。</w:t>
+        <w:t>五、与公司19方针的映射</w:t>
       </w:r>
     </w:p>
     <w:tbl>
@@ -3178,15 +2525,8 @@
             <w:tcW w:type="dxa" w:w="4413"/>
           </w:tcPr>
           <w:p>
-            <w:pPr>
-              <w:jc w:val="center"/>
-            </w:pPr>
-            <w:r>
-              <w:rPr>
-                <w:b/>
-                <w:sz w:val="18"/>
-              </w:rPr>
-              <w:t>维度</w:t>
+            <w:r>
+              <w:t>公司方针</w:t>
             </w:r>
           </w:p>
         </w:tc>
@@ -3195,15 +2535,8 @@
             <w:tcW w:type="dxa" w:w="4413"/>
           </w:tcPr>
           <w:p>
-            <w:pPr>
-              <w:jc w:val="center"/>
-            </w:pPr>
-            <w:r>
-              <w:rPr>
-                <w:b/>
-                <w:sz w:val="18"/>
-              </w:rPr>
-              <w:t>现有月度经营会</w:t>
+            <w:r>
+              <w:t>精益贡献</w:t>
             </w:r>
           </w:p>
         </w:tc>
@@ -3212,15 +2545,8 @@
             <w:tcW w:type="dxa" w:w="4413"/>
           </w:tcPr>
           <w:p>
-            <w:pPr>
-              <w:jc w:val="center"/>
-            </w:pPr>
-            <w:r>
-              <w:rPr>
-                <w:b/>
-                <w:sz w:val="18"/>
-              </w:rPr>
-              <w:t>-&gt; MOR升级后</w:t>
+            <w:r>
+              <w:t>关键课题</w:t>
             </w:r>
           </w:p>
         </w:tc>
@@ -3232,10 +2558,7 @@
           </w:tcPr>
           <w:p>
             <w:r>
-              <w:rPr>
-                <w:sz w:val="18"/>
-              </w:rPr>
-              <w:t>议程</w:t>
+              <w:t>#1 罐箱核心客户</w:t>
             </w:r>
           </w:p>
         </w:tc>
@@ -3245,10 +2568,7 @@
           </w:tcPr>
           <w:p>
             <w:r>
-              <w:rPr>
-                <w:sz w:val="18"/>
-              </w:rPr>
-              <w:t>财务-&gt;各业务线汇报</w:t>
+              <w:t>降成本-&gt;价格竞争力 / 提柔性-&gt;更快响应</w:t>
             </w:r>
           </w:p>
         </w:tc>
@@ -3258,10 +2578,7 @@
           </w:tcPr>
           <w:p>
             <w:r>
-              <w:rPr>
-                <w:sz w:val="18"/>
-              </w:rPr>
-              <w:t>安全-&gt;质量-&gt;交付-&gt;成本-&gt;增长（SDQCG）</w:t>
+              <w:t>MFG-01, STD-01, TPI-01/02</w:t>
             </w:r>
           </w:p>
         </w:tc>
@@ -3273,10 +2590,7 @@
           </w:tcPr>
           <w:p>
             <w:r>
-              <w:rPr>
-                <w:sz w:val="18"/>
-              </w:rPr>
-              <w:t>KPI呈现</w:t>
+              <w:t>#9 降本增效</w:t>
             </w:r>
           </w:p>
         </w:tc>
@@ -3286,10 +2600,7 @@
           </w:tcPr>
           <w:p>
             <w:r>
-              <w:rPr>
-                <w:sz w:val="18"/>
-              </w:rPr>
-              <w:t>表格罗列</w:t>
+              <w:t>材料利用率+工时压缩+辅材原单位</w:t>
             </w:r>
           </w:p>
         </w:tc>
@@ -3299,10 +2610,7 @@
           </w:tcPr>
           <w:p>
             <w:r>
-              <w:rPr>
-                <w:sz w:val="18"/>
-              </w:rPr>
-              <w:t>壁板式红/黄/绿可视化</w:t>
+              <w:t>MFG-02/03, GAS-01, CRB-02, TPI-06</w:t>
             </w:r>
           </w:p>
         </w:tc>
@@ -3314,10 +2622,7 @@
           </w:tcPr>
           <w:p>
             <w:r>
-              <w:rPr>
-                <w:sz w:val="18"/>
-              </w:rPr>
-              <w:t>偏差处理</w:t>
+              <w:t>#11 产能建设</w:t>
             </w:r>
           </w:p>
         </w:tc>
@@ -3327,10 +2632,7 @@
           </w:tcPr>
           <w:p>
             <w:r>
-              <w:rPr>
-                <w:sz w:val="18"/>
-              </w:rPr>
-              <w:t>解释原因</w:t>
+              <w:t>特罐搬迁精益设计（低成本+高柔性）</w:t>
             </w:r>
           </w:p>
         </w:tc>
@@ -3340,10 +2642,7 @@
           </w:tcPr>
           <w:p>
             <w:r>
-              <w:rPr>
-                <w:sz w:val="18"/>
-              </w:rPr>
-              <w:t>必须有对策（Countermeasure）和完成期限，A3格式</w:t>
+              <w:t>MFG-05</w:t>
             </w:r>
           </w:p>
         </w:tc>
@@ -3355,10 +2654,7 @@
           </w:tcPr>
           <w:p>
             <w:r>
-              <w:rPr>
-                <w:sz w:val="18"/>
-              </w:rPr>
-              <w:t>参与者</w:t>
+              <w:t>#12 工艺能力</w:t>
             </w:r>
           </w:p>
         </w:tc>
@@ -3368,10 +2664,7 @@
           </w:tcPr>
           <w:p>
             <w:r>
-              <w:rPr>
-                <w:sz w:val="18"/>
-              </w:rPr>
-              <w:t>管理层+部门长</w:t>
+              <w:t>知识基础设施-&gt;通用标准+岗位诀窍库</w:t>
             </w:r>
           </w:p>
         </w:tc>
@@ -3381,10 +2674,7 @@
           </w:tcPr>
           <w:p>
             <w:r>
-              <w:rPr>
-                <w:sz w:val="18"/>
-              </w:rPr>
-              <w:t>+车间主任+必要的一线班组长</w:t>
+              <w:t>MFG-03, TPI-03</w:t>
             </w:r>
           </w:p>
         </w:tc>
@@ -3396,10 +2686,7 @@
           </w:tcPr>
           <w:p>
             <w:r>
-              <w:rPr>
-                <w:sz w:val="18"/>
-              </w:rPr>
-              <w:t>频率</w:t>
+              <w:t>#13 质量管理</w:t>
             </w:r>
           </w:p>
         </w:tc>
@@ -3409,10 +2696,7 @@
           </w:tcPr>
           <w:p>
             <w:r>
-              <w:rPr>
-                <w:sz w:val="18"/>
-              </w:rPr>
-              <w:t>月度</w:t>
+              <w:t>防错+工序内品质保证-&gt;降低质量成本</w:t>
             </w:r>
           </w:p>
         </w:tc>
@@ -3422,10 +2706,7 @@
           </w:tcPr>
           <w:p>
             <w:r>
-              <w:rPr>
-                <w:sz w:val="18"/>
-              </w:rPr>
-              <w:t>月度（MOR）+ 每周15分钟站会</w:t>
+              <w:t>MFG-04, STD-02</w:t>
             </w:r>
           </w:p>
         </w:tc>
@@ -3437,10 +2718,7 @@
           </w:tcPr>
           <w:p>
             <w:r>
-              <w:rPr>
-                <w:sz w:val="18"/>
-              </w:rPr>
-              <w:t>驱动者</w:t>
+              <w:t>#17 精益创新</w:t>
             </w:r>
           </w:p>
         </w:tc>
@@ -3450,10 +2728,7 @@
           </w:tcPr>
           <w:p>
             <w:r>
-              <w:rPr>
-                <w:sz w:val="18"/>
-              </w:rPr>
-              <w:t>财务部主导</w:t>
+              <w:t>本方针即为#17年度实施纲领</w:t>
             </w:r>
           </w:p>
         </w:tc>
@@ -3463,10 +2738,71 @@
           </w:tcPr>
           <w:p>
             <w:r>
-              <w:rPr>
-                <w:sz w:val="18"/>
-              </w:rPr>
-              <w:t>企管部/DBSO主导</w:t>
+              <w:t>全部</w:t>
+            </w:r>
+          </w:p>
+        </w:tc>
+      </w:tr>
+      <w:tr>
+        <w:tc>
+          <w:tcPr>
+            <w:tcW w:type="dxa" w:w="4413"/>
+          </w:tcPr>
+          <w:p>
+            <w:r>
+              <w:t>#18 智改数转</w:t>
+            </w:r>
+          </w:p>
+        </w:tc>
+        <w:tc>
+          <w:tcPr>
+            <w:tcW w:type="dxa" w:w="4413"/>
+          </w:tcPr>
+          <w:p>
+            <w:r>
+              <w:t>数字-精益对齐：先改善再固化</w:t>
+            </w:r>
+          </w:p>
+        </w:tc>
+        <w:tc>
+          <w:tcPr>
+            <w:tcW w:type="dxa" w:w="4413"/>
+          </w:tcPr>
+          <w:p>
+            <w:r>
+              <w:t>TPI-07</w:t>
+            </w:r>
+          </w:p>
+        </w:tc>
+      </w:tr>
+      <w:tr>
+        <w:tc>
+          <w:tcPr>
+            <w:tcW w:type="dxa" w:w="4413"/>
+          </w:tcPr>
+          <w:p>
+            <w:r>
+              <w:t>#8 创新业务并购</w:t>
+            </w:r>
+          </w:p>
+        </w:tc>
+        <w:tc>
+          <w:tcPr>
+            <w:tcW w:type="dxa" w:w="4413"/>
+          </w:tcPr>
+          <w:p>
+            <w:r>
+              <w:t>阀件并购精益整合</w:t>
+            </w:r>
+          </w:p>
+        </w:tc>
+        <w:tc>
+          <w:tcPr>
+            <w:tcW w:type="dxa" w:w="4413"/>
+          </w:tcPr>
+          <w:p>
+            <w:r>
+              <w:t>MFG-06</w:t>
             </w:r>
           </w:p>
         </w:tc>
@@ -3474,11 +2810,24 @@
     </w:tbl>
     <w:p>
       <w:r>
+        <w:br w:type="page"/>
+      </w:r>
+    </w:p>
+    <w:p>
+      <w:pPr>
+        <w:pStyle w:val="Heading1"/>
+      </w:pPr>
+      <w:r>
+        <w:t>六、破局策略：资源约束下的务实路径</w:t>
+      </w:r>
+    </w:p>
+    <w:p>
+      <w:r>
         <w:rPr>
-          <w:rFonts w:ascii="微软雅黑" w:hAnsi="微软雅黑" w:eastAsia="微软雅黑"/>
           <w:b w:val="0"/>
           <w:sz w:val="20"/>
         </w:rPr>
+        <w:t>最关键的约束：人力资源偏紧，大家被日常经营订单占满。再加精益任务=压死骆驼的最后一根稻草。</w:t>
       </w:r>
     </w:p>
     <w:p>
@@ -3486,10 +2835,60 @@
         <w:pStyle w:val="Heading2"/>
       </w:pPr>
       <w:r>
+        <w:t>6.1 四个零资源启动切入点</w:t>
+      </w:r>
+    </w:p>
+    <w:p>
+      <w:r>
         <w:rPr>
-          <w:rFonts w:ascii="微软雅黑" w:hAnsi="微软雅黑" w:eastAsia="微软雅黑"/>
+          <w:b/>
+          <w:sz w:val="20"/>
         </w:rPr>
-        <w:t>4.3 精益激励机制</w:t>
+        <w:t>切入点一：王瑞俊一个人启动——质量Pareto+视频SOP+MILP偏差表。</w:t>
+      </w:r>
+    </w:p>
+    <w:p>
+      <w:r>
+        <w:rPr>
+          <w:b/>
+          <w:sz w:val="20"/>
+        </w:rPr>
+        <w:t>切入点二：精益藏进现成会议——月度经营会+3min，晨会+2min，工艺周会+5min。总增量&lt;15min/周/人。</w:t>
+      </w:r>
+    </w:p>
+    <w:p>
+      <w:r>
+        <w:rPr>
+          <w:b/>
+          <w:sz w:val="20"/>
+        </w:rPr>
+        <w:t>切入点三：找牢骚最多的班组长，做2小时Mini-Kaizen——让他在晨会自己说结果。</w:t>
+      </w:r>
+    </w:p>
+    <w:p>
+      <w:r>
+        <w:rPr>
+          <w:b/>
+          <w:sz w:val="20"/>
+        </w:rPr>
+        <w:t>切入点四：AI务实角色——数据分析加速（2天-&gt;2h），文档生成（2h-&gt;30min review），知识提取（从没法做到30min初稿）。</w:t>
+      </w:r>
+    </w:p>
+    <w:p>
+      <w:pPr>
+        <w:pStyle w:val="Heading2"/>
+      </w:pPr>
+      <w:r>
+        <w:t>6.2 分阶段实施</w:t>
+      </w:r>
+    </w:p>
+    <w:p>
+      <w:r>
+        <w:rPr>
+          <w:b/>
+          <w:sz w:val="20"/>
+        </w:rPr>
+        <w:t>Phase 0：破冰（6月）——王瑞俊一个人+极少协作。总投入：每周半天。</w:t>
       </w:r>
     </w:p>
     <w:tbl>
@@ -3511,15 +2910,8 @@
             <w:tcW w:type="dxa" w:w="3309"/>
           </w:tcPr>
           <w:p>
-            <w:pPr>
-              <w:jc w:val="center"/>
-            </w:pPr>
-            <w:r>
-              <w:rPr>
-                <w:b/>
-                <w:sz w:val="18"/>
-              </w:rPr>
-              <w:t>激励类型</w:t>
+            <w:r>
+              <w:t>行动</w:t>
             </w:r>
           </w:p>
         </w:tc>
@@ -3528,15 +2920,8 @@
             <w:tcW w:type="dxa" w:w="3309"/>
           </w:tcPr>
           <w:p>
-            <w:pPr>
-              <w:jc w:val="center"/>
-            </w:pPr>
-            <w:r>
-              <w:rPr>
-                <w:b/>
-                <w:sz w:val="18"/>
-              </w:rPr>
-              <w:t>对象</w:t>
+            <w:r>
+              <w:t>谁</w:t>
             </w:r>
           </w:p>
         </w:tc>
@@ -3545,15 +2930,8 @@
             <w:tcW w:type="dxa" w:w="3309"/>
           </w:tcPr>
           <w:p>
-            <w:pPr>
-              <w:jc w:val="center"/>
-            </w:pPr>
-            <w:r>
-              <w:rPr>
-                <w:b/>
-                <w:sz w:val="18"/>
-              </w:rPr>
-              <w:t>机制</w:t>
+            <w:r>
+              <w:t>耗时</w:t>
             </w:r>
           </w:p>
         </w:tc>
@@ -3562,15 +2940,8 @@
             <w:tcW w:type="dxa" w:w="3309"/>
           </w:tcPr>
           <w:p>
-            <w:pPr>
-              <w:jc w:val="center"/>
-            </w:pPr>
-            <w:r>
-              <w:rPr>
-                <w:b/>
-                <w:sz w:val="18"/>
-              </w:rPr>
-              <w:t>对标</w:t>
+            <w:r>
+              <w:t>门槛</w:t>
             </w:r>
           </w:p>
         </w:tc>
@@ -3582,10 +2953,7 @@
           </w:tcPr>
           <w:p>
             <w:r>
-              <w:rPr>
-                <w:sz w:val="18"/>
-              </w:rPr>
-              <w:t>改善提案奖</w:t>
+              <w:t>质量投诉Pareto分析</w:t>
             </w:r>
           </w:p>
         </w:tc>
@@ -3595,10 +2963,7 @@
           </w:tcPr>
           <w:p>
             <w:r>
-              <w:rPr>
-                <w:sz w:val="18"/>
-              </w:rPr>
-              <w:t>全员</w:t>
+              <w:t>王瑞俊+AI</w:t>
             </w:r>
           </w:p>
         </w:tc>
@@ -3608,10 +2973,7 @@
           </w:tcPr>
           <w:p>
             <w:r>
-              <w:rPr>
-                <w:sz w:val="18"/>
-              </w:rPr>
-              <w:t>A/B/C三级 100/300/1,000元 月度评选、季度表彰</w:t>
+              <w:t>4-6h</w:t>
             </w:r>
           </w:p>
         </w:tc>
@@ -3621,10 +2983,7 @@
           </w:tcPr>
           <w:p>
             <w:r>
-              <w:rPr>
-                <w:sz w:val="18"/>
-              </w:rPr>
-              <w:t>ONE</w:t>
+              <w:t>拿到Excel</w:t>
             </w:r>
           </w:p>
         </w:tc>
@@ -3636,10 +2995,7 @@
           </w:tcPr>
           <w:p>
             <w:r>
-              <w:rPr>
-                <w:sz w:val="18"/>
-              </w:rPr>
-              <w:t>Kaizen发表奖</w:t>
+              <w:t>第一个视频SOP试点</w:t>
             </w:r>
           </w:p>
         </w:tc>
@@ -3649,10 +3005,7 @@
           </w:tcPr>
           <w:p>
             <w:r>
-              <w:rPr>
-                <w:sz w:val="18"/>
-              </w:rPr>
-              <w:t>改善团队</w:t>
+              <w:t>王瑞俊+老师傅</w:t>
             </w:r>
           </w:p>
         </w:tc>
@@ -3662,10 +3015,7 @@
           </w:tcPr>
           <w:p>
             <w:r>
-              <w:rPr>
-                <w:sz w:val="18"/>
-              </w:rPr>
-              <w:t>每半年1次公司级发表会 最佳项目5,000-10,000元</w:t>
+              <w:t>2.5h</w:t>
             </w:r>
           </w:p>
         </w:tc>
@@ -3675,10 +3025,7 @@
           </w:tcPr>
           <w:p>
             <w:r>
-              <w:rPr>
-                <w:sz w:val="18"/>
-              </w:rPr>
-              <w:t>DBS</w:t>
+              <w:t>手机+LLM</w:t>
             </w:r>
           </w:p>
         </w:tc>
@@ -3690,10 +3037,7 @@
           </w:tcPr>
           <w:p>
             <w:r>
-              <w:rPr>
-                <w:sz w:val="18"/>
-              </w:rPr>
-              <w:t>精益带级津贴</w:t>
+              <w:t>MILP偏差表V1.0</w:t>
             </w:r>
           </w:p>
         </w:tc>
@@ -3703,10 +3047,7 @@
           </w:tcPr>
           <w:p>
             <w:r>
-              <w:rPr>
-                <w:sz w:val="18"/>
-              </w:rPr>
-              <w:t>认证带级人员</w:t>
+              <w:t>王瑞俊</w:t>
             </w:r>
           </w:p>
         </w:tc>
@@ -3716,10 +3057,7 @@
           </w:tcPr>
           <w:p>
             <w:r>
-              <w:rPr>
-                <w:sz w:val="18"/>
-              </w:rPr>
-              <w:t>黄带/绿带/黑带 月度200/500/1,000元</w:t>
+              <w:t>2h</w:t>
             </w:r>
           </w:p>
         </w:tc>
@@ -3729,10 +3067,7 @@
           </w:tcPr>
           <w:p>
             <w:r>
-              <w:rPr>
-                <w:sz w:val="18"/>
-              </w:rPr>
-              <w:t>DBS</w:t>
+              <w:t>已有模型</w:t>
             </w:r>
           </w:p>
         </w:tc>
@@ -3744,10 +3079,7 @@
           </w:tcPr>
           <w:p>
             <w:r>
-              <w:rPr>
-                <w:sz w:val="18"/>
-              </w:rPr>
-              <w:t>车间精益排名</w:t>
+              <w:t>月度经营会插入成本TOP3</w:t>
             </w:r>
           </w:p>
         </w:tc>
@@ -3757,10 +3089,7 @@
           </w:tcPr>
           <w:p>
             <w:r>
-              <w:rPr>
-                <w:sz w:val="18"/>
-              </w:rPr>
-              <w:t>各车间</w:t>
+              <w:t>王瑞俊+总经理</w:t>
             </w:r>
           </w:p>
         </w:tc>
@@ -3770,10 +3099,7 @@
           </w:tcPr>
           <w:p>
             <w:r>
-              <w:rPr>
-                <w:sz w:val="18"/>
-              </w:rPr>
-              <w:t>月度成熟度评分 TOP1全员奖励</w:t>
+              <w:t>会前15min</w:t>
             </w:r>
           </w:p>
         </w:tc>
@@ -3783,10 +3109,7 @@
           </w:tcPr>
           <w:p>
             <w:r>
-              <w:rPr>
-                <w:sz w:val="18"/>
-              </w:rPr>
-              <w:t>ONE</w:t>
+              <w:t>总经理点头</w:t>
             </w:r>
           </w:p>
         </w:tc>
@@ -3798,10 +3121,7 @@
           </w:tcPr>
           <w:p>
             <w:r>
-              <w:rPr>
-                <w:sz w:val="18"/>
-              </w:rPr>
-              <w:t>TPI专项奖</w:t>
+              <w:t>找到第一个牢骚班组长</w:t>
             </w:r>
           </w:p>
         </w:tc>
@@ -3811,10 +3131,7 @@
           </w:tcPr>
           <w:p>
             <w:r>
-              <w:rPr>
-                <w:sz w:val="18"/>
-              </w:rPr>
-              <w:t>职能部门</w:t>
+              <w:t>王瑞俊</w:t>
             </w:r>
           </w:p>
         </w:tc>
@@ -3824,10 +3141,7 @@
           </w:tcPr>
           <w:p>
             <w:r>
-              <w:rPr>
-                <w:sz w:val="18"/>
-              </w:rPr>
-              <w:t>按年度节支额2-5%计提</w:t>
+              <w:t>1h/周</w:t>
             </w:r>
           </w:p>
         </w:tc>
@@ -3837,10 +3151,7 @@
           </w:tcPr>
           <w:p>
             <w:r>
-              <w:rPr>
-                <w:sz w:val="18"/>
-              </w:rPr>
-              <w:t>DBS</w:t>
+              <w:t>去车间聊天</w:t>
             </w:r>
           </w:p>
         </w:tc>
@@ -3849,7 +3160,184 @@
     <w:p>
       <w:r>
         <w:rPr>
-          <w:rFonts w:ascii="微软雅黑" w:hAnsi="微软雅黑" w:eastAsia="微软雅黑"/>
+          <w:b w:val="0"/>
+          <w:sz w:val="20"/>
+        </w:rPr>
+      </w:r>
+    </w:p>
+    <w:p>
+      <w:r>
+        <w:rPr>
+          <w:b/>
+          <w:sz w:val="20"/>
+        </w:rPr>
+        <w:t>Phase 1：生根（7-9月）——DBSO最小化启动。</w:t>
+      </w:r>
+    </w:p>
+    <w:p>
+      <w:r>
+        <w:rPr>
+          <w:b w:val="0"/>
+          <w:sz w:val="20"/>
+        </w:rPr>
+        <w:t>Phase 2：扩散（10-12月）——让成功案例说话。</w:t>
+      </w:r>
+    </w:p>
+    <w:p>
+      <w:r>
+        <w:rPr>
+          <w:b w:val="0"/>
+          <w:sz w:val="20"/>
+        </w:rPr>
+        <w:t>Phase 3：常态化（2027 H1）——全面推进课题清单。</w:t>
+      </w:r>
+    </w:p>
+    <w:p>
+      <w:r>
+        <w:br w:type="page"/>
+      </w:r>
+    </w:p>
+    <w:p>
+      <w:pPr>
+        <w:pStyle w:val="Heading1"/>
+      </w:pPr>
+      <w:r>
+        <w:t>七、推进机制</w:t>
+      </w:r>
+    </w:p>
+    <w:p>
+      <w:pPr>
+        <w:pStyle w:val="Heading2"/>
+      </w:pPr>
+      <w:r>
+        <w:t>7.1 DBSO</w:t>
+      </w:r>
+    </w:p>
+    <w:tbl>
+      <w:tblPr>
+        <w:tblStyle w:val="LightGrid-Accent1"/>
+        <w:tblW w:type="auto" w:w="0"/>
+        <w:jc w:val="center"/>
+        <w:tblLook w:firstColumn="1" w:firstRow="1" w:lastColumn="0" w:lastRow="0" w:noHBand="0" w:noVBand="1" w:val="04A0"/>
+      </w:tblPr>
+      <w:tblGrid>
+        <w:gridCol w:w="6619"/>
+        <w:gridCol w:w="6619"/>
+      </w:tblGrid>
+      <w:tr>
+        <w:tc>
+          <w:tcPr>
+            <w:tcW w:type="dxa" w:w="6619"/>
+          </w:tcPr>
+          <w:p>
+            <w:r>
+              <w:t>维度</w:t>
+            </w:r>
+          </w:p>
+        </w:tc>
+        <w:tc>
+          <w:tcPr>
+            <w:tcW w:type="dxa" w:w="6619"/>
+          </w:tcPr>
+          <w:p>
+            <w:r>
+              <w:t>设计</w:t>
+            </w:r>
+          </w:p>
+        </w:tc>
+      </w:tr>
+      <w:tr>
+        <w:tc>
+          <w:tcPr>
+            <w:tcW w:type="dxa" w:w="6619"/>
+          </w:tcPr>
+          <w:p>
+            <w:r>
+              <w:t>编制步伐</w:t>
+            </w:r>
+          </w:p>
+        </w:tc>
+        <w:tc>
+          <w:tcPr>
+            <w:tcW w:type="dxa" w:w="6619"/>
+          </w:tcPr>
+          <w:p>
+            <w:r>
+              <w:t>Phase 0: 王瑞俊兼职 -&gt; Phase 1: 1人 -&gt; Phase 3: 3-5人</w:t>
+            </w:r>
+          </w:p>
+        </w:tc>
+      </w:tr>
+      <w:tr>
+        <w:tc>
+          <w:tcPr>
+            <w:tcW w:type="dxa" w:w="6619"/>
+          </w:tcPr>
+          <w:p>
+            <w:r>
+              <w:t>汇报线</w:t>
+            </w:r>
+          </w:p>
+        </w:tc>
+        <w:tc>
+          <w:tcPr>
+            <w:tcW w:type="dxa" w:w="6619"/>
+          </w:tcPr>
+          <w:p>
+            <w:r>
+              <w:t>直接向总经理汇报</w:t>
+            </w:r>
+          </w:p>
+        </w:tc>
+      </w:tr>
+      <w:tr>
+        <w:tc>
+          <w:tcPr>
+            <w:tcW w:type="dxa" w:w="6619"/>
+          </w:tcPr>
+          <w:p>
+            <w:r>
+              <w:t>职责</w:t>
+            </w:r>
+          </w:p>
+        </w:tc>
+        <w:tc>
+          <w:tcPr>
+            <w:tcW w:type="dxa" w:w="6619"/>
+          </w:tcPr>
+          <w:p>
+            <w:r>
+              <w:t>方针/Kaizen教练/培训/知识管理/成熟度评估/跨部门课题</w:t>
+            </w:r>
+          </w:p>
+        </w:tc>
+      </w:tr>
+      <w:tr>
+        <w:tc>
+          <w:tcPr>
+            <w:tcW w:type="dxa" w:w="6619"/>
+          </w:tcPr>
+          <w:p>
+            <w:r>
+              <w:t>启动</w:t>
+            </w:r>
+          </w:p>
+        </w:tc>
+        <w:tc>
+          <w:tcPr>
+            <w:tcW w:type="dxa" w:w="6619"/>
+          </w:tcPr>
+          <w:p>
+            <w:r>
+              <w:t>Phase 0即启动（王瑞俊个人）-&gt; 7月视成果挂牌</w:t>
+            </w:r>
+          </w:p>
+        </w:tc>
+      </w:tr>
+    </w:tbl>
+    <w:p>
+      <w:r>
+        <w:rPr>
           <w:b w:val="0"/>
           <w:sz w:val="20"/>
         </w:rPr>
@@ -3860,10 +3348,286 @@
         <w:pStyle w:val="Heading2"/>
       </w:pPr>
       <w:r>
+        <w:t>7.2 MOR（改造现有会议，不新增）</w:t>
+      </w:r>
+    </w:p>
+    <w:tbl>
+      <w:tblPr>
+        <w:tblStyle w:val="LightGrid-Accent1"/>
+        <w:tblW w:type="auto" w:w="0"/>
+        <w:jc w:val="center"/>
+        <w:tblLook w:firstColumn="1" w:firstRow="1" w:lastColumn="0" w:lastRow="0" w:noHBand="0" w:noVBand="1" w:val="04A0"/>
+      </w:tblPr>
+      <w:tblGrid>
+        <w:gridCol w:w="4413"/>
+        <w:gridCol w:w="4413"/>
+        <w:gridCol w:w="4413"/>
+      </w:tblGrid>
+      <w:tr>
+        <w:tc>
+          <w:tcPr>
+            <w:tcW w:type="dxa" w:w="4413"/>
+          </w:tcPr>
+          <w:p>
+            <w:r>
+              <w:t>维度</w:t>
+            </w:r>
+          </w:p>
+        </w:tc>
+        <w:tc>
+          <w:tcPr>
+            <w:tcW w:type="dxa" w:w="4413"/>
+          </w:tcPr>
+          <w:p>
+            <w:r>
+              <w:t>现有</w:t>
+            </w:r>
+          </w:p>
+        </w:tc>
+        <w:tc>
+          <w:tcPr>
+            <w:tcW w:type="dxa" w:w="4413"/>
+          </w:tcPr>
+          <w:p>
+            <w:r>
+              <w:t>-&gt; MOR升级</w:t>
+            </w:r>
+          </w:p>
+        </w:tc>
+      </w:tr>
+      <w:tr>
+        <w:tc>
+          <w:tcPr>
+            <w:tcW w:type="dxa" w:w="4413"/>
+          </w:tcPr>
+          <w:p>
+            <w:r>
+              <w:t>议程</w:t>
+            </w:r>
+          </w:p>
+        </w:tc>
+        <w:tc>
+          <w:tcPr>
+            <w:tcW w:type="dxa" w:w="4413"/>
+          </w:tcPr>
+          <w:p>
+            <w:r>
+              <w:t>财务-&gt;各业务线</w:t>
+            </w:r>
+          </w:p>
+        </w:tc>
+        <w:tc>
+          <w:tcPr>
+            <w:tcW w:type="dxa" w:w="4413"/>
+          </w:tcPr>
+          <w:p>
+            <w:r>
+              <w:t>安全-&gt;质量-&gt;交付-&gt;成本-&gt;增长</w:t>
+            </w:r>
+          </w:p>
+        </w:tc>
+      </w:tr>
+      <w:tr>
+        <w:tc>
+          <w:tcPr>
+            <w:tcW w:type="dxa" w:w="4413"/>
+          </w:tcPr>
+          <w:p>
+            <w:r>
+              <w:t>新增时间</w:t>
+            </w:r>
+          </w:p>
+        </w:tc>
+        <w:tc>
+          <w:tcPr>
+            <w:tcW w:type="dxa" w:w="4413"/>
+          </w:tcPr>
+          <w:p>
+            <w:r>
+              <w:t>—</w:t>
+            </w:r>
+          </w:p>
+        </w:tc>
+        <w:tc>
+          <w:tcPr>
+            <w:tcW w:type="dxa" w:w="4413"/>
+          </w:tcPr>
+          <w:p>
+            <w:r>
+              <w:t>首次仅+3分钟（成本损失TOP3）</w:t>
+            </w:r>
+          </w:p>
+        </w:tc>
+      </w:tr>
+    </w:tbl>
+    <w:p>
+      <w:r>
         <w:rPr>
-          <w:rFonts w:ascii="微软雅黑" w:hAnsi="微软雅黑" w:eastAsia="微软雅黑"/>
+          <w:b w:val="0"/>
+          <w:sz w:val="20"/>
         </w:rPr>
-        <w:t>4.4 精益人才培养</w:t>
+      </w:r>
+    </w:p>
+    <w:p>
+      <w:pPr>
+        <w:pStyle w:val="Heading2"/>
+      </w:pPr>
+      <w:r>
+        <w:t>7.3 激励+人才</w:t>
+      </w:r>
+    </w:p>
+    <w:tbl>
+      <w:tblPr>
+        <w:tblStyle w:val="LightGrid-Accent1"/>
+        <w:tblW w:type="auto" w:w="0"/>
+        <w:jc w:val="center"/>
+        <w:tblLook w:firstColumn="1" w:firstRow="1" w:lastColumn="0" w:lastRow="0" w:noHBand="0" w:noVBand="1" w:val="04A0"/>
+      </w:tblPr>
+      <w:tblGrid>
+        <w:gridCol w:w="4413"/>
+        <w:gridCol w:w="4413"/>
+        <w:gridCol w:w="4413"/>
+      </w:tblGrid>
+      <w:tr>
+        <w:tc>
+          <w:tcPr>
+            <w:tcW w:type="dxa" w:w="4413"/>
+          </w:tcPr>
+          <w:p>
+            <w:r>
+              <w:t>激励类型</w:t>
+            </w:r>
+          </w:p>
+        </w:tc>
+        <w:tc>
+          <w:tcPr>
+            <w:tcW w:type="dxa" w:w="4413"/>
+          </w:tcPr>
+          <w:p>
+            <w:r>
+              <w:t>机制</w:t>
+            </w:r>
+          </w:p>
+        </w:tc>
+        <w:tc>
+          <w:tcPr>
+            <w:tcW w:type="dxa" w:w="4413"/>
+          </w:tcPr>
+          <w:p>
+            <w:r>
+              <w:t>启动</w:t>
+            </w:r>
+          </w:p>
+        </w:tc>
+      </w:tr>
+      <w:tr>
+        <w:tc>
+          <w:tcPr>
+            <w:tcW w:type="dxa" w:w="4413"/>
+          </w:tcPr>
+          <w:p>
+            <w:r>
+              <w:t>改善提案奖</w:t>
+            </w:r>
+          </w:p>
+        </w:tc>
+        <w:tc>
+          <w:tcPr>
+            <w:tcW w:type="dxa" w:w="4413"/>
+          </w:tcPr>
+          <w:p>
+            <w:r>
+              <w:t>A/B/C三级 100/300/1,000元</w:t>
+            </w:r>
+          </w:p>
+        </w:tc>
+        <w:tc>
+          <w:tcPr>
+            <w:tcW w:type="dxa" w:w="4413"/>
+          </w:tcPr>
+          <w:p>
+            <w:r>
+              <w:t>Phase 2</w:t>
+            </w:r>
+          </w:p>
+        </w:tc>
+      </w:tr>
+      <w:tr>
+        <w:tc>
+          <w:tcPr>
+            <w:tcW w:type="dxa" w:w="4413"/>
+          </w:tcPr>
+          <w:p>
+            <w:r>
+              <w:t>Kaizen发表奖</w:t>
+            </w:r>
+          </w:p>
+        </w:tc>
+        <w:tc>
+          <w:tcPr>
+            <w:tcW w:type="dxa" w:w="4413"/>
+          </w:tcPr>
+          <w:p>
+            <w:r>
+              <w:t>每半年1次</w:t>
+            </w:r>
+          </w:p>
+        </w:tc>
+        <w:tc>
+          <w:tcPr>
+            <w:tcW w:type="dxa" w:w="4413"/>
+          </w:tcPr>
+          <w:p>
+            <w:r>
+              <w:t>Phase 1</w:t>
+            </w:r>
+          </w:p>
+        </w:tc>
+      </w:tr>
+      <w:tr>
+        <w:tc>
+          <w:tcPr>
+            <w:tcW w:type="dxa" w:w="4413"/>
+          </w:tcPr>
+          <w:p>
+            <w:r>
+              <w:t>带级津贴</w:t>
+            </w:r>
+          </w:p>
+        </w:tc>
+        <w:tc>
+          <w:tcPr>
+            <w:tcW w:type="dxa" w:w="4413"/>
+          </w:tcPr>
+          <w:p>
+            <w:r>
+              <w:t>黄/绿/黑 200/500/1,000元/月</w:t>
+            </w:r>
+          </w:p>
+        </w:tc>
+        <w:tc>
+          <w:tcPr>
+            <w:tcW w:type="dxa" w:w="4413"/>
+          </w:tcPr>
+          <w:p>
+            <w:r>
+              <w:t>Phase 2</w:t>
+            </w:r>
+          </w:p>
+        </w:tc>
+      </w:tr>
+    </w:tbl>
+    <w:p>
+      <w:r>
+        <w:br w:type="page"/>
+      </w:r>
+    </w:p>
+    <w:p>
+      <w:pPr>
+        <w:pStyle w:val="Heading1"/>
+      </w:pPr>
+      <w:r>
+        <w:t>八、风险清单</w:t>
       </w:r>
     </w:p>
     <w:tbl>
@@ -3885,15 +3649,8 @@
             <w:tcW w:type="dxa" w:w="3309"/>
           </w:tcPr>
           <w:p>
-            <w:pPr>
-              <w:jc w:val="center"/>
-            </w:pPr>
-            <w:r>
-              <w:rPr>
-                <w:b/>
-                <w:sz w:val="18"/>
-              </w:rPr>
-              <w:t>层级</w:t>
+            <w:r>
+              <w:t>风险</w:t>
             </w:r>
           </w:p>
         </w:tc>
@@ -3902,15 +3659,8 @@
             <w:tcW w:type="dxa" w:w="3309"/>
           </w:tcPr>
           <w:p>
-            <w:pPr>
-              <w:jc w:val="center"/>
-            </w:pPr>
-            <w:r>
-              <w:rPr>
-                <w:b/>
-                <w:sz w:val="18"/>
-              </w:rPr>
-              <w:t>内容</w:t>
+            <w:r>
+              <w:t>概率</w:t>
             </w:r>
           </w:p>
         </w:tc>
@@ -3919,15 +3669,8 @@
             <w:tcW w:type="dxa" w:w="3309"/>
           </w:tcPr>
           <w:p>
-            <w:pPr>
-              <w:jc w:val="center"/>
-            </w:pPr>
-            <w:r>
-              <w:rPr>
-                <w:b/>
-                <w:sz w:val="18"/>
-              </w:rPr>
-              <w:t>覆盖目标</w:t>
+            <w:r>
+              <w:t>影响</w:t>
             </w:r>
           </w:p>
         </w:tc>
@@ -3936,15 +3679,8 @@
             <w:tcW w:type="dxa" w:w="3309"/>
           </w:tcPr>
           <w:p>
-            <w:pPr>
-              <w:jc w:val="center"/>
-            </w:pPr>
-            <w:r>
-              <w:rPr>
-                <w:b/>
-                <w:sz w:val="18"/>
-              </w:rPr>
-              <w:t>培养方式</w:t>
+            <w:r>
+              <w:t>应对</w:t>
             </w:r>
           </w:p>
         </w:tc>
@@ -3956,10 +3692,7 @@
           </w:tcPr>
           <w:p>
             <w:r>
-              <w:rPr>
-                <w:sz w:val="18"/>
-              </w:rPr>
-              <w:t>黄带</w:t>
+              <w:t>Phase 0被日常事务淹没</w:t>
             </w:r>
           </w:p>
         </w:tc>
@@ -3969,10 +3702,7 @@
           </w:tcPr>
           <w:p>
             <w:r>
-              <w:rPr>
-                <w:sz w:val="18"/>
-              </w:rPr>
-              <w:t>5S、7大浪费、PDCA、提案方法</w:t>
+              <w:t>高</w:t>
             </w:r>
           </w:p>
         </w:tc>
@@ -3982,10 +3712,7 @@
           </w:tcPr>
           <w:p>
             <w:r>
-              <w:rPr>
-                <w:sz w:val="18"/>
-              </w:rPr>
-              <w:t>一线100%、文干&gt;=80%</w:t>
+              <w:t>致命</w:t>
             </w:r>
           </w:p>
         </w:tc>
@@ -3995,10 +3722,7 @@
           </w:tcPr>
           <w:p>
             <w:r>
-              <w:rPr>
-                <w:sz w:val="18"/>
-              </w:rPr>
-              <w:t>培训+现场考核</w:t>
+              <w:t>每周半天固定时间，写入个人周计划</w:t>
             </w:r>
           </w:p>
         </w:tc>
@@ -4010,10 +3734,7 @@
           </w:tcPr>
           <w:p>
             <w:r>
-              <w:rPr>
-                <w:sz w:val="18"/>
-              </w:rPr>
-              <w:t>绿带</w:t>
+              <w:t>产出质量不足以说服</w:t>
             </w:r>
           </w:p>
         </w:tc>
@@ -4023,10 +3744,7 @@
           </w:tcPr>
           <w:p>
             <w:r>
-              <w:rPr>
-                <w:sz w:val="18"/>
-              </w:rPr>
-              <w:t>VSM、标准作业、PSP、TPI基础、Kaizen主持</w:t>
+              <w:t>中</w:t>
             </w:r>
           </w:p>
         </w:tc>
@@ -4036,10 +3754,7 @@
           </w:tcPr>
           <w:p>
             <w:r>
-              <w:rPr>
-                <w:sz w:val="18"/>
-              </w:rPr>
-              <w:t>每车间&gt;=3人、每职能&gt;=1人</w:t>
+              <w:t>高</w:t>
             </w:r>
           </w:p>
         </w:tc>
@@ -4049,10 +3764,7 @@
           </w:tcPr>
           <w:p>
             <w:r>
-              <w:rPr>
-                <w:sz w:val="18"/>
-              </w:rPr>
-              <w:t>80%现场课题+20%上课</w:t>
+              <w:t>先做质量Pareto——最容易出成果</w:t>
             </w:r>
           </w:p>
         </w:tc>
@@ -4064,10 +3776,7 @@
           </w:tcPr>
           <w:p>
             <w:r>
-              <w:rPr>
-                <w:sz w:val="18"/>
-              </w:rPr>
-              <w:t>黑带</w:t>
+              <w:t>找不到合适班组长</w:t>
             </w:r>
           </w:p>
         </w:tc>
@@ -4077,10 +3786,7 @@
           </w:tcPr>
           <w:p>
             <w:r>
-              <w:rPr>
-                <w:sz w:val="18"/>
-              </w:rPr>
-              <w:t>高级PSP、Policy Deployment、3P、TWI Trainer</w:t>
+              <w:t>低</w:t>
             </w:r>
           </w:p>
         </w:tc>
@@ -4090,10 +3796,7 @@
           </w:tcPr>
           <w:p>
             <w:r>
-              <w:rPr>
-                <w:sz w:val="18"/>
-              </w:rPr>
-              <w:t>全公司3-5人</w:t>
+              <w:t>中</w:t>
             </w:r>
           </w:p>
         </w:tc>
@@ -4103,10 +3806,7 @@
           </w:tcPr>
           <w:p>
             <w:r>
-              <w:rPr>
-                <w:sz w:val="18"/>
-              </w:rPr>
-              <w:t>DBSO核心+总部培训</w:t>
+              <w:t>先从碳罐车间找</w:t>
             </w:r>
           </w:p>
         </w:tc>
@@ -4118,10 +3818,7 @@
           </w:tcPr>
           <w:p>
             <w:r>
-              <w:rPr>
-                <w:sz w:val="18"/>
-              </w:rPr>
-              <w:t>精益领导力</w:t>
+              <w:t>一个月没效果PSP被推迟</w:t>
             </w:r>
           </w:p>
         </w:tc>
@@ -4131,10 +3828,7 @@
           </w:tcPr>
           <w:p>
             <w:r>
-              <w:rPr>
-                <w:sz w:val="18"/>
-              </w:rPr>
-              <w:t>Policy Deployment、A3思维、Gemba Walk</w:t>
+              <w:t>中</w:t>
             </w:r>
           </w:p>
         </w:tc>
@@ -4144,10 +3838,7 @@
           </w:tcPr>
           <w:p>
             <w:r>
-              <w:rPr>
-                <w:sz w:val="18"/>
-              </w:rPr>
-              <w:t>总经理+部门长+车间主任</w:t>
+              <w:t>高</w:t>
             </w:r>
           </w:p>
         </w:tc>
@@ -4157,10 +3848,49 @@
           </w:tcPr>
           <w:p>
             <w:r>
-              <w:rPr>
-                <w:sz w:val="18"/>
-              </w:rPr>
-              <w:t>DBS Leadership模块</w:t>
+              <w:t>PSP不在Phase 0前开</w:t>
+            </w:r>
+          </w:p>
+        </w:tc>
+      </w:tr>
+      <w:tr>
+        <w:tc>
+          <w:tcPr>
+            <w:tcW w:type="dxa" w:w="3309"/>
+          </w:tcPr>
+          <w:p>
+            <w:r>
+              <w:t>总经理认为非优先</w:t>
+            </w:r>
+          </w:p>
+        </w:tc>
+        <w:tc>
+          <w:tcPr>
+            <w:tcW w:type="dxa" w:w="3309"/>
+          </w:tcPr>
+          <w:p>
+            <w:r>
+              <w:t>中</w:t>
+            </w:r>
+          </w:p>
+        </w:tc>
+        <w:tc>
+          <w:tcPr>
+            <w:tcW w:type="dxa" w:w="3309"/>
+          </w:tcPr>
+          <w:p>
+            <w:r>
+              <w:t>致命</w:t>
+            </w:r>
+          </w:p>
+        </w:tc>
+        <w:tc>
+          <w:tcPr>
+            <w:tcW w:type="dxa" w:w="3309"/>
+          </w:tcPr>
+          <w:p>
+            <w:r>
+              <w:t>MOR只加3分钟，不是新项目</w:t>
             </w:r>
           </w:p>
         </w:tc>
@@ -4176,101 +3906,16 @@
         <w:pStyle w:val="Heading1"/>
       </w:pPr>
       <w:r>
-        <w:rPr>
-          <w:rFonts w:ascii="微软雅黑" w:hAnsi="微软雅黑" w:eastAsia="微软雅黑"/>
-        </w:rPr>
-        <w:t>五、关键成功因素与风险</w:t>
-      </w:r>
-    </w:p>
-    <w:p>
-      <w:pPr>
-        <w:pStyle w:val="Heading2"/>
-      </w:pPr>
-      <w:r>
-        <w:rPr>
-          <w:rFonts w:ascii="微软雅黑" w:hAnsi="微软雅黑" w:eastAsia="微软雅黑"/>
-        </w:rPr>
-        <w:t>5.1 必须做对的三件事</w:t>
+        <w:t>九、Phase 0启动清单（6月）</w:t>
       </w:r>
     </w:p>
     <w:p>
       <w:r>
         <w:rPr>
-          <w:rFonts w:ascii="微软雅黑" w:hAnsi="微软雅黑" w:eastAsia="微软雅黑"/>
           <w:b/>
-          <w:sz w:val="22"/>
-        </w:rPr>
-        <w:t>1. 总经理亲自站台MOR</w:t>
-      </w:r>
-    </w:p>
-    <w:p>
-      <w:r>
-        <w:rPr>
-          <w:rFonts w:ascii="微软雅黑" w:hAnsi="微软雅黑" w:eastAsia="微软雅黑"/>
-          <w:b w:val="0"/>
           <w:sz w:val="20"/>
         </w:rPr>
-        <w:t xml:space="preserve">   精益体系能否立住，唯一最关键变量是总经理是否每月亲自参加MOR并追问对策是什么。如果MOR变成企管部的独角戏，整个体系3个月内空心化。</w:t>
-      </w:r>
-    </w:p>
-    <w:p>
-      <w:r>
-        <w:rPr>
-          <w:rFonts w:ascii="微软雅黑" w:hAnsi="微软雅黑" w:eastAsia="微软雅黑"/>
-          <w:b/>
-          <w:sz w:val="22"/>
-        </w:rPr>
-        <w:t>2. DBSO独立的汇报线</w:t>
-      </w:r>
-    </w:p>
-    <w:p>
-      <w:r>
-        <w:rPr>
-          <w:rFonts w:ascii="微软雅黑" w:hAnsi="微软雅黑" w:eastAsia="微软雅黑"/>
-          <w:b w:val="0"/>
-          <w:sz w:val="20"/>
-        </w:rPr>
-        <w:t xml:space="preserve">   DBSO必须直接向总经理汇报。挂靠企管部会导致非制造TPI跨部门推动力不足、车间将精益视为行政任务。</w:t>
-      </w:r>
-    </w:p>
-    <w:p>
-      <w:r>
-        <w:rPr>
-          <w:rFonts w:ascii="微软雅黑" w:hAnsi="微软雅黑" w:eastAsia="微软雅黑"/>
-          <w:b/>
-          <w:sz w:val="22"/>
-        </w:rPr>
-        <w:t>3. 特罐搬迁的精益设计窗口</w:t>
-      </w:r>
-    </w:p>
-    <w:p>
-      <w:r>
-        <w:rPr>
-          <w:rFonts w:ascii="微软雅黑" w:hAnsi="微软雅黑" w:eastAsia="微软雅黑"/>
-          <w:b w:val="0"/>
-          <w:sz w:val="20"/>
-        </w:rPr>
-        <w:t xml:space="preserve">   施工图定稿前完成VSM未来图+3P分析，是2026年ROI最高的单一精益行动。一旦错过，未来10年的物流效率被锁定。</w:t>
-      </w:r>
-    </w:p>
-    <w:p>
-      <w:r>
-        <w:rPr>
-          <w:rFonts w:ascii="微软雅黑" w:hAnsi="微软雅黑" w:eastAsia="微软雅黑"/>
-          <w:b w:val="0"/>
-          <w:sz w:val="20"/>
-        </w:rPr>
-      </w:r>
-    </w:p>
-    <w:p>
-      <w:pPr>
-        <w:pStyle w:val="Heading2"/>
-      </w:pPr>
-      <w:r>
-        <w:rPr>
-          <w:rFonts w:ascii="微软雅黑" w:hAnsi="微软雅黑" w:eastAsia="微软雅黑"/>
-        </w:rPr>
-        <w:t>5.2 风险清单</w:t>
+        <w:t>第1-2周：本周就可以开始</w:t>
       </w:r>
     </w:p>
     <w:tbl>
@@ -4292,15 +3937,8 @@
             <w:tcW w:type="dxa" w:w="3309"/>
           </w:tcPr>
           <w:p>
-            <w:pPr>
-              <w:jc w:val="center"/>
-            </w:pPr>
-            <w:r>
-              <w:rPr>
-                <w:b/>
-                <w:sz w:val="18"/>
-              </w:rPr>
-              <w:t>风险</w:t>
+            <w:r>
+              <w:t>行动</w:t>
             </w:r>
           </w:p>
         </w:tc>
@@ -4309,15 +3947,8 @@
             <w:tcW w:type="dxa" w:w="3309"/>
           </w:tcPr>
           <w:p>
-            <w:pPr>
-              <w:jc w:val="center"/>
-            </w:pPr>
-            <w:r>
-              <w:rPr>
-                <w:b/>
-                <w:sz w:val="18"/>
-              </w:rPr>
-              <w:t>概率</w:t>
+            <w:r>
+              <w:t>谁</w:t>
             </w:r>
           </w:p>
         </w:tc>
@@ -4326,15 +3957,8 @@
             <w:tcW w:type="dxa" w:w="3309"/>
           </w:tcPr>
           <w:p>
-            <w:pPr>
-              <w:jc w:val="center"/>
-            </w:pPr>
-            <w:r>
-              <w:rPr>
-                <w:b/>
-                <w:sz w:val="18"/>
-              </w:rPr>
-              <w:t>影响</w:t>
+            <w:r>
+              <w:t>耗时</w:t>
             </w:r>
           </w:p>
         </w:tc>
@@ -4343,15 +3967,8 @@
             <w:tcW w:type="dxa" w:w="3309"/>
           </w:tcPr>
           <w:p>
-            <w:pPr>
-              <w:jc w:val="center"/>
-            </w:pPr>
-            <w:r>
-              <w:rPr>
-                <w:b/>
-                <w:sz w:val="18"/>
-              </w:rPr>
-              <w:t>应对</w:t>
+            <w:r>
+              <w:t>输出</w:t>
             </w:r>
           </w:p>
         </w:tc>
@@ -4363,10 +3980,7 @@
           </w:tcPr>
           <w:p>
             <w:r>
-              <w:rPr>
-                <w:sz w:val="18"/>
-              </w:rPr>
-              <w:t>PSP讨论后无法对齐（各部门对真问题认知不一致）</w:t>
+              <w:t>从质量部拿到近12个月客户投诉数据</w:t>
             </w:r>
           </w:p>
         </w:tc>
@@ -4376,10 +3990,7 @@
           </w:tcPr>
           <w:p>
             <w:r>
-              <w:rPr>
-                <w:sz w:val="18"/>
-              </w:rPr>
-              <w:t>中</w:t>
+              <w:t>王瑞俊</w:t>
             </w:r>
           </w:p>
         </w:tc>
@@ -4389,10 +4000,7 @@
           </w:tcPr>
           <w:p>
             <w:r>
-              <w:rPr>
-                <w:sz w:val="18"/>
-              </w:rPr>
-              <w:t>高</w:t>
+              <w:t>30min</w:t>
             </w:r>
           </w:p>
         </w:tc>
@@ -4402,12 +4010,7 @@
           </w:tcPr>
           <w:p>
             <w:r>
-              <w:rPr>
-                <w:sz w:val="18"/>
-              </w:rPr>
-              <w:t>用PSP报告的事实数据作为讨论基线</w:t>
-              <w:br/>
-              <w:t>用数据而非意见说话</w:t>
+              <w:t>原始数据Excel</w:t>
             </w:r>
           </w:p>
         </w:tc>
@@ -4419,10 +4022,7 @@
           </w:tcPr>
           <w:p>
             <w:r>
-              <w:rPr>
-                <w:sz w:val="18"/>
-              </w:rPr>
-              <w:t>车间对又一个新花样抵触</w:t>
+              <w:t>Python+LLM做Pareto分析</w:t>
             </w:r>
           </w:p>
         </w:tc>
@@ -4432,10 +4032,7 @@
           </w:tcPr>
           <w:p>
             <w:r>
-              <w:rPr>
-                <w:sz w:val="18"/>
-              </w:rPr>
-              <w:t>中</w:t>
+              <w:t>王瑞俊</w:t>
             </w:r>
           </w:p>
         </w:tc>
@@ -4445,10 +4042,7 @@
           </w:tcPr>
           <w:p>
             <w:r>
-              <w:rPr>
-                <w:sz w:val="18"/>
-              </w:rPr>
-              <w:t>中</w:t>
+              <w:t>4-6h</w:t>
             </w:r>
           </w:p>
         </w:tc>
@@ -4458,10 +4052,7 @@
           </w:tcPr>
           <w:p>
             <w:r>
-              <w:rPr>
-                <w:sz w:val="18"/>
-              </w:rPr>
-              <w:t>先用1-2个速赢Kaizen让结果说话，再推广</w:t>
+              <w:t>一张A4纸TOP3质量损失可视化</w:t>
             </w:r>
           </w:p>
         </w:tc>
@@ -4473,10 +4064,7 @@
           </w:tcPr>
           <w:p>
             <w:r>
-              <w:rPr>
-                <w:sz w:val="18"/>
-              </w:rPr>
-              <w:t>DBSO人才难以招聘/内部选拔</w:t>
+              <w:t>去车间找牢骚最多的班组长聊15分钟</w:t>
             </w:r>
           </w:p>
         </w:tc>
@@ -4486,10 +4074,7 @@
           </w:tcPr>
           <w:p>
             <w:r>
-              <w:rPr>
-                <w:sz w:val="18"/>
-              </w:rPr>
-              <w:t>高</w:t>
+              <w:t>王瑞俊</w:t>
             </w:r>
           </w:p>
         </w:tc>
@@ -4499,10 +4084,7 @@
           </w:tcPr>
           <w:p>
             <w:r>
-              <w:rPr>
-                <w:sz w:val="18"/>
-              </w:rPr>
-              <w:t>中</w:t>
+              <w:t>15min</w:t>
             </w:r>
           </w:p>
         </w:tc>
@@ -4512,10 +4094,7 @@
           </w:tcPr>
           <w:p>
             <w:r>
-              <w:rPr>
-                <w:sz w:val="18"/>
-              </w:rPr>
-              <w:t>优先从内部有意愿的班组长中选拔培养</w:t>
+              <w:t>候选人+潜在问题</w:t>
             </w:r>
           </w:p>
         </w:tc>
@@ -4527,10 +4106,7 @@
           </w:tcPr>
           <w:p>
             <w:r>
-              <w:rPr>
-                <w:sz w:val="18"/>
-              </w:rPr>
-              <w:t>特罐搬迁精益设计与进度冲突</w:t>
+              <w:t>选关键工序录10分钟老师傅操作</w:t>
             </w:r>
           </w:p>
         </w:tc>
@@ -4540,10 +4116,7 @@
           </w:tcPr>
           <w:p>
             <w:r>
-              <w:rPr>
-                <w:sz w:val="18"/>
-              </w:rPr>
-              <w:t>中</w:t>
+              <w:t>王瑞俊+老师傅</w:t>
             </w:r>
           </w:p>
         </w:tc>
@@ -4553,10 +4126,7 @@
           </w:tcPr>
           <w:p>
             <w:r>
-              <w:rPr>
-                <w:sz w:val="18"/>
-              </w:rPr>
-              <w:t>高</w:t>
+              <w:t>30min</w:t>
             </w:r>
           </w:p>
         </w:tc>
@@ -4566,10 +4136,7 @@
           </w:tcPr>
           <w:p>
             <w:r>
-              <w:rPr>
-                <w:sz w:val="18"/>
-              </w:rPr>
-              <w:t>作为搬迁前置条件写入项目章程</w:t>
+              <w:t>原始视频</w:t>
             </w:r>
           </w:p>
         </w:tc>
@@ -4581,10 +4148,7 @@
           </w:tcPr>
           <w:p>
             <w:r>
-              <w:rPr>
-                <w:sz w:val="18"/>
-              </w:rPr>
-              <w:t>阀件并购交割时间不确定</w:t>
+              <w:t>LLM生成文字SOP-&gt;师傅review修正</w:t>
             </w:r>
           </w:p>
         </w:tc>
@@ -4594,10 +4158,7 @@
           </w:tcPr>
           <w:p>
             <w:r>
-              <w:rPr>
-                <w:sz w:val="18"/>
-              </w:rPr>
-              <w:t>中</w:t>
+              <w:t>王瑞俊+老师傅</w:t>
             </w:r>
           </w:p>
         </w:tc>
@@ -4607,10 +4168,7 @@
           </w:tcPr>
           <w:p>
             <w:r>
-              <w:rPr>
-                <w:sz w:val="18"/>
-              </w:rPr>
-              <w:t>中</w:t>
+              <w:t>1.5h</w:t>
             </w:r>
           </w:p>
         </w:tc>
@@ -4620,10 +4178,7 @@
           </w:tcPr>
           <w:p>
             <w:r>
-              <w:rPr>
-                <w:sz w:val="18"/>
-              </w:rPr>
-              <w:t>先做好DBS评估模板，交割后即可快速启动</w:t>
+              <w:t>第一份视频SOP</w:t>
             </w:r>
           </w:p>
         </w:tc>
@@ -4635,10 +4190,7 @@
           </w:tcPr>
           <w:p>
             <w:r>
-              <w:rPr>
-                <w:sz w:val="18"/>
-              </w:rPr>
-              <w:t>集团ONE考核与DBS实践口径不一致</w:t>
+              <w:t>MILP最优计划vs Q1实际采购对比表</w:t>
             </w:r>
           </w:p>
         </w:tc>
@@ -4648,10 +4200,7 @@
           </w:tcPr>
           <w:p>
             <w:r>
-              <w:rPr>
-                <w:sz w:val="18"/>
-              </w:rPr>
-              <w:t>低</w:t>
+              <w:t>王瑞俊</w:t>
             </w:r>
           </w:p>
         </w:tc>
@@ -4661,10 +4210,7 @@
           </w:tcPr>
           <w:p>
             <w:r>
-              <w:rPr>
-                <w:sz w:val="18"/>
-              </w:rPr>
-              <w:t>低</w:t>
+              <w:t>2h</w:t>
             </w:r>
           </w:p>
         </w:tc>
@@ -4674,10 +4220,7 @@
           </w:tcPr>
           <w:p>
             <w:r>
-              <w:rPr>
-                <w:sz w:val="18"/>
-              </w:rPr>
-              <w:t>ONE为考核框架，DBS为实施方法</w:t>
+              <w:t>偏差分析表</w:t>
             </w:r>
           </w:p>
         </w:tc>
@@ -4685,18 +4228,19 @@
     </w:tbl>
     <w:p>
       <w:r>
-        <w:br w:type="page"/>
+        <w:rPr>
+          <w:b w:val="0"/>
+          <w:sz w:val="20"/>
+        </w:rPr>
       </w:r>
     </w:p>
     <w:p>
-      <w:pPr>
-        <w:pStyle w:val="Heading1"/>
-      </w:pPr>
       <w:r>
         <w:rPr>
-          <w:rFonts w:ascii="微软雅黑" w:hAnsi="微软雅黑" w:eastAsia="微软雅黑"/>
+          <w:b/>
+          <w:sz w:val="20"/>
         </w:rPr>
-        <w:t>六、下一步行动（Immediate Next Steps）</w:t>
+        <w:t>第3-4周：首次产出展示</w:t>
       </w:r>
     </w:p>
     <w:tbl>
@@ -4707,77 +4251,38 @@
         <w:tblLook w:firstColumn="1" w:firstRow="1" w:lastColumn="0" w:lastRow="0" w:noHBand="0" w:noVBand="1" w:val="04A0"/>
       </w:tblPr>
       <w:tblGrid>
-        <w:gridCol w:w="3309"/>
-        <w:gridCol w:w="3309"/>
-        <w:gridCol w:w="3309"/>
-        <w:gridCol w:w="3309"/>
+        <w:gridCol w:w="4413"/>
+        <w:gridCol w:w="4413"/>
+        <w:gridCol w:w="4413"/>
       </w:tblGrid>
       <w:tr>
         <w:tc>
           <w:tcPr>
-            <w:tcW w:type="dxa" w:w="3309"/>
-          </w:tcPr>
-          <w:p>
-            <w:pPr>
-              <w:jc w:val="center"/>
-            </w:pPr>
-            <w:r>
-              <w:rPr>
-                <w:b/>
-                <w:sz w:val="18"/>
-              </w:rPr>
+            <w:tcW w:type="dxa" w:w="4413"/>
+          </w:tcPr>
+          <w:p>
+            <w:r>
               <w:t>行动</w:t>
             </w:r>
           </w:p>
         </w:tc>
         <w:tc>
           <w:tcPr>
-            <w:tcW w:type="dxa" w:w="3309"/>
-          </w:tcPr>
-          <w:p>
-            <w:pPr>
-              <w:jc w:val="center"/>
-            </w:pPr>
-            <w:r>
-              <w:rPr>
-                <w:b/>
-                <w:sz w:val="18"/>
-              </w:rPr>
-              <w:t>内容</w:t>
-            </w:r>
-          </w:p>
-        </w:tc>
-        <w:tc>
-          <w:tcPr>
-            <w:tcW w:type="dxa" w:w="3309"/>
-          </w:tcPr>
-          <w:p>
-            <w:pPr>
-              <w:jc w:val="center"/>
-            </w:pPr>
-            <w:r>
-              <w:rPr>
-                <w:b/>
-                <w:sz w:val="18"/>
-              </w:rPr>
-              <w:t>时间</w:t>
-            </w:r>
-          </w:p>
-        </w:tc>
-        <w:tc>
-          <w:tcPr>
-            <w:tcW w:type="dxa" w:w="3309"/>
-          </w:tcPr>
-          <w:p>
-            <w:pPr>
-              <w:jc w:val="center"/>
-            </w:pPr>
-            <w:r>
-              <w:rPr>
-                <w:b/>
-                <w:sz w:val="18"/>
-              </w:rPr>
-              <w:t>负责人</w:t>
+            <w:tcW w:type="dxa" w:w="4413"/>
+          </w:tcPr>
+          <w:p>
+            <w:r>
+              <w:t>前置</w:t>
+            </w:r>
+          </w:p>
+        </w:tc>
+        <w:tc>
+          <w:tcPr>
+            <w:tcW w:type="dxa" w:w="4413"/>
+          </w:tcPr>
+          <w:p>
+            <w:r>
+              <w:t>输出</w:t>
             </w:r>
           </w:p>
         </w:tc>
@@ -4785,57 +4290,31 @@
       <w:tr>
         <w:tc>
           <w:tcPr>
-            <w:tcW w:type="dxa" w:w="3309"/>
-          </w:tcPr>
-          <w:p>
-            <w:r>
-              <w:rPr>
-                <w:sz w:val="18"/>
-              </w:rPr>
-              <w:t>PSP讨论会</w:t>
-            </w:r>
-          </w:p>
-        </w:tc>
-        <w:tc>
-          <w:tcPr>
-            <w:tcW w:type="dxa" w:w="3309"/>
-          </w:tcPr>
-          <w:p>
-            <w:r>
-              <w:rPr>
-                <w:sz w:val="18"/>
-              </w:rPr>
-              <w:t>组织总经理+各部门负责人</w:t>
-              <w:br/>
-              <w:t>对齐真问题认知</w:t>
-              <w:br/>
-              <w:t>确认四项方针方向</w:t>
-            </w:r>
-          </w:p>
-        </w:tc>
-        <w:tc>
-          <w:tcPr>
-            <w:tcW w:type="dxa" w:w="3309"/>
-          </w:tcPr>
-          <w:p>
-            <w:r>
-              <w:rPr>
-                <w:sz w:val="18"/>
-              </w:rPr>
-              <w:t>6月上旬</w:t>
-            </w:r>
-          </w:p>
-        </w:tc>
-        <w:tc>
-          <w:tcPr>
-            <w:tcW w:type="dxa" w:w="3309"/>
-          </w:tcPr>
-          <w:p>
-            <w:r>
-              <w:rPr>
-                <w:sz w:val="18"/>
-              </w:rPr>
-              <w:t>王瑞俊（企管部）</w:t>
+            <w:tcW w:type="dxa" w:w="4413"/>
+          </w:tcPr>
+          <w:p>
+            <w:r>
+              <w:t>与总经理沟通月度经营会插入成本TOP3</w:t>
+            </w:r>
+          </w:p>
+        </w:tc>
+        <w:tc>
+          <w:tcPr>
+            <w:tcW w:type="dxa" w:w="4413"/>
+          </w:tcPr>
+          <w:p>
+            <w:r>
+              <w:t>Pareto分析完成</w:t>
+            </w:r>
+          </w:p>
+        </w:tc>
+        <w:tc>
+          <w:tcPr>
+            <w:tcW w:type="dxa" w:w="4413"/>
+          </w:tcPr>
+          <w:p>
+            <w:r>
+              <w:t>3分钟议程修改</w:t>
             </w:r>
           </w:p>
         </w:tc>
@@ -4843,57 +4322,31 @@
       <w:tr>
         <w:tc>
           <w:tcPr>
-            <w:tcW w:type="dxa" w:w="3309"/>
-          </w:tcPr>
-          <w:p>
-            <w:r>
-              <w:rPr>
-                <w:sz w:val="18"/>
-              </w:rPr>
-              <w:t>DBSO方案报批</w:t>
-            </w:r>
-          </w:p>
-        </w:tc>
-        <w:tc>
-          <w:tcPr>
-            <w:tcW w:type="dxa" w:w="3309"/>
-          </w:tcPr>
-          <w:p>
-            <w:r>
-              <w:rPr>
-                <w:sz w:val="18"/>
-              </w:rPr>
-              <w:t>编制DBSO设立方案</w:t>
-              <w:br/>
-              <w:t>（编制/汇报线/预算/KPI）</w:t>
-              <w:br/>
-              <w:t>报总经理审批</w:t>
-            </w:r>
-          </w:p>
-        </w:tc>
-        <w:tc>
-          <w:tcPr>
-            <w:tcW w:type="dxa" w:w="3309"/>
-          </w:tcPr>
-          <w:p>
-            <w:r>
-              <w:rPr>
-                <w:sz w:val="18"/>
-              </w:rPr>
-              <w:t>6月中旬</w:t>
-            </w:r>
-          </w:p>
-        </w:tc>
-        <w:tc>
-          <w:tcPr>
-            <w:tcW w:type="dxa" w:w="3309"/>
-          </w:tcPr>
-          <w:p>
-            <w:r>
-              <w:rPr>
-                <w:sz w:val="18"/>
-              </w:rPr>
-              <w:t>王瑞俊</w:t>
+            <w:tcW w:type="dxa" w:w="4413"/>
+          </w:tcPr>
+          <w:p>
+            <w:r>
+              <w:t>第一个Mini-Kaizen（2小时）</w:t>
+            </w:r>
+          </w:p>
+        </w:tc>
+        <w:tc>
+          <w:tcPr>
+            <w:tcW w:type="dxa" w:w="4413"/>
+          </w:tcPr>
+          <w:p>
+            <w:r>
+              <w:t>找到合适班组长+问题</w:t>
+            </w:r>
+          </w:p>
+        </w:tc>
+        <w:tc>
+          <w:tcPr>
+            <w:tcW w:type="dxa" w:w="4413"/>
+          </w:tcPr>
+          <w:p>
+            <w:r>
+              <w:t>一线改善成功案例</w:t>
             </w:r>
           </w:p>
         </w:tc>
@@ -4901,57 +4354,31 @@
       <w:tr>
         <w:tc>
           <w:tcPr>
-            <w:tcW w:type="dxa" w:w="3309"/>
-          </w:tcPr>
-          <w:p>
-            <w:r>
-              <w:rPr>
-                <w:sz w:val="18"/>
-              </w:rPr>
-              <w:t>选第一个速赢课题</w:t>
-            </w:r>
-          </w:p>
-        </w:tc>
-        <w:tc>
-          <w:tcPr>
-            <w:tcW w:type="dxa" w:w="3309"/>
-          </w:tcPr>
-          <w:p>
-            <w:r>
-              <w:rPr>
-                <w:sz w:val="18"/>
-              </w:rPr>
-              <w:t>建议标罐VSM当前状态图</w:t>
-              <w:br/>
-              <w:t>（2天现场活动）</w:t>
-              <w:br/>
-              <w:t>或报价流程TPI改善周</w:t>
-            </w:r>
-          </w:p>
-        </w:tc>
-        <w:tc>
-          <w:tcPr>
-            <w:tcW w:type="dxa" w:w="3309"/>
-          </w:tcPr>
-          <w:p>
-            <w:r>
-              <w:rPr>
-                <w:sz w:val="18"/>
-              </w:rPr>
-              <w:t>6月启动</w:t>
-            </w:r>
-          </w:p>
-        </w:tc>
-        <w:tc>
-          <w:tcPr>
-            <w:tcW w:type="dxa" w:w="3309"/>
-          </w:tcPr>
-          <w:p>
-            <w:r>
-              <w:rPr>
-                <w:sz w:val="18"/>
-              </w:rPr>
-              <w:t>DBSO筹备组</w:t>
+            <w:tcW w:type="dxa" w:w="4413"/>
+          </w:tcPr>
+          <w:p>
+            <w:r>
+              <w:t>班组晨会试行浪费/障碍提问</w:t>
+            </w:r>
+          </w:p>
+        </w:tc>
+        <w:tc>
+          <w:tcPr>
+            <w:tcW w:type="dxa" w:w="4413"/>
+          </w:tcPr>
+          <w:p>
+            <w:r>
+              <w:t>班组长认同</w:t>
+            </w:r>
+          </w:p>
+        </w:tc>
+        <w:tc>
+          <w:tcPr>
+            <w:tcW w:type="dxa" w:w="4413"/>
+          </w:tcPr>
+          <w:p>
+            <w:r>
+              <w:t>问题记录清单</w:t>
             </w:r>
           </w:p>
         </w:tc>
@@ -4959,205 +4386,36 @@
       <w:tr>
         <w:tc>
           <w:tcPr>
-            <w:tcW w:type="dxa" w:w="3309"/>
-          </w:tcPr>
-          <w:p>
-            <w:r>
-              <w:rPr>
-                <w:sz w:val="18"/>
-              </w:rPr>
-              <w:t>补充现场数据</w:t>
-            </w:r>
-          </w:p>
-        </w:tc>
-        <w:tc>
-          <w:tcPr>
-            <w:tcW w:type="dxa" w:w="3309"/>
-          </w:tcPr>
-          <w:p>
-            <w:r>
-              <w:rPr>
-                <w:sz w:val="18"/>
-              </w:rPr>
-              <w:t>按PSP报告第七章清单</w:t>
-              <w:br/>
-              <w:t>收集各车间基线数据</w:t>
-            </w:r>
-          </w:p>
-        </w:tc>
-        <w:tc>
-          <w:tcPr>
-            <w:tcW w:type="dxa" w:w="3309"/>
-          </w:tcPr>
-          <w:p>
-            <w:r>
-              <w:rPr>
-                <w:sz w:val="18"/>
-              </w:rPr>
-              <w:t>PSP讨论会前</w:t>
-            </w:r>
-          </w:p>
-        </w:tc>
-        <w:tc>
-          <w:tcPr>
-            <w:tcW w:type="dxa" w:w="3309"/>
-          </w:tcPr>
-          <w:p>
-            <w:r>
-              <w:rPr>
-                <w:sz w:val="18"/>
-              </w:rPr>
-              <w:t>各车间主任</w:t>
-            </w:r>
-          </w:p>
-        </w:tc>
-      </w:tr>
-      <w:tr>
-        <w:tc>
-          <w:tcPr>
-            <w:tcW w:type="dxa" w:w="3309"/>
-          </w:tcPr>
-          <w:p>
-            <w:r>
-              <w:rPr>
-                <w:sz w:val="18"/>
-              </w:rPr>
-              <w:t>特罐搬迁精益节点</w:t>
-            </w:r>
-          </w:p>
-        </w:tc>
-        <w:tc>
-          <w:tcPr>
-            <w:tcW w:type="dxa" w:w="3309"/>
-          </w:tcPr>
-          <w:p>
-            <w:r>
-              <w:rPr>
-                <w:sz w:val="18"/>
-              </w:rPr>
-              <w:t>在搬迁项目章程中插入</w:t>
-              <w:br/>
-              <w:t>精益设计审查节点</w:t>
-            </w:r>
-          </w:p>
-        </w:tc>
-        <w:tc>
-          <w:tcPr>
-            <w:tcW w:type="dxa" w:w="3309"/>
-          </w:tcPr>
-          <w:p>
-            <w:r>
-              <w:rPr>
-                <w:sz w:val="18"/>
-              </w:rPr>
-              <w:t>立即</w:t>
-            </w:r>
-          </w:p>
-        </w:tc>
-        <w:tc>
-          <w:tcPr>
-            <w:tcW w:type="dxa" w:w="3309"/>
-          </w:tcPr>
-          <w:p>
-            <w:r>
-              <w:rPr>
-                <w:sz w:val="18"/>
-              </w:rPr>
-              <w:t>杨殿伟 + 王瑞俊</w:t>
-            </w:r>
-          </w:p>
-        </w:tc>
-      </w:tr>
-      <w:tr>
-        <w:tc>
-          <w:tcPr>
-            <w:tcW w:type="dxa" w:w="3309"/>
-          </w:tcPr>
-          <w:p>
-            <w:r>
-              <w:rPr>
-                <w:sz w:val="18"/>
-              </w:rPr>
-              <w:t>精益激励机制报批</w:t>
-            </w:r>
-          </w:p>
-        </w:tc>
-        <w:tc>
-          <w:tcPr>
-            <w:tcW w:type="dxa" w:w="3309"/>
-          </w:tcPr>
-          <w:p>
-            <w:r>
-              <w:rPr>
-                <w:sz w:val="18"/>
-              </w:rPr>
-              <w:t>编制激励方案</w:t>
-              <w:br/>
-              <w:t>对接现有KPI体系</w:t>
-            </w:r>
-          </w:p>
-        </w:tc>
-        <w:tc>
-          <w:tcPr>
-            <w:tcW w:type="dxa" w:w="3309"/>
-          </w:tcPr>
-          <w:p>
-            <w:r>
-              <w:rPr>
-                <w:sz w:val="18"/>
-              </w:rPr>
-              <w:t>6月下旬</w:t>
-            </w:r>
-          </w:p>
-        </w:tc>
-        <w:tc>
-          <w:tcPr>
-            <w:tcW w:type="dxa" w:w="3309"/>
-          </w:tcPr>
-          <w:p>
-            <w:r>
-              <w:rPr>
-                <w:sz w:val="18"/>
-              </w:rPr>
-              <w:t>企管部</w:t>
+            <w:tcW w:type="dxa" w:w="4413"/>
+          </w:tcPr>
+          <w:p>
+            <w:r>
+              <w:t>决定PSP讨论会时间和范围</w:t>
+            </w:r>
+          </w:p>
+        </w:tc>
+        <w:tc>
+          <w:tcPr>
+            <w:tcW w:type="dxa" w:w="4413"/>
+          </w:tcPr>
+          <w:p>
+            <w:r>
+              <w:t>Phase 0产出可展示</w:t>
+            </w:r>
+          </w:p>
+        </w:tc>
+        <w:tc>
+          <w:tcPr>
+            <w:tcW w:type="dxa" w:w="4413"/>
+          </w:tcPr>
+          <w:p>
+            <w:r>
+              <w:t>讨论会邀请</w:t>
             </w:r>
           </w:p>
         </w:tc>
       </w:tr>
     </w:tbl>
-    <w:p>
-      <w:r>
-        <w:rPr>
-          <w:rFonts w:ascii="微软雅黑" w:hAnsi="微软雅黑" w:eastAsia="微软雅黑"/>
-          <w:b w:val="0"/>
-          <w:sz w:val="20"/>
-        </w:rPr>
-      </w:r>
-    </w:p>
-    <w:p>
-      <w:r>
-        <w:rPr>
-          <w:rFonts w:ascii="微软雅黑" w:hAnsi="微软雅黑" w:eastAsia="微软雅黑"/>
-          <w:b/>
-          <w:sz w:val="20"/>
-        </w:rPr>
-        <w:t>关联文件：</w:t>
-      </w:r>
-    </w:p>
-    <w:p>
-      <w:r>
-        <w:rPr>
-          <w:rFonts w:ascii="微软雅黑" w:hAnsi="微软雅黑" w:eastAsia="微软雅黑"/>
-          <w:b w:val="0"/>
-          <w:sz w:val="18"/>
-        </w:rPr>
-        <w:t>- PSP问题分析报告.docx —— 从真问题识别到偏差分析的完整推导</w:t>
-        <w:br/>
-        <w:t>- 年度精益活动计划表.xlsx —— 时间表+责任矩阵+KPI追踪</w:t>
-        <w:br/>
-        <w:t>- 2026年精益改善地图.md —— Obsidian总纲（Markdown版）</w:t>
-      </w:r>
-    </w:p>
     <w:sectPr>
       <w:pgSz w:w="16838" w:h="11906"/>
       <w:pgMar w:top="1440" w:right="1800" w:bottom="1440" w:left="1800" w:header="720" w:footer="720" w:gutter="0"/>
@@ -5532,7 +4790,7 @@
     <w:qFormat/>
     <w:rsid w:val="00FC693F"/>
     <w:rPr>
-      <w:rFonts w:ascii="微软雅黑" w:hAnsi="微软雅黑" w:eastAsia="微软雅黑"/>
+      <w:rFonts w:ascii="Microsoft YaHei" w:hAnsi="Microsoft YaHei"/>
       <w:sz w:val="20"/>
     </w:rPr>
   </w:style>
